--- a/docs/kho/So-kho-va-phieu-nhap-kho.docx
+++ b/docs/kho/So-kho-va-phieu-nhap-kho.docx
@@ -5434,6 +5434,84 @@
                 <w:color w:val="164E63"/>
                 <w:sz w:val="19"/>
               </w:rPr>
+              <w:t xml:space="preserve">supplier_code</w:t>
+            </w:r>
+          </w:p>
+        </w:tc>
+        <w:tc>
+          <w:tcPr>
+            <w:tcW w:w="2207" w:type="dxa"/>
+            <w:tcMar>
+              <w:top w:w="70" w:type="dxa"/>
+              <w:left w:w="100" w:type="dxa"/>
+              <w:bottom w:w="70" w:type="dxa"/>
+              <w:right w:w="100" w:type="dxa"/>
+            </w:tcMar>
+          </w:tcPr>
+          <w:p>
+            <w:pPr>
+              <w:pStyle w:val="TableText"/>
+            </w:pPr>
+            <w:r>
+              <w:t xml:space="preserve">varchar(20), có thể trống</w:t>
+            </w:r>
+          </w:p>
+        </w:tc>
+        <w:tc>
+          <w:tcPr>
+            <w:tcW w:w="5298" w:type="dxa"/>
+            <w:tcMar>
+              <w:top w:w="70" w:type="dxa"/>
+              <w:left w:w="100" w:type="dxa"/>
+              <w:bottom w:w="70" w:type="dxa"/>
+              <w:right w:w="100" w:type="dxa"/>
+            </w:tcMar>
+          </w:tcPr>
+          <w:p>
+            <w:pPr>
+              <w:pStyle w:val="TableText"/>
+            </w:pPr>
+            <w:r>
+              <w:t xml:space="preserve">Nhà cung cấp trong danh mục → </w:t>
+            </w:r>
+            <w:r>
+              <w:rPr>
+                <w:rFonts w:ascii="Consolas" w:hAnsi="Consolas" w:cs="Consolas"/>
+                <w:color w:val="164E63"/>
+                <w:sz w:val="19"/>
+              </w:rPr>
+              <w:t xml:space="preserve">erp_supplier.code</w:t>
+            </w:r>
+            <w:r>
+              <w:t xml:space="preserve">; chọn từ danh mục (ô tra cứu) thì có mã</w:t>
+            </w:r>
+          </w:p>
+        </w:tc>
+      </w:tr>
+      <w:tr>
+        <w:trPr>
+          <w:cantSplit/>
+        </w:trPr>
+        <w:tc>
+          <w:tcPr>
+            <w:tcW w:w="1854" w:type="dxa"/>
+            <w:tcMar>
+              <w:top w:w="70" w:type="dxa"/>
+              <w:left w:w="100" w:type="dxa"/>
+              <w:bottom w:w="70" w:type="dxa"/>
+              <w:right w:w="100" w:type="dxa"/>
+            </w:tcMar>
+          </w:tcPr>
+          <w:p>
+            <w:pPr>
+              <w:pStyle w:val="TableText"/>
+            </w:pPr>
+            <w:r>
+              <w:rPr>
+                <w:rFonts w:ascii="Consolas" w:hAnsi="Consolas" w:cs="Consolas"/>
+                <w:color w:val="164E63"/>
+                <w:sz w:val="19"/>
+              </w:rPr>
               <w:t xml:space="preserve">supplier_name</w:t>
             </w:r>
           </w:p>
@@ -5472,7 +5550,18 @@
               <w:pStyle w:val="TableText"/>
             </w:pPr>
             <w:r>
-              <w:t xml:space="preserve">Nhà cung cấp (chữ tự do)</w:t>
+              <w:t xml:space="preserve">Tên nhà cung cấp: lấy từ danh mục khi có </w:t>
+            </w:r>
+            <w:r>
+              <w:rPr>
+                <w:rFonts w:ascii="Consolas" w:hAnsi="Consolas" w:cs="Consolas"/>
+                <w:color w:val="164E63"/>
+                <w:sz w:val="19"/>
+              </w:rPr>
+              <w:t xml:space="preserve">supplier_code</w:t>
+            </w:r>
+            <w:r>
+              <w:t xml:space="preserve">, còn không là chữ tự do</w:t>
             </w:r>
           </w:p>
         </w:tc>
@@ -5953,9 +6042,9 @@
         </w:tblBorders>
       </w:tblPr>
       <w:tblGrid>
-        <w:gridCol w:w="1409"/>
-        <w:gridCol w:w="1912"/>
-        <w:gridCol w:w="6038"/>
+        <w:gridCol w:w="1493"/>
+        <w:gridCol w:w="1891"/>
+        <w:gridCol w:w="5975"/>
       </w:tblGrid>
       <w:tr>
         <w:trPr>
@@ -5963,7 +6052,7 @@
         </w:trPr>
         <w:tc>
           <w:tcPr>
-            <w:tcW w:w="1409" w:type="dxa"/>
+            <w:tcW w:w="1493" w:type="dxa"/>
             <w:shd w:val="clear" w:fill="DCE9F3"/>
             <w:tcMar>
               <w:top w:w="70" w:type="dxa"/>
@@ -5983,7 +6072,7 @@
         </w:tc>
         <w:tc>
           <w:tcPr>
-            <w:tcW w:w="1912" w:type="dxa"/>
+            <w:tcW w:w="1891" w:type="dxa"/>
             <w:shd w:val="clear" w:fill="DCE9F3"/>
             <w:tcMar>
               <w:top w:w="70" w:type="dxa"/>
@@ -6003,7 +6092,7 @@
         </w:tc>
         <w:tc>
           <w:tcPr>
-            <w:tcW w:w="6038" w:type="dxa"/>
+            <w:tcW w:w="5975" w:type="dxa"/>
             <w:shd w:val="clear" w:fill="DCE9F3"/>
             <w:tcMar>
               <w:top w:w="70" w:type="dxa"/>
@@ -6028,7 +6117,7 @@
         </w:trPr>
         <w:tc>
           <w:tcPr>
-            <w:tcW w:w="1409" w:type="dxa"/>
+            <w:tcW w:w="1493" w:type="dxa"/>
             <w:tcMar>
               <w:top w:w="70" w:type="dxa"/>
               <w:left w:w="100" w:type="dxa"/>
@@ -6052,7 +6141,7 @@
         </w:tc>
         <w:tc>
           <w:tcPr>
-            <w:tcW w:w="1912" w:type="dxa"/>
+            <w:tcW w:w="1891" w:type="dxa"/>
             <w:tcMar>
               <w:top w:w="70" w:type="dxa"/>
               <w:left w:w="100" w:type="dxa"/>
@@ -6071,7 +6160,7 @@
         </w:tc>
         <w:tc>
           <w:tcPr>
-            <w:tcW w:w="6038" w:type="dxa"/>
+            <w:tcW w:w="5975" w:type="dxa"/>
             <w:tcMar>
               <w:top w:w="70" w:type="dxa"/>
               <w:left w:w="100" w:type="dxa"/>
@@ -6101,7 +6190,7 @@
         </w:trPr>
         <w:tc>
           <w:tcPr>
-            <w:tcW w:w="1409" w:type="dxa"/>
+            <w:tcW w:w="1493" w:type="dxa"/>
             <w:tcMar>
               <w:top w:w="70" w:type="dxa"/>
               <w:left w:w="100" w:type="dxa"/>
@@ -6125,7 +6214,7 @@
         </w:tc>
         <w:tc>
           <w:tcPr>
-            <w:tcW w:w="1912" w:type="dxa"/>
+            <w:tcW w:w="1891" w:type="dxa"/>
             <w:tcMar>
               <w:top w:w="70" w:type="dxa"/>
               <w:left w:w="100" w:type="dxa"/>
@@ -6144,7 +6233,7 @@
         </w:tc>
         <w:tc>
           <w:tcPr>
-            <w:tcW w:w="6038" w:type="dxa"/>
+            <w:tcW w:w="5975" w:type="dxa"/>
             <w:tcMar>
               <w:top w:w="70" w:type="dxa"/>
               <w:left w:w="100" w:type="dxa"/>
@@ -6176,7 +6265,7 @@
         </w:trPr>
         <w:tc>
           <w:tcPr>
-            <w:tcW w:w="1409" w:type="dxa"/>
+            <w:tcW w:w="1493" w:type="dxa"/>
             <w:tcMar>
               <w:top w:w="70" w:type="dxa"/>
               <w:left w:w="100" w:type="dxa"/>
@@ -6200,7 +6289,7 @@
         </w:tc>
         <w:tc>
           <w:tcPr>
-            <w:tcW w:w="1912" w:type="dxa"/>
+            <w:tcW w:w="1891" w:type="dxa"/>
             <w:tcMar>
               <w:top w:w="70" w:type="dxa"/>
               <w:left w:w="100" w:type="dxa"/>
@@ -6235,7 +6324,7 @@
         </w:tc>
         <w:tc>
           <w:tcPr>
-            <w:tcW w:w="6038" w:type="dxa"/>
+            <w:tcW w:w="5975" w:type="dxa"/>
             <w:tcMar>
               <w:top w:w="70" w:type="dxa"/>
               <w:left w:w="100" w:type="dxa"/>
@@ -6278,7 +6367,7 @@
         </w:trPr>
         <w:tc>
           <w:tcPr>
-            <w:tcW w:w="1409" w:type="dxa"/>
+            <w:tcW w:w="1493" w:type="dxa"/>
             <w:tcMar>
               <w:top w:w="70" w:type="dxa"/>
               <w:left w:w="100" w:type="dxa"/>
@@ -6302,7 +6391,7 @@
         </w:tc>
         <w:tc>
           <w:tcPr>
-            <w:tcW w:w="1912" w:type="dxa"/>
+            <w:tcW w:w="1891" w:type="dxa"/>
             <w:tcMar>
               <w:top w:w="70" w:type="dxa"/>
               <w:left w:w="100" w:type="dxa"/>
@@ -6321,7 +6410,7 @@
         </w:tc>
         <w:tc>
           <w:tcPr>
-            <w:tcW w:w="6038" w:type="dxa"/>
+            <w:tcW w:w="5975" w:type="dxa"/>
             <w:tcMar>
               <w:top w:w="70" w:type="dxa"/>
               <w:left w:w="100" w:type="dxa"/>
@@ -6353,31 +6442,31 @@
         </w:trPr>
         <w:tc>
           <w:tcPr>
-            <w:tcW w:w="1409" w:type="dxa"/>
-            <w:tcMar>
-              <w:top w:w="70" w:type="dxa"/>
-              <w:left w:w="100" w:type="dxa"/>
-              <w:bottom w:w="70" w:type="dxa"/>
-              <w:right w:w="100" w:type="dxa"/>
-            </w:tcMar>
-          </w:tcPr>
-          <w:p>
-            <w:pPr>
-              <w:pStyle w:val="TableText"/>
-            </w:pPr>
-            <w:r>
-              <w:rPr>
-                <w:rFonts w:ascii="Consolas" w:hAnsi="Consolas" w:cs="Consolas"/>
-                <w:color w:val="164E63"/>
-                <w:sz w:val="19"/>
-              </w:rPr>
-              <w:t xml:space="preserve">product_code</w:t>
-            </w:r>
-          </w:p>
-        </w:tc>
-        <w:tc>
-          <w:tcPr>
-            <w:tcW w:w="1912" w:type="dxa"/>
+            <w:tcW w:w="1493" w:type="dxa"/>
+            <w:tcMar>
+              <w:top w:w="70" w:type="dxa"/>
+              <w:left w:w="100" w:type="dxa"/>
+              <w:bottom w:w="70" w:type="dxa"/>
+              <w:right w:w="100" w:type="dxa"/>
+            </w:tcMar>
+          </w:tcPr>
+          <w:p>
+            <w:pPr>
+              <w:pStyle w:val="TableText"/>
+            </w:pPr>
+            <w:r>
+              <w:rPr>
+                <w:rFonts w:ascii="Consolas" w:hAnsi="Consolas" w:cs="Consolas"/>
+                <w:color w:val="164E63"/>
+                <w:sz w:val="19"/>
+              </w:rPr>
+              <w:t xml:space="preserve">material_code</w:t>
+            </w:r>
+          </w:p>
+        </w:tc>
+        <w:tc>
+          <w:tcPr>
+            <w:tcW w:w="1891" w:type="dxa"/>
             <w:tcMar>
               <w:top w:w="70" w:type="dxa"/>
               <w:left w:w="100" w:type="dxa"/>
@@ -6396,7 +6485,7 @@
         </w:tc>
         <w:tc>
           <w:tcPr>
-            <w:tcW w:w="6038" w:type="dxa"/>
+            <w:tcW w:w="5975" w:type="dxa"/>
             <w:tcMar>
               <w:top w:w="70" w:type="dxa"/>
               <w:left w:w="100" w:type="dxa"/>
@@ -6420,7 +6509,18 @@
               <w:t xml:space="preserve">erp_material.code</w:t>
             </w:r>
             <w:r>
-              <w:t xml:space="preserve"> (viết hoa khi lưu)</w:t>
+              <w:t xml:space="preserve"> (viết hoa khi lưu). Phải là vật tư đang dùng; dòng hàng (</w:t>
+            </w:r>
+            <w:r>
+              <w:rPr>
+                <w:rFonts w:ascii="Consolas" w:hAnsi="Consolas" w:cs="Consolas"/>
+                <w:color w:val="164E63"/>
+                <w:sz w:val="19"/>
+              </w:rPr>
+              <w:t xml:space="preserve">ITEM</w:t>
+            </w:r>
+            <w:r>
+              <w:t xml:space="preserve">) phải là vật tư tồn kho</w:t>
             </w:r>
           </w:p>
         </w:tc>
@@ -6431,31 +6531,31 @@
         </w:trPr>
         <w:tc>
           <w:tcPr>
-            <w:tcW w:w="1409" w:type="dxa"/>
-            <w:tcMar>
-              <w:top w:w="70" w:type="dxa"/>
-              <w:left w:w="100" w:type="dxa"/>
-              <w:bottom w:w="70" w:type="dxa"/>
-              <w:right w:w="100" w:type="dxa"/>
-            </w:tcMar>
-          </w:tcPr>
-          <w:p>
-            <w:pPr>
-              <w:pStyle w:val="TableText"/>
-            </w:pPr>
-            <w:r>
-              <w:rPr>
-                <w:rFonts w:ascii="Consolas" w:hAnsi="Consolas" w:cs="Consolas"/>
-                <w:color w:val="164E63"/>
-                <w:sz w:val="19"/>
-              </w:rPr>
-              <w:t xml:space="preserve">product_name</w:t>
-            </w:r>
-          </w:p>
-        </w:tc>
-        <w:tc>
-          <w:tcPr>
-            <w:tcW w:w="1912" w:type="dxa"/>
+            <w:tcW w:w="1493" w:type="dxa"/>
+            <w:tcMar>
+              <w:top w:w="70" w:type="dxa"/>
+              <w:left w:w="100" w:type="dxa"/>
+              <w:bottom w:w="70" w:type="dxa"/>
+              <w:right w:w="100" w:type="dxa"/>
+            </w:tcMar>
+          </w:tcPr>
+          <w:p>
+            <w:pPr>
+              <w:pStyle w:val="TableText"/>
+            </w:pPr>
+            <w:r>
+              <w:rPr>
+                <w:rFonts w:ascii="Consolas" w:hAnsi="Consolas" w:cs="Consolas"/>
+                <w:color w:val="164E63"/>
+                <w:sz w:val="19"/>
+              </w:rPr>
+              <w:t xml:space="preserve">material_name</w:t>
+            </w:r>
+          </w:p>
+        </w:tc>
+        <w:tc>
+          <w:tcPr>
+            <w:tcW w:w="1891" w:type="dxa"/>
             <w:tcMar>
               <w:top w:w="70" w:type="dxa"/>
               <w:left w:w="100" w:type="dxa"/>
@@ -6474,20 +6574,29 @@
         </w:tc>
         <w:tc>
           <w:tcPr>
-            <w:tcW w:w="6038" w:type="dxa"/>
-            <w:tcMar>
-              <w:top w:w="70" w:type="dxa"/>
-              <w:left w:w="100" w:type="dxa"/>
-              <w:bottom w:w="70" w:type="dxa"/>
-              <w:right w:w="100" w:type="dxa"/>
-            </w:tcMar>
-          </w:tcPr>
-          <w:p>
-            <w:pPr>
-              <w:pStyle w:val="TableText"/>
-            </w:pPr>
-            <w:r>
-              <w:t xml:space="preserve">Tên vật tư lúc lập phiếu (lưu lại để phiếu cũ không đổi khi đổi tên vật tư)</w:t>
+            <w:tcW w:w="5975" w:type="dxa"/>
+            <w:tcMar>
+              <w:top w:w="70" w:type="dxa"/>
+              <w:left w:w="100" w:type="dxa"/>
+              <w:bottom w:w="70" w:type="dxa"/>
+              <w:right w:w="100" w:type="dxa"/>
+            </w:tcMar>
+          </w:tcPr>
+          <w:p>
+            <w:pPr>
+              <w:pStyle w:val="TableText"/>
+            </w:pPr>
+            <w:r>
+              <w:t xml:space="preserve">Tên vật tư lúc lưu phiếu, </w:t>
+            </w:r>
+            <w:r>
+              <w:rPr>
+                <w:b/>
+              </w:rPr>
+              <w:t xml:space="preserve">lấy từ danh mục</w:t>
+            </w:r>
+            <w:r>
+              <w:t xml:space="preserve"> (phiếu cũ không đổi khi đổi tên vật tư)</w:t>
             </w:r>
           </w:p>
         </w:tc>
@@ -6498,31 +6607,31 @@
         </w:trPr>
         <w:tc>
           <w:tcPr>
-            <w:tcW w:w="1409" w:type="dxa"/>
-            <w:tcMar>
-              <w:top w:w="70" w:type="dxa"/>
-              <w:left w:w="100" w:type="dxa"/>
-              <w:bottom w:w="70" w:type="dxa"/>
-              <w:right w:w="100" w:type="dxa"/>
-            </w:tcMar>
-          </w:tcPr>
-          <w:p>
-            <w:pPr>
-              <w:pStyle w:val="TableText"/>
-            </w:pPr>
-            <w:r>
-              <w:rPr>
-                <w:rFonts w:ascii="Consolas" w:hAnsi="Consolas" w:cs="Consolas"/>
-                <w:color w:val="164E63"/>
-                <w:sz w:val="19"/>
-              </w:rPr>
-              <w:t xml:space="preserve">unit</w:t>
-            </w:r>
-          </w:p>
-        </w:tc>
-        <w:tc>
-          <w:tcPr>
-            <w:tcW w:w="1912" w:type="dxa"/>
+            <w:tcW w:w="1493" w:type="dxa"/>
+            <w:tcMar>
+              <w:top w:w="70" w:type="dxa"/>
+              <w:left w:w="100" w:type="dxa"/>
+              <w:bottom w:w="70" w:type="dxa"/>
+              <w:right w:w="100" w:type="dxa"/>
+            </w:tcMar>
+          </w:tcPr>
+          <w:p>
+            <w:pPr>
+              <w:pStyle w:val="TableText"/>
+            </w:pPr>
+            <w:r>
+              <w:rPr>
+                <w:rFonts w:ascii="Consolas" w:hAnsi="Consolas" w:cs="Consolas"/>
+                <w:color w:val="164E63"/>
+                <w:sz w:val="19"/>
+              </w:rPr>
+              <w:t xml:space="preserve">uom_code</w:t>
+            </w:r>
+          </w:p>
+        </w:tc>
+        <w:tc>
+          <w:tcPr>
+            <w:tcW w:w="1891" w:type="dxa"/>
             <w:tcMar>
               <w:top w:w="70" w:type="dxa"/>
               <w:left w:w="100" w:type="dxa"/>
@@ -6541,20 +6650,42 @@
         </w:tc>
         <w:tc>
           <w:tcPr>
-            <w:tcW w:w="6038" w:type="dxa"/>
-            <w:tcMar>
-              <w:top w:w="70" w:type="dxa"/>
-              <w:left w:w="100" w:type="dxa"/>
-              <w:bottom w:w="70" w:type="dxa"/>
-              <w:right w:w="100" w:type="dxa"/>
-            </w:tcMar>
-          </w:tcPr>
-          <w:p>
-            <w:pPr>
-              <w:pStyle w:val="TableText"/>
-            </w:pPr>
-            <w:r>
-              <w:t xml:space="preserve">Đơn vị tính ghi trên dòng (chữ; chưa quy đổi)</w:t>
+            <w:tcW w:w="5975" w:type="dxa"/>
+            <w:tcMar>
+              <w:top w:w="70" w:type="dxa"/>
+              <w:left w:w="100" w:type="dxa"/>
+              <w:bottom w:w="70" w:type="dxa"/>
+              <w:right w:w="100" w:type="dxa"/>
+            </w:tcMar>
+          </w:tcPr>
+          <w:p>
+            <w:pPr>
+              <w:pStyle w:val="TableText"/>
+            </w:pPr>
+            <w:r>
+              <w:t xml:space="preserve">Đơn vị tính của dòng → </w:t>
+            </w:r>
+            <w:r>
+              <w:rPr>
+                <w:rFonts w:ascii="Consolas" w:hAnsi="Consolas" w:cs="Consolas"/>
+                <w:color w:val="164E63"/>
+                <w:sz w:val="19"/>
+              </w:rPr>
+              <w:t xml:space="preserve">erp_uom.code</w:t>
+            </w:r>
+            <w:r>
+              <w:t xml:space="preserve">: đơn vị gốc của vật tư hoặc đơn vị có quy đổi sang đơn vị gốc (</w:t>
+            </w:r>
+            <w:r>
+              <w:rPr>
+                <w:rFonts w:ascii="Consolas" w:hAnsi="Consolas" w:cs="Consolas"/>
+                <w:color w:val="164E63"/>
+                <w:sz w:val="19"/>
+              </w:rPr>
+              <w:t xml:space="preserve">erp_uom_conversion</w:t>
+            </w:r>
+            <w:r>
+              <w:t xml:space="preserve">); sổ kho quy đổi khi ghi sổ</w:t>
             </w:r>
           </w:p>
         </w:tc>
@@ -6565,7 +6696,7 @@
         </w:trPr>
         <w:tc>
           <w:tcPr>
-            <w:tcW w:w="1409" w:type="dxa"/>
+            <w:tcW w:w="1493" w:type="dxa"/>
             <w:tcMar>
               <w:top w:w="70" w:type="dxa"/>
               <w:left w:w="100" w:type="dxa"/>
@@ -6589,7 +6720,7 @@
         </w:tc>
         <w:tc>
           <w:tcPr>
-            <w:tcW w:w="1912" w:type="dxa"/>
+            <w:tcW w:w="1891" w:type="dxa"/>
             <w:tcMar>
               <w:top w:w="70" w:type="dxa"/>
               <w:left w:w="100" w:type="dxa"/>
@@ -6608,7 +6739,7 @@
         </w:tc>
         <w:tc>
           <w:tcPr>
-            <w:tcW w:w="6038" w:type="dxa"/>
+            <w:tcW w:w="5975" w:type="dxa"/>
             <w:tcMar>
               <w:top w:w="70" w:type="dxa"/>
               <w:left w:w="100" w:type="dxa"/>
@@ -6632,7 +6763,7 @@
         </w:trPr>
         <w:tc>
           <w:tcPr>
-            <w:tcW w:w="1409" w:type="dxa"/>
+            <w:tcW w:w="1493" w:type="dxa"/>
             <w:tcMar>
               <w:top w:w="70" w:type="dxa"/>
               <w:left w:w="100" w:type="dxa"/>
@@ -6656,7 +6787,7 @@
         </w:tc>
         <w:tc>
           <w:tcPr>
-            <w:tcW w:w="1912" w:type="dxa"/>
+            <w:tcW w:w="1891" w:type="dxa"/>
             <w:tcMar>
               <w:top w:w="70" w:type="dxa"/>
               <w:left w:w="100" w:type="dxa"/>
@@ -6675,7 +6806,7 @@
         </w:tc>
         <w:tc>
           <w:tcPr>
-            <w:tcW w:w="6038" w:type="dxa"/>
+            <w:tcW w:w="5975" w:type="dxa"/>
             <w:tcMar>
               <w:top w:w="70" w:type="dxa"/>
               <w:left w:w="100" w:type="dxa"/>
@@ -6699,7 +6830,7 @@
         </w:trPr>
         <w:tc>
           <w:tcPr>
-            <w:tcW w:w="1409" w:type="dxa"/>
+            <w:tcW w:w="1493" w:type="dxa"/>
             <w:tcMar>
               <w:top w:w="70" w:type="dxa"/>
               <w:left w:w="100" w:type="dxa"/>
@@ -6723,7 +6854,7 @@
         </w:tc>
         <w:tc>
           <w:tcPr>
-            <w:tcW w:w="1912" w:type="dxa"/>
+            <w:tcW w:w="1891" w:type="dxa"/>
             <w:tcMar>
               <w:top w:w="70" w:type="dxa"/>
               <w:left w:w="100" w:type="dxa"/>
@@ -6742,7 +6873,7 @@
         </w:tc>
         <w:tc>
           <w:tcPr>
-            <w:tcW w:w="6038" w:type="dxa"/>
+            <w:tcW w:w="5975" w:type="dxa"/>
             <w:tcMar>
               <w:top w:w="70" w:type="dxa"/>
               <w:left w:w="100" w:type="dxa"/>
@@ -6766,7 +6897,7 @@
         </w:trPr>
         <w:tc>
           <w:tcPr>
-            <w:tcW w:w="1409" w:type="dxa"/>
+            <w:tcW w:w="1493" w:type="dxa"/>
             <w:tcMar>
               <w:top w:w="70" w:type="dxa"/>
               <w:left w:w="100" w:type="dxa"/>
@@ -6790,7 +6921,7 @@
         </w:tc>
         <w:tc>
           <w:tcPr>
-            <w:tcW w:w="1912" w:type="dxa"/>
+            <w:tcW w:w="1891" w:type="dxa"/>
             <w:tcMar>
               <w:top w:w="70" w:type="dxa"/>
               <w:left w:w="100" w:type="dxa"/>
@@ -6809,7 +6940,7 @@
         </w:tc>
         <w:tc>
           <w:tcPr>
-            <w:tcW w:w="6038" w:type="dxa"/>
+            <w:tcW w:w="5975" w:type="dxa"/>
             <w:tcMar>
               <w:top w:w="70" w:type="dxa"/>
               <w:left w:w="100" w:type="dxa"/>
@@ -6833,7 +6964,7 @@
         </w:trPr>
         <w:tc>
           <w:tcPr>
-            <w:tcW w:w="1409" w:type="dxa"/>
+            <w:tcW w:w="1493" w:type="dxa"/>
             <w:tcMar>
               <w:top w:w="70" w:type="dxa"/>
               <w:left w:w="100" w:type="dxa"/>
@@ -6857,7 +6988,7 @@
         </w:tc>
         <w:tc>
           <w:tcPr>
-            <w:tcW w:w="1912" w:type="dxa"/>
+            <w:tcW w:w="1891" w:type="dxa"/>
             <w:tcMar>
               <w:top w:w="70" w:type="dxa"/>
               <w:left w:w="100" w:type="dxa"/>
@@ -6876,7 +7007,7 @@
         </w:tc>
         <w:tc>
           <w:tcPr>
-            <w:tcW w:w="6038" w:type="dxa"/>
+            <w:tcW w:w="5975" w:type="dxa"/>
             <w:tcMar>
               <w:top w:w="70" w:type="dxa"/>
               <w:left w:w="100" w:type="dxa"/>
@@ -13750,9 +13881,9 @@
         </w:tblBorders>
       </w:tblPr>
       <w:tblGrid>
-        <w:gridCol w:w="4069"/>
-        <w:gridCol w:w="2984"/>
-        <w:gridCol w:w="2306"/>
+        <w:gridCol w:w="3719"/>
+        <w:gridCol w:w="2727"/>
+        <w:gridCol w:w="2913"/>
       </w:tblGrid>
       <w:tr>
         <w:trPr>
@@ -13760,7 +13891,7 @@
         </w:trPr>
         <w:tc>
           <w:tcPr>
-            <w:tcW w:w="4069" w:type="dxa"/>
+            <w:tcW w:w="3719" w:type="dxa"/>
             <w:shd w:val="clear" w:fill="DCE9F3"/>
             <w:tcMar>
               <w:top w:w="70" w:type="dxa"/>
@@ -13780,7 +13911,7 @@
         </w:tc>
         <w:tc>
           <w:tcPr>
-            <w:tcW w:w="2984" w:type="dxa"/>
+            <w:tcW w:w="2727" w:type="dxa"/>
             <w:shd w:val="clear" w:fill="DCE9F3"/>
             <w:tcMar>
               <w:top w:w="70" w:type="dxa"/>
@@ -13800,7 +13931,7 @@
         </w:tc>
         <w:tc>
           <w:tcPr>
-            <w:tcW w:w="2306" w:type="dxa"/>
+            <w:tcW w:w="2913" w:type="dxa"/>
             <w:shd w:val="clear" w:fill="DCE9F3"/>
             <w:tcMar>
               <w:top w:w="70" w:type="dxa"/>
@@ -13825,7 +13956,7 @@
         </w:trPr>
         <w:tc>
           <w:tcPr>
-            <w:tcW w:w="4069" w:type="dxa"/>
+            <w:tcW w:w="3719" w:type="dxa"/>
             <w:tcMar>
               <w:top w:w="70" w:type="dxa"/>
               <w:left w:w="100" w:type="dxa"/>
@@ -13849,7 +13980,7 @@
         </w:tc>
         <w:tc>
           <w:tcPr>
-            <w:tcW w:w="2984" w:type="dxa"/>
+            <w:tcW w:w="2727" w:type="dxa"/>
             <w:tcMar>
               <w:top w:w="70" w:type="dxa"/>
               <w:left w:w="100" w:type="dxa"/>
@@ -13873,7 +14004,7 @@
         </w:tc>
         <w:tc>
           <w:tcPr>
-            <w:tcW w:w="2306" w:type="dxa"/>
+            <w:tcW w:w="2913" w:type="dxa"/>
             <w:tcMar>
               <w:top w:w="70" w:type="dxa"/>
               <w:left w:w="100" w:type="dxa"/>
@@ -13897,7 +14028,7 @@
         </w:trPr>
         <w:tc>
           <w:tcPr>
-            <w:tcW w:w="4069" w:type="dxa"/>
+            <w:tcW w:w="3719" w:type="dxa"/>
             <w:tcMar>
               <w:top w:w="70" w:type="dxa"/>
               <w:left w:w="100" w:type="dxa"/>
@@ -13921,7 +14052,7 @@
         </w:tc>
         <w:tc>
           <w:tcPr>
-            <w:tcW w:w="2984" w:type="dxa"/>
+            <w:tcW w:w="2727" w:type="dxa"/>
             <w:tcMar>
               <w:top w:w="70" w:type="dxa"/>
               <w:left w:w="100" w:type="dxa"/>
@@ -13945,7 +14076,7 @@
         </w:tc>
         <w:tc>
           <w:tcPr>
-            <w:tcW w:w="2306" w:type="dxa"/>
+            <w:tcW w:w="2913" w:type="dxa"/>
             <w:tcMar>
               <w:top w:w="70" w:type="dxa"/>
               <w:left w:w="100" w:type="dxa"/>
@@ -13969,7 +14100,7 @@
         </w:trPr>
         <w:tc>
           <w:tcPr>
-            <w:tcW w:w="4069" w:type="dxa"/>
+            <w:tcW w:w="3719" w:type="dxa"/>
             <w:tcMar>
               <w:top w:w="70" w:type="dxa"/>
               <w:left w:w="100" w:type="dxa"/>
@@ -13993,7 +14124,7 @@
         </w:tc>
         <w:tc>
           <w:tcPr>
-            <w:tcW w:w="2984" w:type="dxa"/>
+            <w:tcW w:w="2727" w:type="dxa"/>
             <w:tcMar>
               <w:top w:w="70" w:type="dxa"/>
               <w:left w:w="100" w:type="dxa"/>
@@ -14017,7 +14148,7 @@
         </w:tc>
         <w:tc>
           <w:tcPr>
-            <w:tcW w:w="2306" w:type="dxa"/>
+            <w:tcW w:w="2913" w:type="dxa"/>
             <w:tcMar>
               <w:top w:w="70" w:type="dxa"/>
               <w:left w:w="100" w:type="dxa"/>
@@ -14041,7 +14172,7 @@
         </w:trPr>
         <w:tc>
           <w:tcPr>
-            <w:tcW w:w="4069" w:type="dxa"/>
+            <w:tcW w:w="3719" w:type="dxa"/>
             <w:tcMar>
               <w:top w:w="70" w:type="dxa"/>
               <w:left w:w="100" w:type="dxa"/>
@@ -14065,7 +14196,7 @@
         </w:tc>
         <w:tc>
           <w:tcPr>
-            <w:tcW w:w="2984" w:type="dxa"/>
+            <w:tcW w:w="2727" w:type="dxa"/>
             <w:tcMar>
               <w:top w:w="70" w:type="dxa"/>
               <w:left w:w="100" w:type="dxa"/>
@@ -14089,7 +14220,7 @@
         </w:tc>
         <w:tc>
           <w:tcPr>
-            <w:tcW w:w="2306" w:type="dxa"/>
+            <w:tcW w:w="2913" w:type="dxa"/>
             <w:tcMar>
               <w:top w:w="70" w:type="dxa"/>
               <w:left w:w="100" w:type="dxa"/>
@@ -14113,31 +14244,31 @@
         </w:trPr>
         <w:tc>
           <w:tcPr>
-            <w:tcW w:w="4069" w:type="dxa"/>
-            <w:tcMar>
-              <w:top w:w="70" w:type="dxa"/>
-              <w:left w:w="100" w:type="dxa"/>
-              <w:bottom w:w="70" w:type="dxa"/>
-              <w:right w:w="100" w:type="dxa"/>
-            </w:tcMar>
-          </w:tcPr>
-          <w:p>
-            <w:pPr>
-              <w:pStyle w:val="TableText"/>
-            </w:pPr>
-            <w:r>
-              <w:rPr>
-                <w:rFonts w:ascii="Consolas" w:hAnsi="Consolas" w:cs="Consolas"/>
-                <w:color w:val="164E63"/>
-                <w:sz w:val="19"/>
-              </w:rPr>
-              <w:t xml:space="preserve">erp_goods_receipt_line.product_code</w:t>
-            </w:r>
-          </w:p>
-        </w:tc>
-        <w:tc>
-          <w:tcPr>
-            <w:tcW w:w="2984" w:type="dxa"/>
+            <w:tcW w:w="3719" w:type="dxa"/>
+            <w:tcMar>
+              <w:top w:w="70" w:type="dxa"/>
+              <w:left w:w="100" w:type="dxa"/>
+              <w:bottom w:w="70" w:type="dxa"/>
+              <w:right w:w="100" w:type="dxa"/>
+            </w:tcMar>
+          </w:tcPr>
+          <w:p>
+            <w:pPr>
+              <w:pStyle w:val="TableText"/>
+            </w:pPr>
+            <w:r>
+              <w:rPr>
+                <w:rFonts w:ascii="Consolas" w:hAnsi="Consolas" w:cs="Consolas"/>
+                <w:color w:val="164E63"/>
+                <w:sz w:val="19"/>
+              </w:rPr>
+              <w:t xml:space="preserve">erp_goods_receipt_line.material_code</w:t>
+            </w:r>
+          </w:p>
+        </w:tc>
+        <w:tc>
+          <w:tcPr>
+            <w:tcW w:w="2727" w:type="dxa"/>
             <w:tcMar>
               <w:top w:w="70" w:type="dxa"/>
               <w:left w:w="100" w:type="dxa"/>
@@ -14161,20 +14292,20 @@
         </w:tc>
         <w:tc>
           <w:tcPr>
-            <w:tcW w:w="2306" w:type="dxa"/>
-            <w:tcMar>
-              <w:top w:w="70" w:type="dxa"/>
-              <w:left w:w="100" w:type="dxa"/>
-              <w:bottom w:w="70" w:type="dxa"/>
-              <w:right w:w="100" w:type="dxa"/>
-            </w:tcMar>
-          </w:tcPr>
-          <w:p>
-            <w:pPr>
-              <w:pStyle w:val="TableText"/>
-            </w:pPr>
-            <w:r>
-              <w:t xml:space="preserve">Chưa khai (vật tư mới lên backend)</w:t>
+            <w:tcW w:w="2913" w:type="dxa"/>
+            <w:tcMar>
+              <w:top w:w="70" w:type="dxa"/>
+              <w:left w:w="100" w:type="dxa"/>
+              <w:bottom w:w="70" w:type="dxa"/>
+              <w:right w:w="100" w:type="dxa"/>
+            </w:tcMar>
+          </w:tcPr>
+          <w:p>
+            <w:pPr>
+              <w:pStyle w:val="TableText"/>
+            </w:pPr>
+            <w:r>
+              <w:t xml:space="preserve">Có (vật tư đã có dòng phiếu thì không xóa được)</w:t>
             </w:r>
           </w:p>
         </w:tc>
@@ -14185,69 +14316,68 @@
         </w:trPr>
         <w:tc>
           <w:tcPr>
-            <w:tcW w:w="4069" w:type="dxa"/>
-            <w:tcMar>
-              <w:top w:w="70" w:type="dxa"/>
-              <w:left w:w="100" w:type="dxa"/>
-              <w:bottom w:w="70" w:type="dxa"/>
-              <w:right w:w="100" w:type="dxa"/>
-            </w:tcMar>
-          </w:tcPr>
-          <w:p>
-            <w:pPr>
-              <w:pStyle w:val="TableText"/>
-            </w:pPr>
-            <w:r>
-              <w:rPr>
-                <w:rFonts w:ascii="Consolas" w:hAnsi="Consolas" w:cs="Consolas"/>
-                <w:color w:val="164E63"/>
-                <w:sz w:val="19"/>
-              </w:rPr>
-              <w:t xml:space="preserve">erp_stock_movement.{unit,warehouse,material,lot,location,uom,line_uom}_code</w:t>
-            </w:r>
-          </w:p>
-        </w:tc>
-        <w:tc>
-          <w:tcPr>
-            <w:tcW w:w="2984" w:type="dxa"/>
-            <w:tcMar>
-              <w:top w:w="70" w:type="dxa"/>
-              <w:left w:w="100" w:type="dxa"/>
-              <w:bottom w:w="70" w:type="dxa"/>
-              <w:right w:w="100" w:type="dxa"/>
-            </w:tcMar>
-          </w:tcPr>
-          <w:p>
-            <w:pPr>
-              <w:pStyle w:val="TableText"/>
-            </w:pPr>
-            <w:r>
-              <w:t xml:space="preserve">đơn vị, kho, vật tư, lô, vị trí, đơn vị tính</w:t>
-            </w:r>
-          </w:p>
-        </w:tc>
-        <w:tc>
-          <w:tcPr>
-            <w:tcW w:w="2306" w:type="dxa"/>
-            <w:tcMar>
-              <w:top w:w="70" w:type="dxa"/>
-              <w:left w:w="100" w:type="dxa"/>
-              <w:bottom w:w="70" w:type="dxa"/>
-              <w:right w:w="100" w:type="dxa"/>
-            </w:tcMar>
-          </w:tcPr>
-          <w:p>
-            <w:pPr>
-              <w:pStyle w:val="TableText"/>
-            </w:pPr>
-            <w:r>
-              <w:rPr>
-                <w:b/>
-              </w:rPr>
+            <w:tcW w:w="3719" w:type="dxa"/>
+            <w:tcMar>
+              <w:top w:w="70" w:type="dxa"/>
+              <w:left w:w="100" w:type="dxa"/>
+              <w:bottom w:w="70" w:type="dxa"/>
+              <w:right w:w="100" w:type="dxa"/>
+            </w:tcMar>
+          </w:tcPr>
+          <w:p>
+            <w:pPr>
+              <w:pStyle w:val="TableText"/>
+            </w:pPr>
+            <w:r>
+              <w:rPr>
+                <w:rFonts w:ascii="Consolas" w:hAnsi="Consolas" w:cs="Consolas"/>
+                <w:color w:val="164E63"/>
+                <w:sz w:val="19"/>
+              </w:rPr>
+              <w:t xml:space="preserve">erp_goods_receipt_line.uom_code</w:t>
+            </w:r>
+          </w:p>
+        </w:tc>
+        <w:tc>
+          <w:tcPr>
+            <w:tcW w:w="2727" w:type="dxa"/>
+            <w:tcMar>
+              <w:top w:w="70" w:type="dxa"/>
+              <w:left w:w="100" w:type="dxa"/>
+              <w:bottom w:w="70" w:type="dxa"/>
+              <w:right w:w="100" w:type="dxa"/>
+            </w:tcMar>
+          </w:tcPr>
+          <w:p>
+            <w:pPr>
+              <w:pStyle w:val="TableText"/>
+            </w:pPr>
+            <w:r>
+              <w:rPr>
+                <w:rFonts w:ascii="Consolas" w:hAnsi="Consolas" w:cs="Consolas"/>
+                <w:color w:val="164E63"/>
+                <w:sz w:val="19"/>
+              </w:rPr>
+              <w:t xml:space="preserve">erp_uom</w:t>
+            </w:r>
+          </w:p>
+        </w:tc>
+        <w:tc>
+          <w:tcPr>
+            <w:tcW w:w="2913" w:type="dxa"/>
+            <w:tcMar>
+              <w:top w:w="70" w:type="dxa"/>
+              <w:left w:w="100" w:type="dxa"/>
+              <w:bottom w:w="70" w:type="dxa"/>
+              <w:right w:w="100" w:type="dxa"/>
+            </w:tcMar>
+          </w:tcPr>
+          <w:p>
+            <w:pPr>
+              <w:pStyle w:val="TableText"/>
+            </w:pPr>
+            <w:r>
               <w:t xml:space="preserve">Có</w:t>
-            </w:r>
-            <w:r>
-              <w:t xml:space="preserve"> (lịch sử tồn)</w:t>
             </w:r>
           </w:p>
         </w:tc>
@@ -14258,99 +14388,68 @@
         </w:trPr>
         <w:tc>
           <w:tcPr>
-            <w:tcW w:w="4069" w:type="dxa"/>
-            <w:tcMar>
-              <w:top w:w="70" w:type="dxa"/>
-              <w:left w:w="100" w:type="dxa"/>
-              <w:bottom w:w="70" w:type="dxa"/>
-              <w:right w:w="100" w:type="dxa"/>
-            </w:tcMar>
-          </w:tcPr>
-          <w:p>
-            <w:pPr>
-              <w:pStyle w:val="TableText"/>
-            </w:pPr>
-            <w:r>
-              <w:rPr>
-                <w:rFonts w:ascii="Consolas" w:hAnsi="Consolas" w:cs="Consolas"/>
-                <w:color w:val="164E63"/>
-                <w:sz w:val="19"/>
-              </w:rPr>
-              <w:t xml:space="preserve">erp_stock_balance</w:t>
-            </w:r>
-            <w:r>
-              <w:t xml:space="preserve"> / </w:t>
-            </w:r>
-            <w:r>
-              <w:rPr>
-                <w:rFonts w:ascii="Consolas" w:hAnsi="Consolas" w:cs="Consolas"/>
-                <w:color w:val="164E63"/>
-                <w:sz w:val="19"/>
-              </w:rPr>
-              <w:t xml:space="preserve">_lot_balance</w:t>
-            </w:r>
-            <w:r>
-              <w:t xml:space="preserve"> / </w:t>
-            </w:r>
-            <w:r>
-              <w:rPr>
-                <w:rFonts w:ascii="Consolas" w:hAnsi="Consolas" w:cs="Consolas"/>
-                <w:color w:val="164E63"/>
-                <w:sz w:val="19"/>
-              </w:rPr>
-              <w:t xml:space="preserve">_location_balance</w:t>
-            </w:r>
-            <w:r>
-              <w:t xml:space="preserve"> </w:t>
-            </w:r>
-            <w:r>
-              <w:rPr>
-                <w:rFonts w:ascii="Consolas" w:hAnsi="Consolas" w:cs="Consolas"/>
-                <w:color w:val="164E63"/>
-                <w:sz w:val="19"/>
-              </w:rPr>
-              <w:t xml:space="preserve">.{…}_code</w:t>
-            </w:r>
-          </w:p>
-        </w:tc>
-        <w:tc>
-          <w:tcPr>
-            <w:tcW w:w="2984" w:type="dxa"/>
-            <w:tcMar>
-              <w:top w:w="70" w:type="dxa"/>
-              <w:left w:w="100" w:type="dxa"/>
-              <w:bottom w:w="70" w:type="dxa"/>
-              <w:right w:w="100" w:type="dxa"/>
-            </w:tcMar>
-          </w:tcPr>
-          <w:p>
-            <w:pPr>
-              <w:pStyle w:val="TableText"/>
-            </w:pPr>
-            <w:r>
-              <w:t xml:space="preserve">như trên</w:t>
-            </w:r>
-          </w:p>
-        </w:tc>
-        <w:tc>
-          <w:tcPr>
-            <w:tcW w:w="2306" w:type="dxa"/>
-            <w:tcMar>
-              <w:top w:w="70" w:type="dxa"/>
-              <w:left w:w="100" w:type="dxa"/>
-              <w:bottom w:w="70" w:type="dxa"/>
-              <w:right w:w="100" w:type="dxa"/>
-            </w:tcMar>
-          </w:tcPr>
-          <w:p>
-            <w:pPr>
-              <w:pStyle w:val="TableText"/>
-            </w:pPr>
-            <w:r>
-              <w:rPr>
-                <w:b/>
-              </w:rPr>
-              <w:t xml:space="preserve">Có</w:t>
+            <w:tcW w:w="3719" w:type="dxa"/>
+            <w:tcMar>
+              <w:top w:w="70" w:type="dxa"/>
+              <w:left w:w="100" w:type="dxa"/>
+              <w:bottom w:w="70" w:type="dxa"/>
+              <w:right w:w="100" w:type="dxa"/>
+            </w:tcMar>
+          </w:tcPr>
+          <w:p>
+            <w:pPr>
+              <w:pStyle w:val="TableText"/>
+            </w:pPr>
+            <w:r>
+              <w:rPr>
+                <w:rFonts w:ascii="Consolas" w:hAnsi="Consolas" w:cs="Consolas"/>
+                <w:color w:val="164E63"/>
+                <w:sz w:val="19"/>
+              </w:rPr>
+              <w:t xml:space="preserve">erp_goods_receipt.supplier_code</w:t>
+            </w:r>
+          </w:p>
+        </w:tc>
+        <w:tc>
+          <w:tcPr>
+            <w:tcW w:w="2727" w:type="dxa"/>
+            <w:tcMar>
+              <w:top w:w="70" w:type="dxa"/>
+              <w:left w:w="100" w:type="dxa"/>
+              <w:bottom w:w="70" w:type="dxa"/>
+              <w:right w:w="100" w:type="dxa"/>
+            </w:tcMar>
+          </w:tcPr>
+          <w:p>
+            <w:pPr>
+              <w:pStyle w:val="TableText"/>
+            </w:pPr>
+            <w:r>
+              <w:rPr>
+                <w:rFonts w:ascii="Consolas" w:hAnsi="Consolas" w:cs="Consolas"/>
+                <w:color w:val="164E63"/>
+                <w:sz w:val="19"/>
+              </w:rPr>
+              <w:t xml:space="preserve">erp_supplier</w:t>
+            </w:r>
+          </w:p>
+        </w:tc>
+        <w:tc>
+          <w:tcPr>
+            <w:tcW w:w="2913" w:type="dxa"/>
+            <w:tcMar>
+              <w:top w:w="70" w:type="dxa"/>
+              <w:left w:w="100" w:type="dxa"/>
+              <w:bottom w:w="70" w:type="dxa"/>
+              <w:right w:w="100" w:type="dxa"/>
+            </w:tcMar>
+          </w:tcPr>
+          <w:p>
+            <w:pPr>
+              <w:pStyle w:val="TableText"/>
+            </w:pPr>
+            <w:r>
+              <w:t xml:space="preserve">Có (không bắt buộc)</w:t>
             </w:r>
           </w:p>
         </w:tc>
@@ -14361,90 +14460,69 @@
         </w:trPr>
         <w:tc>
           <w:tcPr>
-            <w:tcW w:w="4069" w:type="dxa"/>
-            <w:tcMar>
-              <w:top w:w="70" w:type="dxa"/>
-              <w:left w:w="100" w:type="dxa"/>
-              <w:bottom w:w="70" w:type="dxa"/>
-              <w:right w:w="100" w:type="dxa"/>
-            </w:tcMar>
-          </w:tcPr>
-          <w:p>
-            <w:pPr>
-              <w:pStyle w:val="TableText"/>
-            </w:pPr>
-            <w:r>
-              <w:rPr>
-                <w:rFonts w:ascii="Consolas" w:hAnsi="Consolas" w:cs="Consolas"/>
-                <w:color w:val="164E63"/>
-                <w:sz w:val="19"/>
-              </w:rPr>
-              <w:t xml:space="preserve">erp_lot.material_code</w:t>
-            </w:r>
-            <w:r>
-              <w:t xml:space="preserve">, </w:t>
-            </w:r>
-            <w:r>
-              <w:rPr>
-                <w:rFonts w:ascii="Consolas" w:hAnsi="Consolas" w:cs="Consolas"/>
-                <w:color w:val="164E63"/>
-                <w:sz w:val="19"/>
-              </w:rPr>
-              <w:t xml:space="preserve">erp_lot.supplier_code</w:t>
-            </w:r>
-          </w:p>
-        </w:tc>
-        <w:tc>
-          <w:tcPr>
-            <w:tcW w:w="2984" w:type="dxa"/>
-            <w:tcMar>
-              <w:top w:w="70" w:type="dxa"/>
-              <w:left w:w="100" w:type="dxa"/>
-              <w:bottom w:w="70" w:type="dxa"/>
-              <w:right w:w="100" w:type="dxa"/>
-            </w:tcMar>
-          </w:tcPr>
-          <w:p>
-            <w:pPr>
-              <w:pStyle w:val="TableText"/>
-            </w:pPr>
-            <w:r>
-              <w:rPr>
-                <w:rFonts w:ascii="Consolas" w:hAnsi="Consolas" w:cs="Consolas"/>
-                <w:color w:val="164E63"/>
-                <w:sz w:val="19"/>
-              </w:rPr>
-              <w:t xml:space="preserve">erp_material</w:t>
-            </w:r>
-            <w:r>
-              <w:t xml:space="preserve">, </w:t>
-            </w:r>
-            <w:r>
-              <w:rPr>
-                <w:rFonts w:ascii="Consolas" w:hAnsi="Consolas" w:cs="Consolas"/>
-                <w:color w:val="164E63"/>
-                <w:sz w:val="19"/>
-              </w:rPr>
-              <w:t xml:space="preserve">erp_supplier</w:t>
-            </w:r>
-          </w:p>
-        </w:tc>
-        <w:tc>
-          <w:tcPr>
-            <w:tcW w:w="2306" w:type="dxa"/>
-            <w:tcMar>
-              <w:top w:w="70" w:type="dxa"/>
-              <w:left w:w="100" w:type="dxa"/>
-              <w:bottom w:w="70" w:type="dxa"/>
-              <w:right w:w="100" w:type="dxa"/>
-            </w:tcMar>
-          </w:tcPr>
-          <w:p>
-            <w:pPr>
-              <w:pStyle w:val="TableText"/>
-            </w:pPr>
-            <w:r>
-              <w:t xml:space="preserve">Có (vật tư còn lô thì không xóa)</w:t>
+            <w:tcW w:w="3719" w:type="dxa"/>
+            <w:tcMar>
+              <w:top w:w="70" w:type="dxa"/>
+              <w:left w:w="100" w:type="dxa"/>
+              <w:bottom w:w="70" w:type="dxa"/>
+              <w:right w:w="100" w:type="dxa"/>
+            </w:tcMar>
+          </w:tcPr>
+          <w:p>
+            <w:pPr>
+              <w:pStyle w:val="TableText"/>
+            </w:pPr>
+            <w:r>
+              <w:rPr>
+                <w:rFonts w:ascii="Consolas" w:hAnsi="Consolas" w:cs="Consolas"/>
+                <w:color w:val="164E63"/>
+                <w:sz w:val="19"/>
+              </w:rPr>
+              <w:t xml:space="preserve">erp_stock_movement.{unit,warehouse,material,lot,location,uom,line_uom}_code</w:t>
+            </w:r>
+          </w:p>
+        </w:tc>
+        <w:tc>
+          <w:tcPr>
+            <w:tcW w:w="2727" w:type="dxa"/>
+            <w:tcMar>
+              <w:top w:w="70" w:type="dxa"/>
+              <w:left w:w="100" w:type="dxa"/>
+              <w:bottom w:w="70" w:type="dxa"/>
+              <w:right w:w="100" w:type="dxa"/>
+            </w:tcMar>
+          </w:tcPr>
+          <w:p>
+            <w:pPr>
+              <w:pStyle w:val="TableText"/>
+            </w:pPr>
+            <w:r>
+              <w:t xml:space="preserve">đơn vị, kho, vật tư, lô, vị trí, đơn vị tính</w:t>
+            </w:r>
+          </w:p>
+        </w:tc>
+        <w:tc>
+          <w:tcPr>
+            <w:tcW w:w="2913" w:type="dxa"/>
+            <w:tcMar>
+              <w:top w:w="70" w:type="dxa"/>
+              <w:left w:w="100" w:type="dxa"/>
+              <w:bottom w:w="70" w:type="dxa"/>
+              <w:right w:w="100" w:type="dxa"/>
+            </w:tcMar>
+          </w:tcPr>
+          <w:p>
+            <w:pPr>
+              <w:pStyle w:val="TableText"/>
+            </w:pPr>
+            <w:r>
+              <w:rPr>
+                <w:b/>
+              </w:rPr>
+              <w:t xml:space="preserve">Có</w:t>
+            </w:r>
+            <w:r>
+              <w:t xml:space="preserve"> (lịch sử tồn)</w:t>
             </w:r>
           </w:p>
         </w:tc>
@@ -14455,67 +14533,98 @@
         </w:trPr>
         <w:tc>
           <w:tcPr>
-            <w:tcW w:w="4069" w:type="dxa"/>
-            <w:tcMar>
-              <w:top w:w="70" w:type="dxa"/>
-              <w:left w:w="100" w:type="dxa"/>
-              <w:bottom w:w="70" w:type="dxa"/>
-              <w:right w:w="100" w:type="dxa"/>
-            </w:tcMar>
-          </w:tcPr>
-          <w:p>
-            <w:pPr>
-              <w:pStyle w:val="TableText"/>
-            </w:pPr>
-            <w:r>
-              <w:rPr>
-                <w:rFonts w:ascii="Consolas" w:hAnsi="Consolas" w:cs="Consolas"/>
-                <w:color w:val="164E63"/>
-                <w:sz w:val="19"/>
-              </w:rPr>
-              <w:t xml:space="preserve">erp_location.warehouse_code</w:t>
-            </w:r>
-          </w:p>
-        </w:tc>
-        <w:tc>
-          <w:tcPr>
-            <w:tcW w:w="2984" w:type="dxa"/>
-            <w:tcMar>
-              <w:top w:w="70" w:type="dxa"/>
-              <w:left w:w="100" w:type="dxa"/>
-              <w:bottom w:w="70" w:type="dxa"/>
-              <w:right w:w="100" w:type="dxa"/>
-            </w:tcMar>
-          </w:tcPr>
-          <w:p>
-            <w:pPr>
-              <w:pStyle w:val="TableText"/>
-            </w:pPr>
-            <w:r>
-              <w:rPr>
-                <w:rFonts w:ascii="Consolas" w:hAnsi="Consolas" w:cs="Consolas"/>
-                <w:color w:val="164E63"/>
-                <w:sz w:val="19"/>
-              </w:rPr>
-              <w:t xml:space="preserve">erp_warehouse</w:t>
-            </w:r>
-          </w:p>
-        </w:tc>
-        <w:tc>
-          <w:tcPr>
-            <w:tcW w:w="2306" w:type="dxa"/>
-            <w:tcMar>
-              <w:top w:w="70" w:type="dxa"/>
-              <w:left w:w="100" w:type="dxa"/>
-              <w:bottom w:w="70" w:type="dxa"/>
-              <w:right w:w="100" w:type="dxa"/>
-            </w:tcMar>
-          </w:tcPr>
-          <w:p>
-            <w:pPr>
-              <w:pStyle w:val="TableText"/>
-            </w:pPr>
-            <w:r>
+            <w:tcW w:w="3719" w:type="dxa"/>
+            <w:tcMar>
+              <w:top w:w="70" w:type="dxa"/>
+              <w:left w:w="100" w:type="dxa"/>
+              <w:bottom w:w="70" w:type="dxa"/>
+              <w:right w:w="100" w:type="dxa"/>
+            </w:tcMar>
+          </w:tcPr>
+          <w:p>
+            <w:pPr>
+              <w:pStyle w:val="TableText"/>
+            </w:pPr>
+            <w:r>
+              <w:rPr>
+                <w:rFonts w:ascii="Consolas" w:hAnsi="Consolas" w:cs="Consolas"/>
+                <w:color w:val="164E63"/>
+                <w:sz w:val="19"/>
+              </w:rPr>
+              <w:t xml:space="preserve">erp_stock_balance</w:t>
+            </w:r>
+            <w:r>
+              <w:t xml:space="preserve"> / </w:t>
+            </w:r>
+            <w:r>
+              <w:rPr>
+                <w:rFonts w:ascii="Consolas" w:hAnsi="Consolas" w:cs="Consolas"/>
+                <w:color w:val="164E63"/>
+                <w:sz w:val="19"/>
+              </w:rPr>
+              <w:t xml:space="preserve">_lot_balance</w:t>
+            </w:r>
+            <w:r>
+              <w:t xml:space="preserve"> / </w:t>
+            </w:r>
+            <w:r>
+              <w:rPr>
+                <w:rFonts w:ascii="Consolas" w:hAnsi="Consolas" w:cs="Consolas"/>
+                <w:color w:val="164E63"/>
+                <w:sz w:val="19"/>
+              </w:rPr>
+              <w:t xml:space="preserve">_location_balance</w:t>
+            </w:r>
+            <w:r>
+              <w:t xml:space="preserve"> </w:t>
+            </w:r>
+            <w:r>
+              <w:rPr>
+                <w:rFonts w:ascii="Consolas" w:hAnsi="Consolas" w:cs="Consolas"/>
+                <w:color w:val="164E63"/>
+                <w:sz w:val="19"/>
+              </w:rPr>
+              <w:t xml:space="preserve">.{…}_code</w:t>
+            </w:r>
+          </w:p>
+        </w:tc>
+        <w:tc>
+          <w:tcPr>
+            <w:tcW w:w="2727" w:type="dxa"/>
+            <w:tcMar>
+              <w:top w:w="70" w:type="dxa"/>
+              <w:left w:w="100" w:type="dxa"/>
+              <w:bottom w:w="70" w:type="dxa"/>
+              <w:right w:w="100" w:type="dxa"/>
+            </w:tcMar>
+          </w:tcPr>
+          <w:p>
+            <w:pPr>
+              <w:pStyle w:val="TableText"/>
+            </w:pPr>
+            <w:r>
+              <w:t xml:space="preserve">như trên</w:t>
+            </w:r>
+          </w:p>
+        </w:tc>
+        <w:tc>
+          <w:tcPr>
+            <w:tcW w:w="2913" w:type="dxa"/>
+            <w:tcMar>
+              <w:top w:w="70" w:type="dxa"/>
+              <w:left w:w="100" w:type="dxa"/>
+              <w:bottom w:w="70" w:type="dxa"/>
+              <w:right w:w="100" w:type="dxa"/>
+            </w:tcMar>
+          </w:tcPr>
+          <w:p>
+            <w:pPr>
+              <w:pStyle w:val="TableText"/>
+            </w:pPr>
+            <w:r>
+              <w:rPr>
+                <w:b/>
+              </w:rPr>
               <w:t xml:space="preserve">Có</w:t>
             </w:r>
           </w:p>
@@ -14527,63 +14636,90 @@
         </w:trPr>
         <w:tc>
           <w:tcPr>
-            <w:tcW w:w="4069" w:type="dxa"/>
-            <w:tcMar>
-              <w:top w:w="70" w:type="dxa"/>
-              <w:left w:w="100" w:type="dxa"/>
-              <w:bottom w:w="70" w:type="dxa"/>
-              <w:right w:w="100" w:type="dxa"/>
-            </w:tcMar>
-          </w:tcPr>
-          <w:p>
-            <w:pPr>
-              <w:pStyle w:val="TableText"/>
-            </w:pPr>
-            <w:r>
-              <w:rPr>
-                <w:rFonts w:ascii="Consolas" w:hAnsi="Consolas" w:cs="Consolas"/>
-                <w:color w:val="164E63"/>
-                <w:sz w:val="19"/>
-              </w:rPr>
-              <w:t xml:space="preserve">erp_material.{uom,material_type,material_group,vat_tax_rate,import_tax_rate}_code</w:t>
-            </w:r>
-          </w:p>
-        </w:tc>
-        <w:tc>
-          <w:tcPr>
-            <w:tcW w:w="2984" w:type="dxa"/>
-            <w:tcMar>
-              <w:top w:w="70" w:type="dxa"/>
-              <w:left w:w="100" w:type="dxa"/>
-              <w:bottom w:w="70" w:type="dxa"/>
-              <w:right w:w="100" w:type="dxa"/>
-            </w:tcMar>
-          </w:tcPr>
-          <w:p>
-            <w:pPr>
-              <w:pStyle w:val="TableText"/>
-            </w:pPr>
-            <w:r>
-              <w:t xml:space="preserve">các danh mục tương ứng</w:t>
-            </w:r>
-          </w:p>
-        </w:tc>
-        <w:tc>
-          <w:tcPr>
-            <w:tcW w:w="2306" w:type="dxa"/>
-            <w:tcMar>
-              <w:top w:w="70" w:type="dxa"/>
-              <w:left w:w="100" w:type="dxa"/>
-              <w:bottom w:w="70" w:type="dxa"/>
-              <w:right w:w="100" w:type="dxa"/>
-            </w:tcMar>
-          </w:tcPr>
-          <w:p>
-            <w:pPr>
-              <w:pStyle w:val="TableText"/>
-            </w:pPr>
-            <w:r>
-              <w:t xml:space="preserve">Có</w:t>
+            <w:tcW w:w="3719" w:type="dxa"/>
+            <w:tcMar>
+              <w:top w:w="70" w:type="dxa"/>
+              <w:left w:w="100" w:type="dxa"/>
+              <w:bottom w:w="70" w:type="dxa"/>
+              <w:right w:w="100" w:type="dxa"/>
+            </w:tcMar>
+          </w:tcPr>
+          <w:p>
+            <w:pPr>
+              <w:pStyle w:val="TableText"/>
+            </w:pPr>
+            <w:r>
+              <w:rPr>
+                <w:rFonts w:ascii="Consolas" w:hAnsi="Consolas" w:cs="Consolas"/>
+                <w:color w:val="164E63"/>
+                <w:sz w:val="19"/>
+              </w:rPr>
+              <w:t xml:space="preserve">erp_lot.material_code</w:t>
+            </w:r>
+            <w:r>
+              <w:t xml:space="preserve">, </w:t>
+            </w:r>
+            <w:r>
+              <w:rPr>
+                <w:rFonts w:ascii="Consolas" w:hAnsi="Consolas" w:cs="Consolas"/>
+                <w:color w:val="164E63"/>
+                <w:sz w:val="19"/>
+              </w:rPr>
+              <w:t xml:space="preserve">erp_lot.supplier_code</w:t>
+            </w:r>
+          </w:p>
+        </w:tc>
+        <w:tc>
+          <w:tcPr>
+            <w:tcW w:w="2727" w:type="dxa"/>
+            <w:tcMar>
+              <w:top w:w="70" w:type="dxa"/>
+              <w:left w:w="100" w:type="dxa"/>
+              <w:bottom w:w="70" w:type="dxa"/>
+              <w:right w:w="100" w:type="dxa"/>
+            </w:tcMar>
+          </w:tcPr>
+          <w:p>
+            <w:pPr>
+              <w:pStyle w:val="TableText"/>
+            </w:pPr>
+            <w:r>
+              <w:rPr>
+                <w:rFonts w:ascii="Consolas" w:hAnsi="Consolas" w:cs="Consolas"/>
+                <w:color w:val="164E63"/>
+                <w:sz w:val="19"/>
+              </w:rPr>
+              <w:t xml:space="preserve">erp_material</w:t>
+            </w:r>
+            <w:r>
+              <w:t xml:space="preserve">, </w:t>
+            </w:r>
+            <w:r>
+              <w:rPr>
+                <w:rFonts w:ascii="Consolas" w:hAnsi="Consolas" w:cs="Consolas"/>
+                <w:color w:val="164E63"/>
+                <w:sz w:val="19"/>
+              </w:rPr>
+              <w:t xml:space="preserve">erp_supplier</w:t>
+            </w:r>
+          </w:p>
+        </w:tc>
+        <w:tc>
+          <w:tcPr>
+            <w:tcW w:w="2913" w:type="dxa"/>
+            <w:tcMar>
+              <w:top w:w="70" w:type="dxa"/>
+              <w:left w:w="100" w:type="dxa"/>
+              <w:bottom w:w="70" w:type="dxa"/>
+              <w:right w:w="100" w:type="dxa"/>
+            </w:tcMar>
+          </w:tcPr>
+          <w:p>
+            <w:pPr>
+              <w:pStyle w:val="TableText"/>
+            </w:pPr>
+            <w:r>
+              <w:t xml:space="preserve">Có (vật tư còn lô thì không xóa)</w:t>
             </w:r>
           </w:p>
         </w:tc>
@@ -14594,66 +14730,55 @@
         </w:trPr>
         <w:tc>
           <w:tcPr>
-            <w:tcW w:w="4069" w:type="dxa"/>
-            <w:tcMar>
-              <w:top w:w="70" w:type="dxa"/>
-              <w:left w:w="100" w:type="dxa"/>
-              <w:bottom w:w="70" w:type="dxa"/>
-              <w:right w:w="100" w:type="dxa"/>
-            </w:tcMar>
-          </w:tcPr>
-          <w:p>
-            <w:pPr>
-              <w:pStyle w:val="TableText"/>
-            </w:pPr>
-            <w:r>
-              <w:rPr>
-                <w:rFonts w:ascii="Consolas" w:hAnsi="Consolas" w:cs="Consolas"/>
-                <w:color w:val="164E63"/>
-                <w:sz w:val="19"/>
-              </w:rPr>
-              <w:t xml:space="preserve">erp_warehouse.unit_code</w:t>
-            </w:r>
-            <w:r>
-              <w:t xml:space="preserve">, </w:t>
-            </w:r>
-            <w:r>
-              <w:rPr>
-                <w:rFonts w:ascii="Consolas" w:hAnsi="Consolas" w:cs="Consolas"/>
-                <w:color w:val="164E63"/>
-                <w:sz w:val="19"/>
-              </w:rPr>
-              <w:t xml:space="preserve">erp_warehouse_unit.unit_code</w:t>
-            </w:r>
-          </w:p>
-        </w:tc>
-        <w:tc>
-          <w:tcPr>
-            <w:tcW w:w="2984" w:type="dxa"/>
-            <w:tcMar>
-              <w:top w:w="70" w:type="dxa"/>
-              <w:left w:w="100" w:type="dxa"/>
-              <w:bottom w:w="70" w:type="dxa"/>
-              <w:right w:w="100" w:type="dxa"/>
-            </w:tcMar>
-          </w:tcPr>
-          <w:p>
-            <w:pPr>
-              <w:pStyle w:val="TableText"/>
-            </w:pPr>
-            <w:r>
-              <w:rPr>
-                <w:rFonts w:ascii="Consolas" w:hAnsi="Consolas" w:cs="Consolas"/>
-                <w:color w:val="164E63"/>
-                <w:sz w:val="19"/>
-              </w:rPr>
-              <w:t xml:space="preserve">sys_company_unit</w:t>
-            </w:r>
-          </w:p>
-        </w:tc>
-        <w:tc>
-          <w:tcPr>
-            <w:tcW w:w="2306" w:type="dxa"/>
+            <w:tcW w:w="3719" w:type="dxa"/>
+            <w:tcMar>
+              <w:top w:w="70" w:type="dxa"/>
+              <w:left w:w="100" w:type="dxa"/>
+              <w:bottom w:w="70" w:type="dxa"/>
+              <w:right w:w="100" w:type="dxa"/>
+            </w:tcMar>
+          </w:tcPr>
+          <w:p>
+            <w:pPr>
+              <w:pStyle w:val="TableText"/>
+            </w:pPr>
+            <w:r>
+              <w:rPr>
+                <w:rFonts w:ascii="Consolas" w:hAnsi="Consolas" w:cs="Consolas"/>
+                <w:color w:val="164E63"/>
+                <w:sz w:val="19"/>
+              </w:rPr>
+              <w:t xml:space="preserve">erp_location.warehouse_code</w:t>
+            </w:r>
+          </w:p>
+        </w:tc>
+        <w:tc>
+          <w:tcPr>
+            <w:tcW w:w="2727" w:type="dxa"/>
+            <w:tcMar>
+              <w:top w:w="70" w:type="dxa"/>
+              <w:left w:w="100" w:type="dxa"/>
+              <w:bottom w:w="70" w:type="dxa"/>
+              <w:right w:w="100" w:type="dxa"/>
+            </w:tcMar>
+          </w:tcPr>
+          <w:p>
+            <w:pPr>
+              <w:pStyle w:val="TableText"/>
+            </w:pPr>
+            <w:r>
+              <w:rPr>
+                <w:rFonts w:ascii="Consolas" w:hAnsi="Consolas" w:cs="Consolas"/>
+                <w:color w:val="164E63"/>
+                <w:sz w:val="19"/>
+              </w:rPr>
+              <w:t xml:space="preserve">erp_warehouse</w:t>
+            </w:r>
+          </w:p>
+        </w:tc>
+        <w:tc>
+          <w:tcPr>
+            <w:tcW w:w="2913" w:type="dxa"/>
             <w:tcMar>
               <w:top w:w="70" w:type="dxa"/>
               <w:left w:w="100" w:type="dxa"/>
@@ -14677,7 +14802,157 @@
         </w:trPr>
         <w:tc>
           <w:tcPr>
-            <w:tcW w:w="4069" w:type="dxa"/>
+            <w:tcW w:w="3719" w:type="dxa"/>
+            <w:tcMar>
+              <w:top w:w="70" w:type="dxa"/>
+              <w:left w:w="100" w:type="dxa"/>
+              <w:bottom w:w="70" w:type="dxa"/>
+              <w:right w:w="100" w:type="dxa"/>
+            </w:tcMar>
+          </w:tcPr>
+          <w:p>
+            <w:pPr>
+              <w:pStyle w:val="TableText"/>
+            </w:pPr>
+            <w:r>
+              <w:rPr>
+                <w:rFonts w:ascii="Consolas" w:hAnsi="Consolas" w:cs="Consolas"/>
+                <w:color w:val="164E63"/>
+                <w:sz w:val="19"/>
+              </w:rPr>
+              <w:t xml:space="preserve">erp_material.{uom,material_type,material_group,vat_tax_rate,import_tax_rate}_code</w:t>
+            </w:r>
+          </w:p>
+        </w:tc>
+        <w:tc>
+          <w:tcPr>
+            <w:tcW w:w="2727" w:type="dxa"/>
+            <w:tcMar>
+              <w:top w:w="70" w:type="dxa"/>
+              <w:left w:w="100" w:type="dxa"/>
+              <w:bottom w:w="70" w:type="dxa"/>
+              <w:right w:w="100" w:type="dxa"/>
+            </w:tcMar>
+          </w:tcPr>
+          <w:p>
+            <w:pPr>
+              <w:pStyle w:val="TableText"/>
+            </w:pPr>
+            <w:r>
+              <w:t xml:space="preserve">các danh mục tương ứng</w:t>
+            </w:r>
+          </w:p>
+        </w:tc>
+        <w:tc>
+          <w:tcPr>
+            <w:tcW w:w="2913" w:type="dxa"/>
+            <w:tcMar>
+              <w:top w:w="70" w:type="dxa"/>
+              <w:left w:w="100" w:type="dxa"/>
+              <w:bottom w:w="70" w:type="dxa"/>
+              <w:right w:w="100" w:type="dxa"/>
+            </w:tcMar>
+          </w:tcPr>
+          <w:p>
+            <w:pPr>
+              <w:pStyle w:val="TableText"/>
+            </w:pPr>
+            <w:r>
+              <w:t xml:space="preserve">Có</w:t>
+            </w:r>
+          </w:p>
+        </w:tc>
+      </w:tr>
+      <w:tr>
+        <w:trPr>
+          <w:cantSplit/>
+        </w:trPr>
+        <w:tc>
+          <w:tcPr>
+            <w:tcW w:w="3719" w:type="dxa"/>
+            <w:tcMar>
+              <w:top w:w="70" w:type="dxa"/>
+              <w:left w:w="100" w:type="dxa"/>
+              <w:bottom w:w="70" w:type="dxa"/>
+              <w:right w:w="100" w:type="dxa"/>
+            </w:tcMar>
+          </w:tcPr>
+          <w:p>
+            <w:pPr>
+              <w:pStyle w:val="TableText"/>
+            </w:pPr>
+            <w:r>
+              <w:rPr>
+                <w:rFonts w:ascii="Consolas" w:hAnsi="Consolas" w:cs="Consolas"/>
+                <w:color w:val="164E63"/>
+                <w:sz w:val="19"/>
+              </w:rPr>
+              <w:t xml:space="preserve">erp_warehouse.unit_code</w:t>
+            </w:r>
+            <w:r>
+              <w:t xml:space="preserve">, </w:t>
+            </w:r>
+            <w:r>
+              <w:rPr>
+                <w:rFonts w:ascii="Consolas" w:hAnsi="Consolas" w:cs="Consolas"/>
+                <w:color w:val="164E63"/>
+                <w:sz w:val="19"/>
+              </w:rPr>
+              <w:t xml:space="preserve">erp_warehouse_unit.unit_code</w:t>
+            </w:r>
+          </w:p>
+        </w:tc>
+        <w:tc>
+          <w:tcPr>
+            <w:tcW w:w="2727" w:type="dxa"/>
+            <w:tcMar>
+              <w:top w:w="70" w:type="dxa"/>
+              <w:left w:w="100" w:type="dxa"/>
+              <w:bottom w:w="70" w:type="dxa"/>
+              <w:right w:w="100" w:type="dxa"/>
+            </w:tcMar>
+          </w:tcPr>
+          <w:p>
+            <w:pPr>
+              <w:pStyle w:val="TableText"/>
+            </w:pPr>
+            <w:r>
+              <w:rPr>
+                <w:rFonts w:ascii="Consolas" w:hAnsi="Consolas" w:cs="Consolas"/>
+                <w:color w:val="164E63"/>
+                <w:sz w:val="19"/>
+              </w:rPr>
+              <w:t xml:space="preserve">sys_company_unit</w:t>
+            </w:r>
+          </w:p>
+        </w:tc>
+        <w:tc>
+          <w:tcPr>
+            <w:tcW w:w="2913" w:type="dxa"/>
+            <w:tcMar>
+              <w:top w:w="70" w:type="dxa"/>
+              <w:left w:w="100" w:type="dxa"/>
+              <w:bottom w:w="70" w:type="dxa"/>
+              <w:right w:w="100" w:type="dxa"/>
+            </w:tcMar>
+          </w:tcPr>
+          <w:p>
+            <w:pPr>
+              <w:pStyle w:val="TableText"/>
+            </w:pPr>
+            <w:r>
+              <w:t xml:space="preserve">Có</w:t>
+            </w:r>
+          </w:p>
+        </w:tc>
+      </w:tr>
+      <w:tr>
+        <w:trPr>
+          <w:cantSplit/>
+        </w:trPr>
+        <w:tc>
+          <w:tcPr>
+            <w:tcW w:w="3719" w:type="dxa"/>
             <w:tcMar>
               <w:top w:w="70" w:type="dxa"/>
               <w:left w:w="100" w:type="dxa"/>
@@ -14701,7 +14976,7 @@
         </w:tc>
         <w:tc>
           <w:tcPr>
-            <w:tcW w:w="2984" w:type="dxa"/>
+            <w:tcW w:w="2727" w:type="dxa"/>
             <w:tcMar>
               <w:top w:w="70" w:type="dxa"/>
               <w:left w:w="100" w:type="dxa"/>
@@ -14739,7 +15014,7 @@
         </w:tc>
         <w:tc>
           <w:tcPr>
-            <w:tcW w:w="2306" w:type="dxa"/>
+            <w:tcW w:w="2913" w:type="dxa"/>
             <w:tcMar>
               <w:top w:w="70" w:type="dxa"/>
               <w:left w:w="100" w:type="dxa"/>
@@ -15572,16 +15847,71 @@
         <w:pStyle w:val="ListParagraph"/>
       </w:pPr>
       <w:r>
-        <w:t xml:space="preserve">• Dòng phiếu nhập vẫn </w:t>
+        <w:t xml:space="preserve">• Ô chọn vật tư, đơn vị tính và nhà cung cấp trên phiếu </w:t>
       </w:r>
       <w:r>
         <w:rPr>
           <w:b/>
         </w:rPr>
-        <w:t xml:space="preserve">nhập tay</w:t>
-      </w:r>
-      <w:r>
-        <w:t xml:space="preserve"> mã vật tư, ĐVT, số lô, vị trí (chữ) và ô chọn vật tư lấy từ dữ liệu mẫu; nhà cung cấp là chữ tự do. Sắp tới phiếu sẽ chọn từ danh mục vật tư, lô, vị trí, nhà cung cấp và có ngày sản xuất / hạn dùng cho lô mới.</w:t>
+        <w:t xml:space="preserve">đọc danh mục thật</w:t>
+      </w:r>
+      <w:r>
+        <w:t xml:space="preserve"> (tra cứu </w:t>
+      </w:r>
+      <w:r>
+        <w:rPr>
+          <w:rFonts w:ascii="Consolas" w:hAnsi="Consolas" w:cs="Consolas"/>
+          <w:color w:val="164E63"/>
+          <w:sz w:val="19"/>
+        </w:rPr>
+        <w:t xml:space="preserve">materials</w:t>
+      </w:r>
+      <w:r>
+        <w:t xml:space="preserve">, </w:t>
+      </w:r>
+      <w:r>
+        <w:rPr>
+          <w:rFonts w:ascii="Consolas" w:hAnsi="Consolas" w:cs="Consolas"/>
+          <w:color w:val="164E63"/>
+          <w:sz w:val="19"/>
+        </w:rPr>
+        <w:t xml:space="preserve">uoms</w:t>
+      </w:r>
+      <w:r>
+        <w:t xml:space="preserve">, </w:t>
+      </w:r>
+      <w:r>
+        <w:rPr>
+          <w:rFonts w:ascii="Consolas" w:hAnsi="Consolas" w:cs="Consolas"/>
+          <w:color w:val="164E63"/>
+          <w:sz w:val="19"/>
+        </w:rPr>
+        <w:t xml:space="preserve">suppliers</w:t>
+      </w:r>
+      <w:r>
+        <w:t xml:space="preserve">). Danh mục vật tư chưa có giá nên đơn giá dòng bắt đầu bằng 0, nhập tay. Lô và vị trí vẫn nhập tay (chữ): vật tư theo dõi vị trí phải nhập vị trí thuộc kho của phiếu (kiểm tra khi lưu), vật tư theo dõi lô phải có số lô khi ghi sổ. Khi lưu, backend kiểm tra mã vật tư, đơn vị tính, nhà cung cấp, vị trí (thông báo </w:t>
+      </w:r>
+      <w:r>
+        <w:rPr>
+          <w:rFonts w:ascii="Consolas" w:hAnsi="Consolas" w:cs="Consolas"/>
+          <w:color w:val="164E63"/>
+          <w:sz w:val="19"/>
+        </w:rPr>
+        <w:t xml:space="preserve">voucherLine.*</w:t>
+      </w:r>
+      <w:r>
+        <w:t xml:space="preserve">, </w:t>
+      </w:r>
+      <w:r>
+        <w:rPr>
+          <w:rFonts w:ascii="Consolas" w:hAnsi="Consolas" w:cs="Consolas"/>
+          <w:color w:val="164E63"/>
+          <w:sz w:val="19"/>
+        </w:rPr>
+        <w:t xml:space="preserve">receipt.supplierInvalid</w:t>
+      </w:r>
+      <w:r>
+        <w:t xml:space="preserve">) và lấy tên vật tư từ danh mục.</w:t>
       </w:r>
     </w:p>
     <w:p>

--- a/docs/kho/So-kho-va-phieu-nhap-kho.docx
+++ b/docs/kho/So-kho-va-phieu-nhap-kho.docx
@@ -7,7 +7,7 @@
         <w:pStyle w:val="Title"/>
       </w:pPr>
       <w:r>
-        <w:t xml:space="preserve">Phiếu nhập kho, sổ kho và các bảng dùng chung</w:t>
+        <w:t xml:space="preserve">Phiếu nhập kho, phiếu xuất kho, sổ kho và các bảng dùng chung</w:t>
       </w:r>
     </w:p>
     <w:p>
@@ -24,7 +24,36 @@
         <w:t xml:space="preserve">từng bảng và từng chức năng</w:t>
       </w:r>
       <w:r>
-        <w:t xml:space="preserve"> liên quan đến phiếu nhập kho: phiếu lưu những gì, ghi sổ làm gì, tồn kho nằm ở đâu, và những bảng danh mục / hệ thống nào phiếu dựa vào. Viết cho người vận hành và người phát triển; mọi tên bảng, cột, mã chức năng và thông báo đều lấy đúng từ mã nguồn.</w:t>
+        <w:t xml:space="preserve"> liên quan đến hai chứng từ kho đang chạy thật là </w:t>
+      </w:r>
+      <w:r>
+        <w:rPr>
+          <w:b/>
+        </w:rPr>
+        <w:t xml:space="preserve">phiếu nhập kho</w:t>
+      </w:r>
+      <w:r>
+        <w:t xml:space="preserve"> và </w:t>
+      </w:r>
+      <w:r>
+        <w:rPr>
+          <w:b/>
+        </w:rPr>
+        <w:t xml:space="preserve">phiếu xuất kho</w:t>
+      </w:r>
+      <w:r>
+        <w:t xml:space="preserve">: phiếu lưu những gì, ghi sổ làm gì, tồn kho nằm ở đâu, xóa phiếu thì dữ liệu đi đâu, và những bảng danh mục / hệ thống nào phiếu dựa vào. Hai phiếu có cùng kiến trúc; phần phiếu nhập được mô tả đầy đủ, phần phiếu xuất chỉ nói chỗ khác (mục 2.6, 3.3 đến 3.6). Riêng phiếu xuất còn có tài liệu ngắn </w:t>
+      </w:r>
+      <w:r>
+        <w:rPr>
+          <w:rFonts w:ascii="Consolas" w:hAnsi="Consolas" w:cs="Consolas"/>
+          <w:color w:val="164E63"/>
+          <w:sz w:val="19"/>
+        </w:rPr>
+        <w:t xml:space="preserve">docs/kho/phieu-xuat-kho.md</w:t>
+      </w:r>
+      <w:r>
+        <w:t xml:space="preserve">. Viết cho người vận hành và người phát triển; mọi tên bảng, cột, mã chức năng và thông báo đều lấy đúng từ mã nguồn.</w:t>
       </w:r>
     </w:p>
     <w:p>
@@ -48,7 +77,7 @@
         <w:pStyle w:val="ListParagraph"/>
       </w:pPr>
       <w:r>
-        <w:t xml:space="preserve">2. Phiếu nhập kho: chức năng và luồng xử lý</w:t>
+        <w:t xml:space="preserve">2. Phiếu nhập kho và phiếu xuất kho: chức năng và luồng xử lý</w:t>
       </w:r>
     </w:p>
     <w:p>
@@ -56,7 +85,7 @@
         <w:pStyle w:val="ListParagraph"/>
       </w:pPr>
       <w:r>
-        <w:t xml:space="preserve">3. Các bảng của phiếu nhập kho</w:t>
+        <w:t xml:space="preserve">3. Các bảng của phiếu nhập kho và phiếu xuất kho</w:t>
       </w:r>
     </w:p>
     <w:p>
@@ -126,7 +155,7 @@
           <w:color w:val="164E63"/>
           <w:sz w:val="19"/>
         </w:rPr>
-        <w:t xml:space="preserve"> Danh mục (dùng chung)                Phiếu nhập kho                         Sổ kho</w:t>
+        <w:t xml:space="preserve"> Danh mục (dùng chung)                Phiếu nhập / phiếu xuất kho            Sổ kho</w:t>
       </w:r>
     </w:p>
     <w:p>
@@ -139,7 +168,7 @@
           <w:color w:val="164E63"/>
           <w:sz w:val="19"/>
         </w:rPr>
-        <w:t xml:space="preserve"> ─────────────────────                ───────────────                        ───────</w:t>
+        <w:t xml:space="preserve"> ─────────────────────                ───────────────────────                ───────</w:t>
       </w:r>
     </w:p>
     <w:p>
@@ -152,7 +181,7 @@
           <w:color w:val="164E63"/>
           <w:sz w:val="19"/>
         </w:rPr>
-        <w:t xml:space="preserve"> erp_warehouse  ┐                     erp_goods_receipt  (đầu phiếu)         erp_stock_movement  (sổ, chỉ ghi thêm)</w:t>
+        <w:t xml:space="preserve"> erp_warehouse  ┐                     erp_goods_receipt / _line  (nhập, +)    erp_stock_movement  (sổ, chỉ ghi thêm)</w:t>
       </w:r>
     </w:p>
     <w:p>
@@ -165,7 +194,7 @@
           <w:color w:val="164E63"/>
           <w:sz w:val="19"/>
         </w:rPr>
-        <w:t xml:space="preserve"> erp_material   │  chọn mã            erp_goods_receipt_line (dòng hàng)           │</w:t>
+        <w:t xml:space="preserve"> erp_material   │  chọn mã            erp_goods_issue   / _line  (xuất, −)         │</w:t>
       </w:r>
     </w:p>
     <w:p>
@@ -447,10 +476,10 @@
         <w:rPr>
           <w:b/>
         </w:rPr>
-        <w:t xml:space="preserve">Sổ kho không bao giờ bị sửa hay xóa.</w:t>
-      </w:r>
-      <w:r>
-        <w:t xml:space="preserve"> Bỏ ghi sổ không xóa dòng cũ mà ghi thêm dòng đảo (âm); nhờ vậy luôn truy vết được và tồn luôn bằng tổng của sổ.</w:t>
+        <w:t xml:space="preserve">Sổ kho không bao giờ bị sửa.</w:t>
+      </w:r>
+      <w:r>
+        <w:t xml:space="preserve"> Bỏ ghi sổ không xóa dòng cũ mà ghi thêm dòng đảo (ngược dấu); nhờ vậy luôn truy vết được và tồn luôn bằng tổng của sổ. Dòng sổ của một phiếu chỉ bị xóa cùng với chính phiếu đó khi phiếu đã bỏ ghi sổ và sổ của nó cộng lại bằng 0 (mục 3.5).</w:t>
       </w:r>
     </w:p>
     <w:p>
@@ -458,7 +487,7 @@
         <w:pStyle w:val="Heading1"/>
       </w:pPr>
       <w:r>
-        <w:t xml:space="preserve">2. Phiếu nhập kho: chức năng và luồng xử lý</w:t>
+        <w:t xml:space="preserve">2. Phiếu nhập kho và phiếu xuất kho: chức năng và luồng xử lý</w:t>
       </w:r>
     </w:p>
     <w:p>
@@ -1363,6 +1392,766 @@
       </w:r>
       <w:r>
         <w:t xml:space="preserve">, nhân tỷ giá, làm tròn 2 số lẻ.</w:t>
+      </w:r>
+    </w:p>
+    <w:p>
+      <w:pPr>
+        <w:pStyle w:val="Normal"/>
+      </w:pPr>
+      <w:r>
+        <w:rPr>
+          <w:b/>
+        </w:rPr>
+        <w:t xml:space="preserve">Lưu thẳng ở một trạng thái.</w:t>
+      </w:r>
+      <w:r>
+        <w:t xml:space="preserve"> Quy trình duyệt vẫn còn, nhưng người có quyền tới trạng thái nào thì lưu phiếu ở trạng thái đó được. Trường </w:t>
+      </w:r>
+      <w:r>
+        <w:rPr>
+          <w:b/>
+        </w:rPr>
+        <w:t xml:space="preserve">"Trạng thái"</w:t>
+      </w:r>
+      <w:r>
+        <w:t xml:space="preserve"> trong khối II (Chứng từ &amp; tiền tệ) của form là ô chọn khi lập phiếu mới hoặc sửa phiếu nháp (chỉ chọn được khi người dùng có hơn một lựa chọn; còn không thì ô chỉ hiển thị trạng thái), và nút lưu đổi tên theo lựa chọn ("Lưu và chờ duyệt", "Lưu và đã phê duyệt", "Lưu và chuyển sổ kho"). Nút </w:t>
+      </w:r>
+      <w:r>
+        <w:rPr>
+          <w:b/>
+        </w:rPr>
+        <w:t xml:space="preserve">Lưu Nháp</w:t>
+      </w:r>
+      <w:r>
+        <w:t xml:space="preserve"> luôn có và luôn lưu ở </w:t>
+      </w:r>
+      <w:r>
+        <w:rPr>
+          <w:b/>
+        </w:rPr>
+        <w:t xml:space="preserve">Lập chứng từ</w:t>
+      </w:r>
+      <w:r>
+        <w:t xml:space="preserve">, dù ô Trạng thái đang chọn gì:</w:t>
+      </w:r>
+    </w:p>
+    <w:tbl>
+      <w:tblPr>
+        <w:tblW w:w="9360" w:type="dxa"/>
+        <w:tblLayout w:type="fixed"/>
+        <w:tblBorders>
+          <w:top w:val="single" w:sz="4" w:color="B8C9D5"/>
+          <w:left w:val="single" w:sz="4" w:color="B8C9D5"/>
+          <w:bottom w:val="single" w:sz="4" w:color="B8C9D5"/>
+          <w:right w:val="single" w:sz="4" w:color="B8C9D5"/>
+          <w:insideH w:val="single" w:sz="4" w:color="D9E1E8"/>
+          <w:insideV w:val="single" w:sz="4" w:color="D9E1E8"/>
+        </w:tblBorders>
+      </w:tblPr>
+      <w:tblGrid>
+        <w:gridCol w:w="914"/>
+        <w:gridCol w:w="4222"/>
+        <w:gridCol w:w="4222"/>
+      </w:tblGrid>
+      <w:tr>
+        <w:trPr>
+          <w:tblHeader/>
+        </w:trPr>
+        <w:tc>
+          <w:tcPr>
+            <w:tcW w:w="914" w:type="dxa"/>
+            <w:shd w:val="clear" w:fill="DCE9F3"/>
+            <w:tcMar>
+              <w:top w:w="70" w:type="dxa"/>
+              <w:left w:w="100" w:type="dxa"/>
+              <w:bottom w:w="70" w:type="dxa"/>
+              <w:right w:w="100" w:type="dxa"/>
+            </w:tcMar>
+          </w:tcPr>
+          <w:p>
+            <w:pPr>
+              <w:pStyle w:val="TableHeader"/>
+            </w:pPr>
+            <w:r>
+              <w:t xml:space="preserve">Lựa chọn</w:t>
+            </w:r>
+          </w:p>
+        </w:tc>
+        <w:tc>
+          <w:tcPr>
+            <w:tcW w:w="4222" w:type="dxa"/>
+            <w:shd w:val="clear" w:fill="DCE9F3"/>
+            <w:tcMar>
+              <w:top w:w="70" w:type="dxa"/>
+              <w:left w:w="100" w:type="dxa"/>
+              <w:bottom w:w="70" w:type="dxa"/>
+              <w:right w:w="100" w:type="dxa"/>
+            </w:tcMar>
+          </w:tcPr>
+          <w:p>
+            <w:pPr>
+              <w:pStyle w:val="TableHeader"/>
+            </w:pPr>
+            <w:r>
+              <w:t xml:space="preserve">Người dùng cần</w:t>
+            </w:r>
+          </w:p>
+        </w:tc>
+        <w:tc>
+          <w:tcPr>
+            <w:tcW w:w="4222" w:type="dxa"/>
+            <w:shd w:val="clear" w:fill="DCE9F3"/>
+            <w:tcMar>
+              <w:top w:w="70" w:type="dxa"/>
+              <w:left w:w="100" w:type="dxa"/>
+              <w:bottom w:w="70" w:type="dxa"/>
+              <w:right w:w="100" w:type="dxa"/>
+            </w:tcMar>
+          </w:tcPr>
+          <w:p>
+            <w:pPr>
+              <w:pStyle w:val="TableHeader"/>
+            </w:pPr>
+            <w:r>
+              <w:t xml:space="preserve">Hệ thống làm</w:t>
+            </w:r>
+          </w:p>
+        </w:tc>
+      </w:tr>
+      <w:tr>
+        <w:trPr>
+          <w:cantSplit/>
+        </w:trPr>
+        <w:tc>
+          <w:tcPr>
+            <w:tcW w:w="914" w:type="dxa"/>
+            <w:tcMar>
+              <w:top w:w="70" w:type="dxa"/>
+              <w:left w:w="100" w:type="dxa"/>
+              <w:bottom w:w="70" w:type="dxa"/>
+              <w:right w:w="100" w:type="dxa"/>
+            </w:tcMar>
+          </w:tcPr>
+          <w:p>
+            <w:pPr>
+              <w:pStyle w:val="TableText"/>
+            </w:pPr>
+            <w:r>
+              <w:t xml:space="preserve">Lập chứng từ</w:t>
+            </w:r>
+          </w:p>
+        </w:tc>
+        <w:tc>
+          <w:tcPr>
+            <w:tcW w:w="4222" w:type="dxa"/>
+            <w:tcMar>
+              <w:top w:w="70" w:type="dxa"/>
+              <w:left w:w="100" w:type="dxa"/>
+              <w:bottom w:w="70" w:type="dxa"/>
+              <w:right w:w="100" w:type="dxa"/>
+            </w:tcMar>
+          </w:tcPr>
+          <w:p>
+            <w:pPr>
+              <w:pStyle w:val="TableText"/>
+            </w:pPr>
+            <w:r>
+              <w:t xml:space="preserve">luôn có</w:t>
+            </w:r>
+          </w:p>
+        </w:tc>
+        <w:tc>
+          <w:tcPr>
+            <w:tcW w:w="4222" w:type="dxa"/>
+            <w:tcMar>
+              <w:top w:w="70" w:type="dxa"/>
+              <w:left w:w="100" w:type="dxa"/>
+              <w:bottom w:w="70" w:type="dxa"/>
+              <w:right w:w="100" w:type="dxa"/>
+            </w:tcMar>
+          </w:tcPr>
+          <w:p>
+            <w:pPr>
+              <w:pStyle w:val="TableText"/>
+            </w:pPr>
+            <w:r>
+              <w:t xml:space="preserve">chỉ lưu</w:t>
+            </w:r>
+          </w:p>
+        </w:tc>
+      </w:tr>
+      <w:tr>
+        <w:trPr>
+          <w:cantSplit/>
+        </w:trPr>
+        <w:tc>
+          <w:tcPr>
+            <w:tcW w:w="914" w:type="dxa"/>
+            <w:tcMar>
+              <w:top w:w="70" w:type="dxa"/>
+              <w:left w:w="100" w:type="dxa"/>
+              <w:bottom w:w="70" w:type="dxa"/>
+              <w:right w:w="100" w:type="dxa"/>
+            </w:tcMar>
+          </w:tcPr>
+          <w:p>
+            <w:pPr>
+              <w:pStyle w:val="TableText"/>
+            </w:pPr>
+            <w:r>
+              <w:t xml:space="preserve">Chờ duyệt</w:t>
+            </w:r>
+          </w:p>
+        </w:tc>
+        <w:tc>
+          <w:tcPr>
+            <w:tcW w:w="4222" w:type="dxa"/>
+            <w:tcMar>
+              <w:top w:w="70" w:type="dxa"/>
+              <w:left w:w="100" w:type="dxa"/>
+              <w:bottom w:w="70" w:type="dxa"/>
+              <w:right w:w="100" w:type="dxa"/>
+            </w:tcMar>
+          </w:tcPr>
+          <w:p>
+            <w:pPr>
+              <w:pStyle w:val="TableText"/>
+            </w:pPr>
+            <w:r>
+              <w:t xml:space="preserve">quyền Thêm hoặc Sửa</w:t>
+            </w:r>
+          </w:p>
+        </w:tc>
+        <w:tc>
+          <w:tcPr>
+            <w:tcW w:w="4222" w:type="dxa"/>
+            <w:tcMar>
+              <w:top w:w="70" w:type="dxa"/>
+              <w:left w:w="100" w:type="dxa"/>
+              <w:bottom w:w="70" w:type="dxa"/>
+              <w:right w:w="100" w:type="dxa"/>
+            </w:tcMar>
+          </w:tcPr>
+          <w:p>
+            <w:pPr>
+              <w:pStyle w:val="TableText"/>
+            </w:pPr>
+            <w:r>
+              <w:t xml:space="preserve">lưu rồi gửi duyệt như bấm Trình duyệt (dựng các cấp, thông báo người duyệt)</w:t>
+            </w:r>
+          </w:p>
+        </w:tc>
+      </w:tr>
+      <w:tr>
+        <w:trPr>
+          <w:cantSplit/>
+        </w:trPr>
+        <w:tc>
+          <w:tcPr>
+            <w:tcW w:w="914" w:type="dxa"/>
+            <w:tcMar>
+              <w:top w:w="70" w:type="dxa"/>
+              <w:left w:w="100" w:type="dxa"/>
+              <w:bottom w:w="70" w:type="dxa"/>
+              <w:right w:w="100" w:type="dxa"/>
+            </w:tcMar>
+          </w:tcPr>
+          <w:p>
+            <w:pPr>
+              <w:pStyle w:val="TableText"/>
+            </w:pPr>
+            <w:r>
+              <w:t xml:space="preserve">Đã phê duyệt</w:t>
+            </w:r>
+          </w:p>
+        </w:tc>
+        <w:tc>
+          <w:tcPr>
+            <w:tcW w:w="4222" w:type="dxa"/>
+            <w:tcMar>
+              <w:top w:w="70" w:type="dxa"/>
+              <w:left w:w="100" w:type="dxa"/>
+              <w:bottom w:w="70" w:type="dxa"/>
+              <w:right w:w="100" w:type="dxa"/>
+            </w:tcMar>
+          </w:tcPr>
+          <w:p>
+            <w:pPr>
+              <w:pStyle w:val="TableText"/>
+            </w:pPr>
+            <w:r>
+              <w:t xml:space="preserve">quyền </w:t>
+            </w:r>
+            <w:r>
+              <w:rPr>
+                <w:b/>
+              </w:rPr>
+              <w:t xml:space="preserve">Duyệt</w:t>
+            </w:r>
+            <w:r>
+              <w:t xml:space="preserve"> và là người duyệt của </w:t>
+            </w:r>
+            <w:r>
+              <w:rPr>
+                <w:b/>
+              </w:rPr>
+              <w:t xml:space="preserve">mọi cấp</w:t>
+            </w:r>
+            <w:r>
+              <w:t xml:space="preserve"> theo quy tắc phê duyệt (quản trị viên luôn đạt)</w:t>
+            </w:r>
+          </w:p>
+        </w:tc>
+        <w:tc>
+          <w:tcPr>
+            <w:tcW w:w="4222" w:type="dxa"/>
+            <w:tcMar>
+              <w:top w:w="70" w:type="dxa"/>
+              <w:left w:w="100" w:type="dxa"/>
+              <w:bottom w:w="70" w:type="dxa"/>
+              <w:right w:w="100" w:type="dxa"/>
+            </w:tcMar>
+          </w:tcPr>
+          <w:p>
+            <w:pPr>
+              <w:pStyle w:val="TableText"/>
+            </w:pPr>
+            <w:r>
+              <w:t xml:space="preserve">lưu rồi ghi một vòng duyệt, mỗi cấp một dòng đã duyệt bởi chính người lưu; nhật ký ghi gửi và duyệt, ghi chú "Lưu thẳng ở trạng thái đã duyệt…"</w:t>
+            </w:r>
+          </w:p>
+        </w:tc>
+      </w:tr>
+      <w:tr>
+        <w:trPr>
+          <w:cantSplit/>
+        </w:trPr>
+        <w:tc>
+          <w:tcPr>
+            <w:tcW w:w="914" w:type="dxa"/>
+            <w:tcMar>
+              <w:top w:w="70" w:type="dxa"/>
+              <w:left w:w="100" w:type="dxa"/>
+              <w:bottom w:w="70" w:type="dxa"/>
+              <w:right w:w="100" w:type="dxa"/>
+            </w:tcMar>
+          </w:tcPr>
+          <w:p>
+            <w:pPr>
+              <w:pStyle w:val="TableText"/>
+            </w:pPr>
+            <w:r>
+              <w:t xml:space="preserve">Chuyển sổ kho</w:t>
+            </w:r>
+          </w:p>
+        </w:tc>
+        <w:tc>
+          <w:tcPr>
+            <w:tcW w:w="4222" w:type="dxa"/>
+            <w:tcMar>
+              <w:top w:w="70" w:type="dxa"/>
+              <w:left w:w="100" w:type="dxa"/>
+              <w:bottom w:w="70" w:type="dxa"/>
+              <w:right w:w="100" w:type="dxa"/>
+            </w:tcMar>
+          </w:tcPr>
+          <w:p>
+            <w:pPr>
+              <w:pStyle w:val="TableText"/>
+            </w:pPr>
+            <w:r>
+              <w:t xml:space="preserve">như Đã phê duyệt </w:t>
+            </w:r>
+            <w:r>
+              <w:rPr>
+                <w:b/>
+              </w:rPr>
+              <w:t xml:space="preserve">cộng</w:t>
+            </w:r>
+            <w:r>
+              <w:t xml:space="preserve"> quyền đặc biệt </w:t>
+            </w:r>
+            <w:r>
+              <w:rPr>
+                <w:rFonts w:ascii="Consolas" w:hAnsi="Consolas" w:cs="Consolas"/>
+                <w:color w:val="164E63"/>
+                <w:sz w:val="19"/>
+              </w:rPr>
+              <w:t xml:space="preserve">POST</w:t>
+            </w:r>
+          </w:p>
+        </w:tc>
+        <w:tc>
+          <w:tcPr>
+            <w:tcW w:w="4222" w:type="dxa"/>
+            <w:tcMar>
+              <w:top w:w="70" w:type="dxa"/>
+              <w:left w:w="100" w:type="dxa"/>
+              <w:bottom w:w="70" w:type="dxa"/>
+              <w:right w:w="100" w:type="dxa"/>
+            </w:tcMar>
+          </w:tcPr>
+          <w:p>
+            <w:pPr>
+              <w:pStyle w:val="TableText"/>
+            </w:pPr>
+            <w:r>
+              <w:t xml:space="preserve">lưu, duyệt rồi ghi sổ</w:t>
+            </w:r>
+          </w:p>
+        </w:tc>
+      </w:tr>
+    </w:tbl>
+    <w:p>
+      <w:pPr>
+        <w:spacing w:after="60"/>
+      </w:pPr>
+    </w:p>
+    <w:p>
+      <w:pPr>
+        <w:pStyle w:val="Normal"/>
+      </w:pPr>
+      <w:r>
+        <w:t xml:space="preserve">Tất cả chạy trong </w:t>
+      </w:r>
+      <w:r>
+        <w:rPr>
+          <w:b/>
+        </w:rPr>
+        <w:t xml:space="preserve">một transaction</w:t>
+      </w:r>
+      <w:r>
+        <w:t xml:space="preserve">: bước nào bị từ chối (thiếu quyền, không phải người duyệt cấp nào đó, không đủ tồn, kỳ đã khóa) thì </w:t>
+      </w:r>
+      <w:r>
+        <w:rPr>
+          <w:b/>
+        </w:rPr>
+        <w:t xml:space="preserve">cả lần lưu bị hủy</w:t>
+      </w:r>
+      <w:r>
+        <w:t xml:space="preserve">, phiếu không bao giờ bị dở dang. Sửa một phiếu nháp rồi lưu ở trạng thái cao hơn cũng được. API: thêm </w:t>
+      </w:r>
+      <w:r>
+        <w:rPr>
+          <w:rFonts w:ascii="Consolas" w:hAnsi="Consolas" w:cs="Consolas"/>
+          <w:color w:val="164E63"/>
+          <w:sz w:val="19"/>
+        </w:rPr>
+        <w:t xml:space="preserve">"targetStatus": "Pending" | "Approved" | "Posted"</w:t>
+      </w:r>
+      <w:r>
+        <w:t xml:space="preserve"> vào nội dung lập / sửa phiếu. Nút Duyệt trên phiếu của người khác vẫn không cho tự duyệt phiếu mình lập; chỉ lưu thẳng ở Đã phê duyệt mới cho người lập tự duyệt, nên </w:t>
+      </w:r>
+      <w:r>
+        <w:rPr>
+          <w:b/>
+        </w:rPr>
+        <w:t xml:space="preserve">ai không nên tự duyệt thì đừng cấp quyền Duyệt</w:t>
+      </w:r>
+      <w:r>
+        <w:t xml:space="preserve">.</w:t>
+      </w:r>
+    </w:p>
+    <w:p>
+      <w:pPr>
+        <w:pStyle w:val="Normal"/>
+      </w:pPr>
+      <w:r>
+        <w:rPr>
+          <w:b/>
+        </w:rPr>
+        <w:t xml:space="preserve">In phiếu nhập kho</w:t>
+      </w:r>
+      <w:r>
+        <w:t xml:space="preserve"> (nút máy in ở từng dòng và nút "In phiếu" trong form, cần quyền In): có </w:t>
+      </w:r>
+      <w:r>
+        <w:rPr>
+          <w:b/>
+        </w:rPr>
+        <w:t xml:space="preserve">hai mẫu</w:t>
+      </w:r>
+      <w:r>
+        <w:t xml:space="preserve"> A4, in từ cửa sổ in của trình duyệt (lưu được thành PDF):</w:t>
+      </w:r>
+    </w:p>
+    <w:tbl>
+      <w:tblPr>
+        <w:tblW w:w="9360" w:type="dxa"/>
+        <w:tblLayout w:type="fixed"/>
+        <w:tblBorders>
+          <w:top w:val="single" w:sz="4" w:color="B8C9D5"/>
+          <w:left w:val="single" w:sz="4" w:color="B8C9D5"/>
+          <w:bottom w:val="single" w:sz="4" w:color="B8C9D5"/>
+          <w:right w:val="single" w:sz="4" w:color="B8C9D5"/>
+          <w:insideH w:val="single" w:sz="4" w:color="D9E1E8"/>
+          <w:insideV w:val="single" w:sz="4" w:color="D9E1E8"/>
+        </w:tblBorders>
+      </w:tblPr>
+      <w:tblGrid>
+        <w:gridCol w:w="1872"/>
+        <w:gridCol w:w="5348"/>
+        <w:gridCol w:w="2139"/>
+      </w:tblGrid>
+      <w:tr>
+        <w:trPr>
+          <w:tblHeader/>
+        </w:trPr>
+        <w:tc>
+          <w:tcPr>
+            <w:tcW w:w="1872" w:type="dxa"/>
+            <w:shd w:val="clear" w:fill="DCE9F3"/>
+            <w:tcMar>
+              <w:top w:w="70" w:type="dxa"/>
+              <w:left w:w="100" w:type="dxa"/>
+              <w:bottom w:w="70" w:type="dxa"/>
+              <w:right w:w="100" w:type="dxa"/>
+            </w:tcMar>
+          </w:tcPr>
+          <w:p>
+            <w:pPr>
+              <w:pStyle w:val="TableHeader"/>
+            </w:pPr>
+            <w:r>
+              <w:t xml:space="preserve">Mẫu</w:t>
+            </w:r>
+          </w:p>
+        </w:tc>
+        <w:tc>
+          <w:tcPr>
+            <w:tcW w:w="5348" w:type="dxa"/>
+            <w:shd w:val="clear" w:fill="DCE9F3"/>
+            <w:tcMar>
+              <w:top w:w="70" w:type="dxa"/>
+              <w:left w:w="100" w:type="dxa"/>
+              <w:bottom w:w="70" w:type="dxa"/>
+              <w:right w:w="100" w:type="dxa"/>
+            </w:tcMar>
+          </w:tcPr>
+          <w:p>
+            <w:pPr>
+              <w:pStyle w:val="TableHeader"/>
+            </w:pPr>
+            <w:r>
+              <w:t xml:space="preserve">Nội dung</w:t>
+            </w:r>
+          </w:p>
+        </w:tc>
+        <w:tc>
+          <w:tcPr>
+            <w:tcW w:w="2139" w:type="dxa"/>
+            <w:shd w:val="clear" w:fill="DCE9F3"/>
+            <w:tcMar>
+              <w:top w:w="70" w:type="dxa"/>
+              <w:left w:w="100" w:type="dxa"/>
+              <w:bottom w:w="70" w:type="dxa"/>
+              <w:right w:w="100" w:type="dxa"/>
+            </w:tcMar>
+          </w:tcPr>
+          <w:p>
+            <w:pPr>
+              <w:pStyle w:val="TableHeader"/>
+            </w:pPr>
+            <w:r>
+              <w:t xml:space="preserve">Dùng cho</w:t>
+            </w:r>
+          </w:p>
+        </w:tc>
+      </w:tr>
+      <w:tr>
+        <w:trPr>
+          <w:cantSplit/>
+        </w:trPr>
+        <w:tc>
+          <w:tcPr>
+            <w:tcW w:w="1872" w:type="dxa"/>
+            <w:tcMar>
+              <w:top w:w="70" w:type="dxa"/>
+              <w:left w:w="100" w:type="dxa"/>
+              <w:bottom w:w="70" w:type="dxa"/>
+              <w:right w:w="100" w:type="dxa"/>
+            </w:tcMar>
+          </w:tcPr>
+          <w:p>
+            <w:pPr>
+              <w:pStyle w:val="TableText"/>
+            </w:pPr>
+            <w:r>
+              <w:rPr>
+                <w:b/>
+              </w:rPr>
+              <w:t xml:space="preserve">In có giá và tiền</w:t>
+            </w:r>
+          </w:p>
+        </w:tc>
+        <w:tc>
+          <w:tcPr>
+            <w:tcW w:w="5348" w:type="dxa"/>
+            <w:tcMar>
+              <w:top w:w="70" w:type="dxa"/>
+              <w:left w:w="100" w:type="dxa"/>
+              <w:bottom w:w="70" w:type="dxa"/>
+              <w:right w:w="100" w:type="dxa"/>
+            </w:tcMar>
+          </w:tcPr>
+          <w:p>
+            <w:pPr>
+              <w:pStyle w:val="TableText"/>
+            </w:pPr>
+            <w:r>
+              <w:t xml:space="preserve">Có cột đơn giá, thành tiền, dòng tổng cộng và </w:t>
+            </w:r>
+            <w:r>
+              <w:rPr>
+                <w:b/>
+              </w:rPr>
+              <w:t xml:space="preserve">tổng số tiền viết bằng chữ</w:t>
+            </w:r>
+            <w:r>
+              <w:t xml:space="preserve">; phiếu ngoại tệ hiện thêm cộng theo loại tiền và tổng quy đổi VND theo tỷ giá</w:t>
+            </w:r>
+          </w:p>
+        </w:tc>
+        <w:tc>
+          <w:tcPr>
+            <w:tcW w:w="2139" w:type="dxa"/>
+            <w:tcMar>
+              <w:top w:w="70" w:type="dxa"/>
+              <w:left w:w="100" w:type="dxa"/>
+              <w:bottom w:w="70" w:type="dxa"/>
+              <w:right w:w="100" w:type="dxa"/>
+            </w:tcMar>
+          </w:tcPr>
+          <w:p>
+            <w:pPr>
+              <w:pStyle w:val="TableText"/>
+            </w:pPr>
+            <w:r>
+              <w:t xml:space="preserve">Kế toán</w:t>
+            </w:r>
+          </w:p>
+        </w:tc>
+      </w:tr>
+      <w:tr>
+        <w:trPr>
+          <w:cantSplit/>
+        </w:trPr>
+        <w:tc>
+          <w:tcPr>
+            <w:tcW w:w="1872" w:type="dxa"/>
+            <w:tcMar>
+              <w:top w:w="70" w:type="dxa"/>
+              <w:left w:w="100" w:type="dxa"/>
+              <w:bottom w:w="70" w:type="dxa"/>
+              <w:right w:w="100" w:type="dxa"/>
+            </w:tcMar>
+          </w:tcPr>
+          <w:p>
+            <w:pPr>
+              <w:pStyle w:val="TableText"/>
+            </w:pPr>
+            <w:r>
+              <w:rPr>
+                <w:b/>
+              </w:rPr>
+              <w:t xml:space="preserve">In không có giá</w:t>
+            </w:r>
+          </w:p>
+        </w:tc>
+        <w:tc>
+          <w:tcPr>
+            <w:tcW w:w="5348" w:type="dxa"/>
+            <w:tcMar>
+              <w:top w:w="70" w:type="dxa"/>
+              <w:left w:w="100" w:type="dxa"/>
+              <w:bottom w:w="70" w:type="dxa"/>
+              <w:right w:w="100" w:type="dxa"/>
+            </w:tcMar>
+          </w:tcPr>
+          <w:p>
+            <w:pPr>
+              <w:pStyle w:val="TableText"/>
+            </w:pPr>
+            <w:r>
+              <w:t xml:space="preserve">Chỉ số lượng, ghi rõ "Bản không giá"; không có đơn giá, thành tiền, tổng tiền, tỷ giá</w:t>
+            </w:r>
+          </w:p>
+        </w:tc>
+        <w:tc>
+          <w:tcPr>
+            <w:tcW w:w="2139" w:type="dxa"/>
+            <w:tcMar>
+              <w:top w:w="70" w:type="dxa"/>
+              <w:left w:w="100" w:type="dxa"/>
+              <w:bottom w:w="70" w:type="dxa"/>
+              <w:right w:w="100" w:type="dxa"/>
+            </w:tcMar>
+          </w:tcPr>
+          <w:p>
+            <w:pPr>
+              <w:pStyle w:val="TableText"/>
+            </w:pPr>
+            <w:r>
+              <w:t xml:space="preserve">Thủ kho, người giao hàng</w:t>
+            </w:r>
+          </w:p>
+        </w:tc>
+      </w:tr>
+    </w:tbl>
+    <w:p>
+      <w:pPr>
+        <w:spacing w:after="60"/>
+      </w:pPr>
+    </w:p>
+    <w:p>
+      <w:pPr>
+        <w:pStyle w:val="Normal"/>
+      </w:pPr>
+      <w:r>
+        <w:t xml:space="preserve">Cả hai mẫu có: tên, địa chỉ, mã số thuế, điện thoại công ty (lấy từ Hồ sơ doanh nghiệp), "Mẫu số 01 - VT", tiêu đề, ngày chứng từ dạng "Ngày 5 tháng 3 năm 2027", số phiếu, đơn vị, kho nhập, loại nhập, nhà cung cấp, người giao hàng, người duyệt, ghi chú; bảng hàng với số lô và vị trí (chỉ hiện cột nào có dữ liệu); bảng định mức nguyên vật liệu (nếu có, không tính tiền); bốn chỗ ký (người lập phiếu kèm tên người lập, người giao hàng, thủ kho, kế toán trưởng kèm tên từ hồ sơ doanh nghiệp); chân trang ngày in, người in. Người </w:t>
+      </w:r>
+      <w:r>
+        <w:rPr>
+          <w:b/>
+        </w:rPr>
+        <w:t xml:space="preserve">không có quyền `VIEW_PRICE`</w:t>
+      </w:r>
+      <w:r>
+        <w:t xml:space="preserve"> chỉ có mẫu không giá (nút In in luôn mẫu này); người có quyền bấm nút In thì chọn một trong hai mẫu. Mã nguồn: </w:t>
+      </w:r>
+      <w:r>
+        <w:rPr>
+          <w:rFonts w:ascii="Consolas" w:hAnsi="Consolas" w:cs="Consolas"/>
+          <w:color w:val="164E63"/>
+          <w:sz w:val="19"/>
+        </w:rPr>
+        <w:t xml:space="preserve">modules/inventory/documents/voucherPrint.ts</w:t>
+      </w:r>
+      <w:r>
+        <w:t xml:space="preserve"> (dựng trang, đọc số tiền thành chữ) và </w:t>
+      </w:r>
+      <w:r>
+        <w:rPr>
+          <w:rFonts w:ascii="Consolas" w:hAnsi="Consolas" w:cs="Consolas"/>
+          <w:color w:val="164E63"/>
+          <w:sz w:val="19"/>
+        </w:rPr>
+        <w:t xml:space="preserve">PrintMenuButton.tsx</w:t>
+      </w:r>
+      <w:r>
+        <w:t xml:space="preserve">; phiếu xuất kho dùng lại được cùng mẫu (kind </w:t>
+      </w:r>
+      <w:r>
+        <w:rPr>
+          <w:rFonts w:ascii="Consolas" w:hAnsi="Consolas" w:cs="Consolas"/>
+          <w:color w:val="164E63"/>
+          <w:sz w:val="19"/>
+        </w:rPr>
+        <w:t xml:space="preserve">issue</w:t>
+      </w:r>
+      <w:r>
+        <w:t xml:space="preserve">, "Mẫu số 02 - VT") nhưng chưa nối.</w:t>
       </w:r>
     </w:p>
     <w:p>
@@ -4576,10 +5365,927 @@
     </w:p>
     <w:p>
       <w:pPr>
+        <w:pStyle w:val="Heading2"/>
+      </w:pPr>
+      <w:r>
+        <w:t xml:space="preserve">2.6. Phiếu xuất kho: khác gì phiếu nhập</w:t>
+      </w:r>
+    </w:p>
+    <w:p>
+      <w:pPr>
+        <w:pStyle w:val="Normal"/>
+      </w:pPr>
+      <w:r>
+        <w:t xml:space="preserve">Mã chức năng </w:t>
+      </w:r>
+      <w:r>
+        <w:rPr>
+          <w:b/>
+        </w:rPr>
+        <w:t xml:space="preserve">`inv_issue`</w:t>
+      </w:r>
+      <w:r>
+        <w:t xml:space="preserve"> (menu Kho hàng → Phiếu xuất kho), dải số chứng từ </w:t>
+      </w:r>
+      <w:r>
+        <w:rPr>
+          <w:b/>
+        </w:rPr>
+        <w:t xml:space="preserve">`PXK`</w:t>
+      </w:r>
+      <w:r>
+        <w:t xml:space="preserve"> (ví dụ </w:t>
+      </w:r>
+      <w:r>
+        <w:rPr>
+          <w:rFonts w:ascii="Consolas" w:hAnsi="Consolas" w:cs="Consolas"/>
+          <w:color w:val="164E63"/>
+          <w:sz w:val="19"/>
+        </w:rPr>
+        <w:t xml:space="preserve">PXK-DVCS01-202703-0001</w:t>
+      </w:r>
+      <w:r>
+        <w:t xml:space="preserve">), màn Phê duyệt xuất kho </w:t>
+      </w:r>
+      <w:r>
+        <w:rPr>
+          <w:rFonts w:ascii="Consolas" w:hAnsi="Consolas" w:cs="Consolas"/>
+          <w:color w:val="164E63"/>
+          <w:sz w:val="19"/>
+        </w:rPr>
+        <w:t xml:space="preserve">inv_approve_issue</w:t>
+      </w:r>
+      <w:r>
+        <w:t xml:space="preserve">, API tiền tố </w:t>
+      </w:r>
+      <w:r>
+        <w:rPr>
+          <w:rFonts w:ascii="Consolas" w:hAnsi="Consolas" w:cs="Consolas"/>
+          <w:color w:val="164E63"/>
+          <w:sz w:val="19"/>
+        </w:rPr>
+        <w:t xml:space="preserve">/api/inventory/goods-issues</w:t>
+      </w:r>
+      <w:r>
+        <w:t xml:space="preserve">. Phiếu xuất </w:t>
+      </w:r>
+      <w:r>
+        <w:rPr>
+          <w:b/>
+        </w:rPr>
+        <w:t xml:space="preserve">giống phiếu nhập</w:t>
+      </w:r>
+      <w:r>
+        <w:t xml:space="preserve"> ở màn hình (hai khối, hai tab mặt hàng và nguyên vật liệu), trạng thái (Lập → Chờ duyệt → Đã duyệt → Đã ghi sổ / Hủy), quyền, quy tắc duyệt, khóa sổ, đánh số, nhật ký, chống ghi đè và các API (mục 2.4, thay </w:t>
+      </w:r>
+      <w:r>
+        <w:rPr>
+          <w:rFonts w:ascii="Consolas" w:hAnsi="Consolas" w:cs="Consolas"/>
+          <w:color w:val="164E63"/>
+          <w:sz w:val="19"/>
+        </w:rPr>
+        <w:t xml:space="preserve">goods-receipts</w:t>
+      </w:r>
+      <w:r>
+        <w:t xml:space="preserve"> bằng </w:t>
+      </w:r>
+      <w:r>
+        <w:rPr>
+          <w:rFonts w:ascii="Consolas" w:hAnsi="Consolas" w:cs="Consolas"/>
+          <w:color w:val="164E63"/>
+          <w:sz w:val="19"/>
+        </w:rPr>
+        <w:t xml:space="preserve">goods-issues</w:t>
+      </w:r>
+      <w:r>
+        <w:t xml:space="preserve">). Mã nguồn đối xứng: </w:t>
+      </w:r>
+      <w:r>
+        <w:rPr>
+          <w:rFonts w:ascii="Consolas" w:hAnsi="Consolas" w:cs="Consolas"/>
+          <w:color w:val="164E63"/>
+          <w:sz w:val="19"/>
+        </w:rPr>
+        <w:t xml:space="preserve">GoodsIssue.cs</w:t>
+      </w:r>
+      <w:r>
+        <w:t xml:space="preserve">, </w:t>
+      </w:r>
+      <w:r>
+        <w:rPr>
+          <w:rFonts w:ascii="Consolas" w:hAnsi="Consolas" w:cs="Consolas"/>
+          <w:color w:val="164E63"/>
+          <w:sz w:val="19"/>
+        </w:rPr>
+        <w:t xml:space="preserve">GoodsIssueContracts.cs</w:t>
+      </w:r>
+      <w:r>
+        <w:t xml:space="preserve">, </w:t>
+      </w:r>
+      <w:r>
+        <w:rPr>
+          <w:rFonts w:ascii="Consolas" w:hAnsi="Consolas" w:cs="Consolas"/>
+          <w:color w:val="164E63"/>
+          <w:sz w:val="19"/>
+        </w:rPr>
+        <w:t xml:space="preserve">GoodsIssueService.cs</w:t>
+      </w:r>
+      <w:r>
+        <w:t xml:space="preserve">, </w:t>
+      </w:r>
+      <w:r>
+        <w:rPr>
+          <w:rFonts w:ascii="Consolas" w:hAnsi="Consolas" w:cs="Consolas"/>
+          <w:color w:val="164E63"/>
+          <w:sz w:val="19"/>
+        </w:rPr>
+        <w:t xml:space="preserve">GoodsIssuesController.cs</w:t>
+      </w:r>
+      <w:r>
+        <w:t xml:space="preserve">; phần duyệt dùng chung </w:t>
+      </w:r>
+      <w:r>
+        <w:rPr>
+          <w:rFonts w:ascii="Consolas" w:hAnsi="Consolas" w:cs="Consolas"/>
+          <w:color w:val="164E63"/>
+          <w:sz w:val="19"/>
+        </w:rPr>
+        <w:t xml:space="preserve">DocumentApprovalService</w:t>
+      </w:r>
+      <w:r>
+        <w:t xml:space="preserve"> qua giao diện </w:t>
+      </w:r>
+      <w:r>
+        <w:rPr>
+          <w:rFonts w:ascii="Consolas" w:hAnsi="Consolas" w:cs="Consolas"/>
+          <w:color w:val="164E63"/>
+          <w:sz w:val="19"/>
+        </w:rPr>
+        <w:t xml:space="preserve">IApprovableDocument</w:t>
+      </w:r>
+      <w:r>
+        <w:t xml:space="preserve">.</w:t>
+      </w:r>
+    </w:p>
+    <w:p>
+      <w:pPr>
+        <w:pStyle w:val="Normal"/>
+      </w:pPr>
+      <w:r>
+        <w:t xml:space="preserve">Khác nhau:</w:t>
+      </w:r>
+    </w:p>
+    <w:tbl>
+      <w:tblPr>
+        <w:tblW w:w="9360" w:type="dxa"/>
+        <w:tblLayout w:type="fixed"/>
+        <w:tblBorders>
+          <w:top w:val="single" w:sz="4" w:color="B8C9D5"/>
+          <w:left w:val="single" w:sz="4" w:color="B8C9D5"/>
+          <w:bottom w:val="single" w:sz="4" w:color="B8C9D5"/>
+          <w:right w:val="single" w:sz="4" w:color="B8C9D5"/>
+          <w:insideH w:val="single" w:sz="4" w:color="D9E1E8"/>
+          <w:insideV w:val="single" w:sz="4" w:color="D9E1E8"/>
+        </w:tblBorders>
+      </w:tblPr>
+      <w:tblGrid>
+        <w:gridCol w:w="1970"/>
+        <w:gridCol w:w="3694"/>
+        <w:gridCol w:w="3694"/>
+      </w:tblGrid>
+      <w:tr>
+        <w:trPr>
+          <w:tblHeader/>
+        </w:trPr>
+        <w:tc>
+          <w:tcPr>
+            <w:tcW w:w="1970" w:type="dxa"/>
+            <w:shd w:val="clear" w:fill="DCE9F3"/>
+            <w:tcMar>
+              <w:top w:w="70" w:type="dxa"/>
+              <w:left w:w="100" w:type="dxa"/>
+              <w:bottom w:w="70" w:type="dxa"/>
+              <w:right w:w="100" w:type="dxa"/>
+            </w:tcMar>
+          </w:tcPr>
+          <w:p>
+            <w:pPr>
+              <w:pStyle w:val="TableHeader"/>
+            </w:pPr>
+            <w:r>
+              <w:t xml:space="preserve">Việc</w:t>
+            </w:r>
+          </w:p>
+        </w:tc>
+        <w:tc>
+          <w:tcPr>
+            <w:tcW w:w="3694" w:type="dxa"/>
+            <w:shd w:val="clear" w:fill="DCE9F3"/>
+            <w:tcMar>
+              <w:top w:w="70" w:type="dxa"/>
+              <w:left w:w="100" w:type="dxa"/>
+              <w:bottom w:w="70" w:type="dxa"/>
+              <w:right w:w="100" w:type="dxa"/>
+            </w:tcMar>
+          </w:tcPr>
+          <w:p>
+            <w:pPr>
+              <w:pStyle w:val="TableHeader"/>
+            </w:pPr>
+            <w:r>
+              <w:t xml:space="preserve">Phiếu nhập</w:t>
+            </w:r>
+          </w:p>
+        </w:tc>
+        <w:tc>
+          <w:tcPr>
+            <w:tcW w:w="3694" w:type="dxa"/>
+            <w:shd w:val="clear" w:fill="DCE9F3"/>
+            <w:tcMar>
+              <w:top w:w="70" w:type="dxa"/>
+              <w:left w:w="100" w:type="dxa"/>
+              <w:bottom w:w="70" w:type="dxa"/>
+              <w:right w:w="100" w:type="dxa"/>
+            </w:tcMar>
+          </w:tcPr>
+          <w:p>
+            <w:pPr>
+              <w:pStyle w:val="TableHeader"/>
+            </w:pPr>
+            <w:r>
+              <w:t xml:space="preserve">Phiếu xuất</w:t>
+            </w:r>
+          </w:p>
+        </w:tc>
+      </w:tr>
+      <w:tr>
+        <w:trPr>
+          <w:cantSplit/>
+        </w:trPr>
+        <w:tc>
+          <w:tcPr>
+            <w:tcW w:w="1970" w:type="dxa"/>
+            <w:tcMar>
+              <w:top w:w="70" w:type="dxa"/>
+              <w:left w:w="100" w:type="dxa"/>
+              <w:bottom w:w="70" w:type="dxa"/>
+              <w:right w:w="100" w:type="dxa"/>
+            </w:tcMar>
+          </w:tcPr>
+          <w:p>
+            <w:pPr>
+              <w:pStyle w:val="TableText"/>
+            </w:pPr>
+            <w:r>
+              <w:t xml:space="preserve">Đối tác</w:t>
+            </w:r>
+          </w:p>
+        </w:tc>
+        <w:tc>
+          <w:tcPr>
+            <w:tcW w:w="3694" w:type="dxa"/>
+            <w:tcMar>
+              <w:top w:w="70" w:type="dxa"/>
+              <w:left w:w="100" w:type="dxa"/>
+              <w:bottom w:w="70" w:type="dxa"/>
+              <w:right w:w="100" w:type="dxa"/>
+            </w:tcMar>
+          </w:tcPr>
+          <w:p>
+            <w:pPr>
+              <w:pStyle w:val="TableText"/>
+            </w:pPr>
+            <w:r>
+              <w:t xml:space="preserve">Nhà cung cấp (</w:t>
+            </w:r>
+            <w:r>
+              <w:rPr>
+                <w:rFonts w:ascii="Consolas" w:hAnsi="Consolas" w:cs="Consolas"/>
+                <w:color w:val="164E63"/>
+                <w:sz w:val="19"/>
+              </w:rPr>
+              <w:t xml:space="preserve">supplier_code</w:t>
+            </w:r>
+            <w:r>
+              <w:t xml:space="preserve"> + </w:t>
+            </w:r>
+            <w:r>
+              <w:rPr>
+                <w:rFonts w:ascii="Consolas" w:hAnsi="Consolas" w:cs="Consolas"/>
+                <w:color w:val="164E63"/>
+                <w:sz w:val="19"/>
+              </w:rPr>
+              <w:t xml:space="preserve">supplier_name</w:t>
+            </w:r>
+            <w:r>
+              <w:t xml:space="preserve">), người giao</w:t>
+            </w:r>
+          </w:p>
+        </w:tc>
+        <w:tc>
+          <w:tcPr>
+            <w:tcW w:w="3694" w:type="dxa"/>
+            <w:tcMar>
+              <w:top w:w="70" w:type="dxa"/>
+              <w:left w:w="100" w:type="dxa"/>
+              <w:bottom w:w="70" w:type="dxa"/>
+              <w:right w:w="100" w:type="dxa"/>
+            </w:tcMar>
+          </w:tcPr>
+          <w:p>
+            <w:pPr>
+              <w:pStyle w:val="TableText"/>
+            </w:pPr>
+            <w:r>
+              <w:t xml:space="preserve">Khách hàng (</w:t>
+            </w:r>
+            <w:r>
+              <w:rPr>
+                <w:rFonts w:ascii="Consolas" w:hAnsi="Consolas" w:cs="Consolas"/>
+                <w:color w:val="164E63"/>
+                <w:sz w:val="19"/>
+              </w:rPr>
+              <w:t xml:space="preserve">customer_name</w:t>
+            </w:r>
+            <w:r>
+              <w:t xml:space="preserve">, chữ tự do vì danh mục khách hàng chưa có backend), người nhận hàng (</w:t>
+            </w:r>
+            <w:r>
+              <w:rPr>
+                <w:rFonts w:ascii="Consolas" w:hAnsi="Consolas" w:cs="Consolas"/>
+                <w:color w:val="164E63"/>
+                <w:sz w:val="19"/>
+              </w:rPr>
+              <w:t xml:space="preserve">receiver_name</w:t>
+            </w:r>
+            <w:r>
+              <w:t xml:space="preserve">)</w:t>
+            </w:r>
+          </w:p>
+        </w:tc>
+      </w:tr>
+      <w:tr>
+        <w:trPr>
+          <w:cantSplit/>
+        </w:trPr>
+        <w:tc>
+          <w:tcPr>
+            <w:tcW w:w="1970" w:type="dxa"/>
+            <w:tcMar>
+              <w:top w:w="70" w:type="dxa"/>
+              <w:left w:w="100" w:type="dxa"/>
+              <w:bottom w:w="70" w:type="dxa"/>
+              <w:right w:w="100" w:type="dxa"/>
+            </w:tcMar>
+          </w:tcPr>
+          <w:p>
+            <w:pPr>
+              <w:pStyle w:val="TableText"/>
+            </w:pPr>
+            <w:r>
+              <w:t xml:space="preserve">Chiều ghi sổ</w:t>
+            </w:r>
+          </w:p>
+        </w:tc>
+        <w:tc>
+          <w:tcPr>
+            <w:tcW w:w="3694" w:type="dxa"/>
+            <w:tcMar>
+              <w:top w:w="70" w:type="dxa"/>
+              <w:left w:w="100" w:type="dxa"/>
+              <w:bottom w:w="70" w:type="dxa"/>
+              <w:right w:w="100" w:type="dxa"/>
+            </w:tcMar>
+          </w:tcPr>
+          <w:p>
+            <w:pPr>
+              <w:pStyle w:val="TableText"/>
+            </w:pPr>
+            <w:r>
+              <w:rPr>
+                <w:rFonts w:ascii="Consolas" w:hAnsi="Consolas" w:cs="Consolas"/>
+                <w:color w:val="164E63"/>
+                <w:sz w:val="19"/>
+              </w:rPr>
+              <w:t xml:space="preserve">StockDirection.In</w:t>
+            </w:r>
+            <w:r>
+              <w:t xml:space="preserve">: </w:t>
+            </w:r>
+            <w:r>
+              <w:rPr>
+                <w:b/>
+              </w:rPr>
+              <w:t xml:space="preserve">cộng</w:t>
+            </w:r>
+            <w:r>
+              <w:t xml:space="preserve"> tồn, giá trị = thành tiền × tỷ giá của phiếu</w:t>
+            </w:r>
+          </w:p>
+        </w:tc>
+        <w:tc>
+          <w:tcPr>
+            <w:tcW w:w="3694" w:type="dxa"/>
+            <w:tcMar>
+              <w:top w:w="70" w:type="dxa"/>
+              <w:left w:w="100" w:type="dxa"/>
+              <w:bottom w:w="70" w:type="dxa"/>
+              <w:right w:w="100" w:type="dxa"/>
+            </w:tcMar>
+          </w:tcPr>
+          <w:p>
+            <w:pPr>
+              <w:pStyle w:val="TableText"/>
+            </w:pPr>
+            <w:r>
+              <w:rPr>
+                <w:rFonts w:ascii="Consolas" w:hAnsi="Consolas" w:cs="Consolas"/>
+                <w:color w:val="164E63"/>
+                <w:sz w:val="19"/>
+              </w:rPr>
+              <w:t xml:space="preserve">StockDirection.Out</w:t>
+            </w:r>
+            <w:r>
+              <w:t xml:space="preserve">: </w:t>
+            </w:r>
+            <w:r>
+              <w:rPr>
+                <w:b/>
+              </w:rPr>
+              <w:t xml:space="preserve">trừ</w:t>
+            </w:r>
+            <w:r>
+              <w:t xml:space="preserve"> tồn, giá trị do </w:t>
+            </w:r>
+            <w:r>
+              <w:rPr>
+                <w:b/>
+              </w:rPr>
+              <w:t xml:space="preserve">sổ kho tính theo giá bình quân của kho</w:t>
+            </w:r>
+            <w:r>
+              <w:t xml:space="preserve">; đơn giá trên phiếu </w:t>
+            </w:r>
+            <w:r>
+              <w:rPr>
+                <w:b/>
+              </w:rPr>
+              <w:t xml:space="preserve">không</w:t>
+            </w:r>
+            <w:r>
+              <w:t xml:space="preserve"> được gửi sang sổ</w:t>
+            </w:r>
+          </w:p>
+        </w:tc>
+      </w:tr>
+      <w:tr>
+        <w:trPr>
+          <w:cantSplit/>
+        </w:trPr>
+        <w:tc>
+          <w:tcPr>
+            <w:tcW w:w="1970" w:type="dxa"/>
+            <w:tcMar>
+              <w:top w:w="70" w:type="dxa"/>
+              <w:left w:w="100" w:type="dxa"/>
+              <w:bottom w:w="70" w:type="dxa"/>
+              <w:right w:w="100" w:type="dxa"/>
+            </w:tcMar>
+          </w:tcPr>
+          <w:p>
+            <w:pPr>
+              <w:pStyle w:val="TableText"/>
+            </w:pPr>
+            <w:r>
+              <w:t xml:space="preserve">Đơn giá và thành tiền trên phiếu</w:t>
+            </w:r>
+          </w:p>
+        </w:tc>
+        <w:tc>
+          <w:tcPr>
+            <w:tcW w:w="3694" w:type="dxa"/>
+            <w:tcMar>
+              <w:top w:w="70" w:type="dxa"/>
+              <w:left w:w="100" w:type="dxa"/>
+              <w:bottom w:w="70" w:type="dxa"/>
+              <w:right w:w="100" w:type="dxa"/>
+            </w:tcMar>
+          </w:tcPr>
+          <w:p>
+            <w:pPr>
+              <w:pStyle w:val="TableText"/>
+            </w:pPr>
+            <w:r>
+              <w:t xml:space="preserve">Là giá trị nhập thật</w:t>
+            </w:r>
+          </w:p>
+        </w:tc>
+        <w:tc>
+          <w:tcPr>
+            <w:tcW w:w="3694" w:type="dxa"/>
+            <w:tcMar>
+              <w:top w:w="70" w:type="dxa"/>
+              <w:left w:w="100" w:type="dxa"/>
+              <w:bottom w:w="70" w:type="dxa"/>
+              <w:right w:w="100" w:type="dxa"/>
+            </w:tcMar>
+          </w:tcPr>
+          <w:p>
+            <w:pPr>
+              <w:pStyle w:val="TableText"/>
+            </w:pPr>
+            <w:r>
+              <w:t xml:space="preserve">Chỉ là giá xuất để in và tham khảo; giá vốn thật nằm ở cột </w:t>
+            </w:r>
+            <w:r>
+              <w:rPr>
+                <w:rFonts w:ascii="Consolas" w:hAnsi="Consolas" w:cs="Consolas"/>
+                <w:color w:val="164E63"/>
+                <w:sz w:val="19"/>
+              </w:rPr>
+              <w:t xml:space="preserve">value</w:t>
+            </w:r>
+            <w:r>
+              <w:t xml:space="preserve"> (số âm) của dòng sổ</w:t>
+            </w:r>
+          </w:p>
+        </w:tc>
+      </w:tr>
+      <w:tr>
+        <w:trPr>
+          <w:cantSplit/>
+        </w:trPr>
+        <w:tc>
+          <w:tcPr>
+            <w:tcW w:w="1970" w:type="dxa"/>
+            <w:tcMar>
+              <w:top w:w="70" w:type="dxa"/>
+              <w:left w:w="100" w:type="dxa"/>
+              <w:bottom w:w="70" w:type="dxa"/>
+              <w:right w:w="100" w:type="dxa"/>
+            </w:tcMar>
+          </w:tcPr>
+          <w:p>
+            <w:pPr>
+              <w:pStyle w:val="TableText"/>
+            </w:pPr>
+            <w:r>
+              <w:t xml:space="preserve">Lô</w:t>
+            </w:r>
+          </w:p>
+        </w:tc>
+        <w:tc>
+          <w:tcPr>
+            <w:tcW w:w="3694" w:type="dxa"/>
+            <w:tcMar>
+              <w:top w:w="70" w:type="dxa"/>
+              <w:left w:w="100" w:type="dxa"/>
+              <w:bottom w:w="70" w:type="dxa"/>
+              <w:right w:w="100" w:type="dxa"/>
+            </w:tcMar>
+          </w:tcPr>
+          <w:p>
+            <w:pPr>
+              <w:pStyle w:val="TableText"/>
+            </w:pPr>
+            <w:r>
+              <w:t xml:space="preserve">Nhập vào lô chưa có thì sổ kho tự mở lô</w:t>
+            </w:r>
+          </w:p>
+        </w:tc>
+        <w:tc>
+          <w:tcPr>
+            <w:tcW w:w="3694" w:type="dxa"/>
+            <w:tcMar>
+              <w:top w:w="70" w:type="dxa"/>
+              <w:left w:w="100" w:type="dxa"/>
+              <w:bottom w:w="70" w:type="dxa"/>
+              <w:right w:w="100" w:type="dxa"/>
+            </w:tcMar>
+          </w:tcPr>
+          <w:p>
+            <w:pPr>
+              <w:pStyle w:val="TableText"/>
+            </w:pPr>
+            <w:r>
+              <w:t xml:space="preserve">Vật tư theo dõi lô </w:t>
+            </w:r>
+            <w:r>
+              <w:rPr>
+                <w:b/>
+              </w:rPr>
+              <w:t xml:space="preserve">bắt buộc</w:t>
+            </w:r>
+            <w:r>
+              <w:t xml:space="preserve"> có số lô đang có tồn, lô không bị khóa và chưa hết hạn</w:t>
+            </w:r>
+          </w:p>
+        </w:tc>
+      </w:tr>
+      <w:tr>
+        <w:trPr>
+          <w:cantSplit/>
+        </w:trPr>
+        <w:tc>
+          <w:tcPr>
+            <w:tcW w:w="1970" w:type="dxa"/>
+            <w:tcMar>
+              <w:top w:w="70" w:type="dxa"/>
+              <w:left w:w="100" w:type="dxa"/>
+              <w:bottom w:w="70" w:type="dxa"/>
+              <w:right w:w="100" w:type="dxa"/>
+            </w:tcMar>
+          </w:tcPr>
+          <w:p>
+            <w:pPr>
+              <w:pStyle w:val="TableText"/>
+            </w:pPr>
+            <w:r>
+              <w:t xml:space="preserve">Kiểm tra tồn</w:t>
+            </w:r>
+          </w:p>
+        </w:tc>
+        <w:tc>
+          <w:tcPr>
+            <w:tcW w:w="3694" w:type="dxa"/>
+            <w:tcMar>
+              <w:top w:w="70" w:type="dxa"/>
+              <w:left w:w="100" w:type="dxa"/>
+              <w:bottom w:w="70" w:type="dxa"/>
+              <w:right w:w="100" w:type="dxa"/>
+            </w:tcMar>
+          </w:tcPr>
+          <w:p>
+            <w:pPr>
+              <w:pStyle w:val="TableText"/>
+            </w:pPr>
+            <w:r>
+              <w:t xml:space="preserve">Không bao giờ bị từ chối vì tồn</w:t>
+            </w:r>
+          </w:p>
+        </w:tc>
+        <w:tc>
+          <w:tcPr>
+            <w:tcW w:w="3694" w:type="dxa"/>
+            <w:tcMar>
+              <w:top w:w="70" w:type="dxa"/>
+              <w:left w:w="100" w:type="dxa"/>
+              <w:bottom w:w="70" w:type="dxa"/>
+              <w:right w:w="100" w:type="dxa"/>
+            </w:tcMar>
+          </w:tcPr>
+          <w:p>
+            <w:pPr>
+              <w:pStyle w:val="TableText"/>
+            </w:pPr>
+            <w:r>
+              <w:rPr>
+                <w:b/>
+              </w:rPr>
+              <w:t xml:space="preserve">Chỉ khi Ghi sổ</w:t>
+            </w:r>
+            <w:r>
+              <w:t xml:space="preserve">: thiếu hàng thì từ chối "Không đủ tồn kho: vật tư X tại kho Y chỉ còn n", cả phiếu không ghi (trừ khi đơn vị bật tham số </w:t>
+            </w:r>
+            <w:r>
+              <w:rPr>
+                <w:rFonts w:ascii="Consolas" w:hAnsi="Consolas" w:cs="Consolas"/>
+                <w:color w:val="164E63"/>
+                <w:sz w:val="19"/>
+              </w:rPr>
+              <w:t xml:space="preserve">allowNegativeStock</w:t>
+            </w:r>
+            <w:r>
+              <w:t xml:space="preserve">)</w:t>
+            </w:r>
+          </w:p>
+        </w:tc>
+      </w:tr>
+      <w:tr>
+        <w:trPr>
+          <w:cantSplit/>
+        </w:trPr>
+        <w:tc>
+          <w:tcPr>
+            <w:tcW w:w="1970" w:type="dxa"/>
+            <w:tcMar>
+              <w:top w:w="70" w:type="dxa"/>
+              <w:left w:w="100" w:type="dxa"/>
+              <w:bottom w:w="70" w:type="dxa"/>
+              <w:right w:w="100" w:type="dxa"/>
+            </w:tcMar>
+          </w:tcPr>
+          <w:p>
+            <w:pPr>
+              <w:pStyle w:val="TableText"/>
+            </w:pPr>
+            <w:r>
+              <w:t xml:space="preserve">Lập, sửa, gửi duyệt, duyệt</w:t>
+            </w:r>
+          </w:p>
+        </w:tc>
+        <w:tc>
+          <w:tcPr>
+            <w:tcW w:w="3694" w:type="dxa"/>
+            <w:tcMar>
+              <w:top w:w="70" w:type="dxa"/>
+              <w:left w:w="100" w:type="dxa"/>
+              <w:bottom w:w="70" w:type="dxa"/>
+              <w:right w:w="100" w:type="dxa"/>
+            </w:tcMar>
+          </w:tcPr>
+          <w:p>
+            <w:pPr>
+              <w:pStyle w:val="TableText"/>
+            </w:pPr>
+            <w:r>
+              <w:t xml:space="preserve">Không kiểm tồn</w:t>
+            </w:r>
+          </w:p>
+        </w:tc>
+        <w:tc>
+          <w:tcPr>
+            <w:tcW w:w="3694" w:type="dxa"/>
+            <w:tcMar>
+              <w:top w:w="70" w:type="dxa"/>
+              <w:left w:w="100" w:type="dxa"/>
+              <w:bottom w:w="70" w:type="dxa"/>
+              <w:right w:w="100" w:type="dxa"/>
+            </w:tcMar>
+          </w:tcPr>
+          <w:p>
+            <w:pPr>
+              <w:pStyle w:val="TableText"/>
+            </w:pPr>
+            <w:r>
+              <w:t xml:space="preserve">Không kiểm tồn (phiếu xuất chỉ là chứng từ cho tới khi ghi sổ)</w:t>
+            </w:r>
+          </w:p>
+        </w:tc>
+      </w:tr>
+    </w:tbl>
+    <w:p>
+      <w:pPr>
+        <w:spacing w:after="60"/>
+      </w:pPr>
+    </w:p>
+    <w:p>
+      <w:pPr>
+        <w:pStyle w:val="Normal"/>
+      </w:pPr>
+      <w:r>
+        <w:t xml:space="preserve">Luồng </w:t>
+      </w:r>
+      <w:r>
+        <w:rPr>
+          <w:b/>
+        </w:rPr>
+        <w:t xml:space="preserve">Ghi sổ</w:t>
+      </w:r>
+      <w:r>
+        <w:t xml:space="preserve"> của phiếu xuất: (1) cần quyền </w:t>
+      </w:r>
+      <w:r>
+        <w:rPr>
+          <w:rFonts w:ascii="Consolas" w:hAnsi="Consolas" w:cs="Consolas"/>
+          <w:color w:val="164E63"/>
+          <w:sz w:val="19"/>
+        </w:rPr>
+        <w:t xml:space="preserve">POST</w:t>
+      </w:r>
+      <w:r>
+        <w:t xml:space="preserve"> và phiếu </w:t>
+      </w:r>
+      <w:r>
+        <w:rPr>
+          <w:b/>
+        </w:rPr>
+        <w:t xml:space="preserve">Đã duyệt</w:t>
+      </w:r>
+      <w:r>
+        <w:t xml:space="preserve">, kiểm khóa sổ; (2) dựng lệnh ghi sổ </w:t>
+      </w:r>
+      <w:r>
+        <w:rPr>
+          <w:b/>
+        </w:rPr>
+        <w:t xml:space="preserve">xuất</w:t>
+      </w:r>
+      <w:r>
+        <w:t xml:space="preserve"> gồm các dòng </w:t>
+      </w:r>
+      <w:r>
+        <w:rPr>
+          <w:rFonts w:ascii="Consolas" w:hAnsi="Consolas" w:cs="Consolas"/>
+          <w:color w:val="164E63"/>
+          <w:sz w:val="19"/>
+        </w:rPr>
+        <w:t xml:space="preserve">ITEM</w:t>
+      </w:r>
+      <w:r>
+        <w:t xml:space="preserve"> (mỗi dòng gửi mã vật tư, số lượng, mã đơn vị tính, số lô và vị trí nếu vật tư theo dõi; </w:t>
+      </w:r>
+      <w:r>
+        <w:rPr>
+          <w:b/>
+        </w:rPr>
+        <w:t xml:space="preserve">không</w:t>
+      </w:r>
+      <w:r>
+        <w:t xml:space="preserve"> gửi giá trị); (3) </w:t>
+      </w:r>
+      <w:r>
+        <w:rPr>
+          <w:rFonts w:ascii="Consolas" w:hAnsi="Consolas" w:cs="Consolas"/>
+          <w:color w:val="164E63"/>
+          <w:sz w:val="19"/>
+        </w:rPr>
+        <w:t xml:space="preserve">IStockLedger.PostAsync</w:t>
+      </w:r>
+      <w:r>
+        <w:t xml:space="preserve"> khóa dòng tồn (</w:t>
+      </w:r>
+      <w:r>
+        <w:rPr>
+          <w:rFonts w:ascii="Consolas" w:hAnsi="Consolas" w:cs="Consolas"/>
+          <w:color w:val="164E63"/>
+          <w:sz w:val="19"/>
+        </w:rPr>
+        <w:t xml:space="preserve">FOR UPDATE</w:t>
+      </w:r>
+      <w:r>
+        <w:t xml:space="preserve">), kiểm tồn, tính giá bình quân, ghi sổ với số lượng và giá trị </w:t>
+      </w:r>
+      <w:r>
+        <w:rPr>
+          <w:b/>
+        </w:rPr>
+        <w:t xml:space="preserve">âm</w:t>
+      </w:r>
+      <w:r>
+        <w:t xml:space="preserve">, trừ ba bảng tồn trong một giao dịch; (4) phiếu thành </w:t>
+      </w:r>
+      <w:r>
+        <w:rPr>
+          <w:b/>
+        </w:rPr>
+        <w:t xml:space="preserve">Đã ghi sổ</w:t>
+      </w:r>
+      <w:r>
+        <w:t xml:space="preserve">. </w:t>
+      </w:r>
+      <w:r>
+        <w:rPr>
+          <w:b/>
+        </w:rPr>
+        <w:t xml:space="preserve">Bỏ ghi sổ</w:t>
+      </w:r>
+      <w:r>
+        <w:t xml:space="preserve"> ghi dòng đảo (dương) và cộng lại tồn đúng bằng đã trừ; phiếu về Đã duyệt.</w:t>
+      </w:r>
+    </w:p>
+    <w:p>
+      <w:pPr>
+        <w:pStyle w:val="Normal"/>
+      </w:pPr>
+      <w:r>
+        <w:t xml:space="preserve">Ví dụ đã chạy thật: nhập 10 cái giá 100.000 (tồn 10, giá trị 1.000.000); lập phiếu xuất 5 cái đơn giá bán 150.000 → ghi sổ ra dòng sổ </w:t>
+      </w:r>
+      <w:r>
+        <w:rPr>
+          <w:b/>
+        </w:rPr>
+        <w:t xml:space="preserve">−5, giá trị −500.000</w:t>
+      </w:r>
+      <w:r>
+        <w:t xml:space="preserve"> (bình quân 100.000, không phải 150.000), tồn còn 5 và 500.000; phiếu xuất khác 20 cái bị từ chối vì chỉ còn 5; bỏ ghi sổ phiếu đầu thì tồn về 10 và 1.000.000, </w:t>
+      </w:r>
+      <w:r>
+        <w:rPr>
+          <w:rFonts w:ascii="Consolas" w:hAnsi="Consolas" w:cs="Consolas"/>
+          <w:color w:val="164E63"/>
+          <w:sz w:val="19"/>
+        </w:rPr>
+        <w:t xml:space="preserve">GET /api/inventory/stock/verify</w:t>
+      </w:r>
+      <w:r>
+        <w:t xml:space="preserve"> không báo lệch.</w:t>
+      </w:r>
+    </w:p>
+    <w:p>
+      <w:pPr>
+        <w:pStyle w:val="Normal"/>
+      </w:pPr>
+      <w:r>
+        <w:t xml:space="preserve">Thông báo lỗi riêng của phiếu xuất: "Phiếu xuất kho cần ít nhất một dòng hàng", "Kho xuất không tồn tại hoặc đã ngừng sử dụng", "Chỉ được xóa phiếu xuất kho đang ở trạng thái lập chứng từ", "Không đủ tồn kho …", "Vật tư X theo dõi theo lô nên phải nhập số lô"; các lỗi về khóa sổ, kho không dành cho đơn vị, vật tư, đơn vị tính và vị trí giống bảng 2.5.</w:t>
+      </w:r>
+    </w:p>
+    <w:p>
+      <w:pPr>
         <w:pStyle w:val="Heading1"/>
       </w:pPr>
       <w:r>
-        <w:t xml:space="preserve">3. Các bảng của phiếu nhập kho</w:t>
+        <w:t xml:space="preserve">3. Các bảng của phiếu nhập kho và phiếu xuất kho</w:t>
       </w:r>
     </w:p>
     <w:p>
@@ -4587,7 +6293,7 @@
         <w:pStyle w:val="Normal"/>
       </w:pPr>
       <w:r>
-        <w:t xml:space="preserve">Script tạo bảng: </w:t>
+        <w:t xml:space="preserve">Script tạo bảng phiếu nhập: </w:t>
       </w:r>
       <w:r>
         <w:rPr>
@@ -4598,7 +6304,106 @@
         <w:t xml:space="preserve">ServerService/sql/postgresql/20-inventory-goods-receipts.sql</w:t>
       </w:r>
       <w:r>
-        <w:t xml:space="preserve">. Cả hai bảng đều có bốn cột dấu vết </w:t>
+        <w:t xml:space="preserve">; phiếu xuất: </w:t>
+      </w:r>
+      <w:r>
+        <w:rPr>
+          <w:rFonts w:ascii="Consolas" w:hAnsi="Consolas" w:cs="Consolas"/>
+          <w:color w:val="164E63"/>
+          <w:sz w:val="19"/>
+        </w:rPr>
+        <w:t xml:space="preserve">39-inventory-goods-issues.sql</w:t>
+      </w:r>
+      <w:r>
+        <w:t xml:space="preserve">; script </w:t>
+      </w:r>
+      <w:r>
+        <w:rPr>
+          <w:rFonts w:ascii="Consolas" w:hAnsi="Consolas" w:cs="Consolas"/>
+          <w:color w:val="164E63"/>
+          <w:sz w:val="19"/>
+        </w:rPr>
+        <w:t xml:space="preserve">40-inventory-voucher-line-references.sql</w:t>
+      </w:r>
+      <w:r>
+        <w:t xml:space="preserve"> đổi dòng của cả hai phiếu sang mã vật tư / đơn vị tính (</w:t>
+      </w:r>
+      <w:r>
+        <w:rPr>
+          <w:rFonts w:ascii="Consolas" w:hAnsi="Consolas" w:cs="Consolas"/>
+          <w:color w:val="164E63"/>
+          <w:sz w:val="19"/>
+        </w:rPr>
+        <w:t xml:space="preserve">product_code</w:t>
+      </w:r>
+      <w:r>
+        <w:t xml:space="preserve"> → </w:t>
+      </w:r>
+      <w:r>
+        <w:rPr>
+          <w:rFonts w:ascii="Consolas" w:hAnsi="Consolas" w:cs="Consolas"/>
+          <w:color w:val="164E63"/>
+          <w:sz w:val="19"/>
+        </w:rPr>
+        <w:t xml:space="preserve">material_code</w:t>
+      </w:r>
+      <w:r>
+        <w:t xml:space="preserve">, </w:t>
+      </w:r>
+      <w:r>
+        <w:rPr>
+          <w:rFonts w:ascii="Consolas" w:hAnsi="Consolas" w:cs="Consolas"/>
+          <w:color w:val="164E63"/>
+          <w:sz w:val="19"/>
+        </w:rPr>
+        <w:t xml:space="preserve">product_name</w:t>
+      </w:r>
+      <w:r>
+        <w:t xml:space="preserve"> → </w:t>
+      </w:r>
+      <w:r>
+        <w:rPr>
+          <w:rFonts w:ascii="Consolas" w:hAnsi="Consolas" w:cs="Consolas"/>
+          <w:color w:val="164E63"/>
+          <w:sz w:val="19"/>
+        </w:rPr>
+        <w:t xml:space="preserve">material_name</w:t>
+      </w:r>
+      <w:r>
+        <w:t xml:space="preserve">, </w:t>
+      </w:r>
+      <w:r>
+        <w:rPr>
+          <w:rFonts w:ascii="Consolas" w:hAnsi="Consolas" w:cs="Consolas"/>
+          <w:color w:val="164E63"/>
+          <w:sz w:val="19"/>
+        </w:rPr>
+        <w:t xml:space="preserve">unit</w:t>
+      </w:r>
+      <w:r>
+        <w:t xml:space="preserve"> → </w:t>
+      </w:r>
+      <w:r>
+        <w:rPr>
+          <w:rFonts w:ascii="Consolas" w:hAnsi="Consolas" w:cs="Consolas"/>
+          <w:color w:val="164E63"/>
+          <w:sz w:val="19"/>
+        </w:rPr>
+        <w:t xml:space="preserve">uom_code</w:t>
+      </w:r>
+      <w:r>
+        <w:t xml:space="preserve">) và thêm </w:t>
+      </w:r>
+      <w:r>
+        <w:rPr>
+          <w:rFonts w:ascii="Consolas" w:hAnsi="Consolas" w:cs="Consolas"/>
+          <w:color w:val="164E63"/>
+          <w:sz w:val="19"/>
+        </w:rPr>
+        <w:t xml:space="preserve">supplier_code</w:t>
+      </w:r>
+      <w:r>
+        <w:t xml:space="preserve"> cho phiếu nhập. Mọi bảng dưới đây đều có bốn cột dấu vết </w:t>
       </w:r>
       <w:r>
         <w:rPr>
@@ -7067,6 +8872,28 @@
         <w:t xml:space="preserve">receipt_id</w:t>
       </w:r>
       <w:r>
+        <w:t xml:space="preserve">, </w:t>
+      </w:r>
+      <w:r>
+        <w:rPr>
+          <w:rFonts w:ascii="Consolas" w:hAnsi="Consolas" w:cs="Consolas"/>
+          <w:color w:val="164E63"/>
+          <w:sz w:val="19"/>
+        </w:rPr>
+        <w:t xml:space="preserve">material_code</w:t>
+      </w:r>
+      <w:r>
+        <w:t xml:space="preserve">, </w:t>
+      </w:r>
+      <w:r>
+        <w:rPr>
+          <w:rFonts w:ascii="Consolas" w:hAnsi="Consolas" w:cs="Consolas"/>
+          <w:color w:val="164E63"/>
+          <w:sz w:val="19"/>
+        </w:rPr>
+        <w:t xml:space="preserve">uom_code</w:t>
+      </w:r>
+      <w:r>
         <w:t xml:space="preserve">. Sửa phiếu thì xóa hết dòng cũ rồi thêm lại, nên </w:t>
       </w:r>
       <w:r>
@@ -7088,6 +8915,1637 @@
       </w:r>
       <w:r>
         <w:t xml:space="preserve"> mới được coi là gắn với sổ, và phiếu đã ghi sổ không sửa được.</w:t>
+      </w:r>
+    </w:p>
+    <w:p>
+      <w:pPr>
+        <w:pStyle w:val="Heading2"/>
+      </w:pPr>
+      <w:r>
+        <w:t xml:space="preserve">3.3. </w:t>
+      </w:r>
+      <w:r>
+        <w:rPr>
+          <w:rFonts w:ascii="Consolas" w:hAnsi="Consolas" w:cs="Consolas"/>
+          <w:color w:val="164E63"/>
+          <w:sz w:val="19"/>
+        </w:rPr>
+        <w:t xml:space="preserve">erp_goods_issue</w:t>
+      </w:r>
+      <w:r>
+        <w:t xml:space="preserve"> — đầu phiếu xuất</w:t>
+      </w:r>
+    </w:p>
+    <w:p>
+      <w:pPr>
+        <w:pStyle w:val="Normal"/>
+      </w:pPr>
+      <w:r>
+        <w:t xml:space="preserve">Cấu trúc </w:t>
+      </w:r>
+      <w:r>
+        <w:rPr>
+          <w:b/>
+        </w:rPr>
+        <w:t xml:space="preserve">giống `erp_goods_receipt`</w:t>
+      </w:r>
+      <w:r>
+        <w:t xml:space="preserve"> (cùng các cột </w:t>
+      </w:r>
+      <w:r>
+        <w:rPr>
+          <w:rFonts w:ascii="Consolas" w:hAnsi="Consolas" w:cs="Consolas"/>
+          <w:color w:val="164E63"/>
+          <w:sz w:val="19"/>
+        </w:rPr>
+        <w:t xml:space="preserve">id</w:t>
+      </w:r>
+      <w:r>
+        <w:t xml:space="preserve">, </w:t>
+      </w:r>
+      <w:r>
+        <w:rPr>
+          <w:rFonts w:ascii="Consolas" w:hAnsi="Consolas" w:cs="Consolas"/>
+          <w:color w:val="164E63"/>
+          <w:sz w:val="19"/>
+        </w:rPr>
+        <w:t xml:space="preserve">code</w:t>
+      </w:r>
+      <w:r>
+        <w:t xml:space="preserve">, </w:t>
+      </w:r>
+      <w:r>
+        <w:rPr>
+          <w:rFonts w:ascii="Consolas" w:hAnsi="Consolas" w:cs="Consolas"/>
+          <w:color w:val="164E63"/>
+          <w:sz w:val="19"/>
+        </w:rPr>
+        <w:t xml:space="preserve">unit_code</w:t>
+      </w:r>
+      <w:r>
+        <w:t xml:space="preserve">, </w:t>
+      </w:r>
+      <w:r>
+        <w:rPr>
+          <w:rFonts w:ascii="Consolas" w:hAnsi="Consolas" w:cs="Consolas"/>
+          <w:color w:val="164E63"/>
+          <w:sz w:val="19"/>
+        </w:rPr>
+        <w:t xml:space="preserve">document_date</w:t>
+      </w:r>
+      <w:r>
+        <w:t xml:space="preserve">, </w:t>
+      </w:r>
+      <w:r>
+        <w:rPr>
+          <w:rFonts w:ascii="Consolas" w:hAnsi="Consolas" w:cs="Consolas"/>
+          <w:color w:val="164E63"/>
+          <w:sz w:val="19"/>
+        </w:rPr>
+        <w:t xml:space="preserve">created_date</w:t>
+      </w:r>
+      <w:r>
+        <w:t xml:space="preserve">, </w:t>
+      </w:r>
+      <w:r>
+        <w:rPr>
+          <w:rFonts w:ascii="Consolas" w:hAnsi="Consolas" w:cs="Consolas"/>
+          <w:color w:val="164E63"/>
+          <w:sz w:val="19"/>
+        </w:rPr>
+        <w:t xml:space="preserve">warehouse_code</w:t>
+      </w:r>
+      <w:r>
+        <w:t xml:space="preserve">, </w:t>
+      </w:r>
+      <w:r>
+        <w:rPr>
+          <w:rFonts w:ascii="Consolas" w:hAnsi="Consolas" w:cs="Consolas"/>
+          <w:color w:val="164E63"/>
+          <w:sz w:val="19"/>
+        </w:rPr>
+        <w:t xml:space="preserve">voucher_type</w:t>
+      </w:r>
+      <w:r>
+        <w:t xml:space="preserve">, </w:t>
+      </w:r>
+      <w:r>
+        <w:rPr>
+          <w:rFonts w:ascii="Consolas" w:hAnsi="Consolas" w:cs="Consolas"/>
+          <w:color w:val="164E63"/>
+          <w:sz w:val="19"/>
+        </w:rPr>
+        <w:t xml:space="preserve">currency_code</w:t>
+      </w:r>
+      <w:r>
+        <w:t xml:space="preserve">, </w:t>
+      </w:r>
+      <w:r>
+        <w:rPr>
+          <w:rFonts w:ascii="Consolas" w:hAnsi="Consolas" w:cs="Consolas"/>
+          <w:color w:val="164E63"/>
+          <w:sz w:val="19"/>
+        </w:rPr>
+        <w:t xml:space="preserve">exchange_rate</w:t>
+      </w:r>
+      <w:r>
+        <w:t xml:space="preserve">, </w:t>
+      </w:r>
+      <w:r>
+        <w:rPr>
+          <w:rFonts w:ascii="Consolas" w:hAnsi="Consolas" w:cs="Consolas"/>
+          <w:color w:val="164E63"/>
+          <w:sz w:val="19"/>
+        </w:rPr>
+        <w:t xml:space="preserve">note</w:t>
+      </w:r>
+      <w:r>
+        <w:t xml:space="preserve">, </w:t>
+      </w:r>
+      <w:r>
+        <w:rPr>
+          <w:rFonts w:ascii="Consolas" w:hAnsi="Consolas" w:cs="Consolas"/>
+          <w:color w:val="164E63"/>
+          <w:sz w:val="19"/>
+        </w:rPr>
+        <w:t xml:space="preserve">status</w:t>
+      </w:r>
+      <w:r>
+        <w:t xml:space="preserve">, </w:t>
+      </w:r>
+      <w:r>
+        <w:rPr>
+          <w:rFonts w:ascii="Consolas" w:hAnsi="Consolas" w:cs="Consolas"/>
+          <w:color w:val="164E63"/>
+          <w:sz w:val="19"/>
+        </w:rPr>
+        <w:t xml:space="preserve">total_value</w:t>
+      </w:r>
+      <w:r>
+        <w:t xml:space="preserve">, </w:t>
+      </w:r>
+      <w:r>
+        <w:rPr>
+          <w:rFonts w:ascii="Consolas" w:hAnsi="Consolas" w:cs="Consolas"/>
+          <w:color w:val="164E63"/>
+          <w:sz w:val="19"/>
+        </w:rPr>
+        <w:t xml:space="preserve">approved_by_user_id</w:t>
+      </w:r>
+      <w:r>
+        <w:t xml:space="preserve">, bốn cột dấu vết và </w:t>
+      </w:r>
+      <w:r>
+        <w:rPr>
+          <w:rFonts w:ascii="Consolas" w:hAnsi="Consolas" w:cs="Consolas"/>
+          <w:color w:val="164E63"/>
+          <w:sz w:val="19"/>
+        </w:rPr>
+        <w:t xml:space="preserve">xmin</w:t>
+      </w:r>
+      <w:r>
+        <w:t xml:space="preserve">), chỉ khác phần đối tác:</w:t>
+      </w:r>
+    </w:p>
+    <w:tbl>
+      <w:tblPr>
+        <w:tblW w:w="9360" w:type="dxa"/>
+        <w:tblLayout w:type="fixed"/>
+        <w:tblBorders>
+          <w:top w:val="single" w:sz="4" w:color="B8C9D5"/>
+          <w:left w:val="single" w:sz="4" w:color="B8C9D5"/>
+          <w:bottom w:val="single" w:sz="4" w:color="B8C9D5"/>
+          <w:right w:val="single" w:sz="4" w:color="B8C9D5"/>
+          <w:insideH w:val="single" w:sz="4" w:color="D9E1E8"/>
+          <w:insideV w:val="single" w:sz="4" w:color="D9E1E8"/>
+        </w:tblBorders>
+      </w:tblPr>
+      <w:tblGrid>
+        <w:gridCol w:w="1482"/>
+        <w:gridCol w:w="2316"/>
+        <w:gridCol w:w="5561"/>
+      </w:tblGrid>
+      <w:tr>
+        <w:trPr>
+          <w:tblHeader/>
+        </w:trPr>
+        <w:tc>
+          <w:tcPr>
+            <w:tcW w:w="1482" w:type="dxa"/>
+            <w:shd w:val="clear" w:fill="DCE9F3"/>
+            <w:tcMar>
+              <w:top w:w="70" w:type="dxa"/>
+              <w:left w:w="100" w:type="dxa"/>
+              <w:bottom w:w="70" w:type="dxa"/>
+              <w:right w:w="100" w:type="dxa"/>
+            </w:tcMar>
+          </w:tcPr>
+          <w:p>
+            <w:pPr>
+              <w:pStyle w:val="TableHeader"/>
+            </w:pPr>
+            <w:r>
+              <w:t xml:space="preserve">Cột</w:t>
+            </w:r>
+          </w:p>
+        </w:tc>
+        <w:tc>
+          <w:tcPr>
+            <w:tcW w:w="2316" w:type="dxa"/>
+            <w:shd w:val="clear" w:fill="DCE9F3"/>
+            <w:tcMar>
+              <w:top w:w="70" w:type="dxa"/>
+              <w:left w:w="100" w:type="dxa"/>
+              <w:bottom w:w="70" w:type="dxa"/>
+              <w:right w:w="100" w:type="dxa"/>
+            </w:tcMar>
+          </w:tcPr>
+          <w:p>
+            <w:pPr>
+              <w:pStyle w:val="TableHeader"/>
+            </w:pPr>
+            <w:r>
+              <w:t xml:space="preserve">Kiểu</w:t>
+            </w:r>
+          </w:p>
+        </w:tc>
+        <w:tc>
+          <w:tcPr>
+            <w:tcW w:w="5561" w:type="dxa"/>
+            <w:shd w:val="clear" w:fill="DCE9F3"/>
+            <w:tcMar>
+              <w:top w:w="70" w:type="dxa"/>
+              <w:left w:w="100" w:type="dxa"/>
+              <w:bottom w:w="70" w:type="dxa"/>
+              <w:right w:w="100" w:type="dxa"/>
+            </w:tcMar>
+          </w:tcPr>
+          <w:p>
+            <w:pPr>
+              <w:pStyle w:val="TableHeader"/>
+            </w:pPr>
+            <w:r>
+              <w:t xml:space="preserve">Ý nghĩa</w:t>
+            </w:r>
+          </w:p>
+        </w:tc>
+      </w:tr>
+      <w:tr>
+        <w:trPr>
+          <w:cantSplit/>
+        </w:trPr>
+        <w:tc>
+          <w:tcPr>
+            <w:tcW w:w="1482" w:type="dxa"/>
+            <w:tcMar>
+              <w:top w:w="70" w:type="dxa"/>
+              <w:left w:w="100" w:type="dxa"/>
+              <w:bottom w:w="70" w:type="dxa"/>
+              <w:right w:w="100" w:type="dxa"/>
+            </w:tcMar>
+          </w:tcPr>
+          <w:p>
+            <w:pPr>
+              <w:pStyle w:val="TableText"/>
+            </w:pPr>
+            <w:r>
+              <w:rPr>
+                <w:rFonts w:ascii="Consolas" w:hAnsi="Consolas" w:cs="Consolas"/>
+                <w:color w:val="164E63"/>
+                <w:sz w:val="19"/>
+              </w:rPr>
+              <w:t xml:space="preserve">code</w:t>
+            </w:r>
+          </w:p>
+        </w:tc>
+        <w:tc>
+          <w:tcPr>
+            <w:tcW w:w="2316" w:type="dxa"/>
+            <w:tcMar>
+              <w:top w:w="70" w:type="dxa"/>
+              <w:left w:w="100" w:type="dxa"/>
+              <w:bottom w:w="70" w:type="dxa"/>
+              <w:right w:w="100" w:type="dxa"/>
+            </w:tcMar>
+          </w:tcPr>
+          <w:p>
+            <w:pPr>
+              <w:pStyle w:val="TableText"/>
+            </w:pPr>
+            <w:r>
+              <w:t xml:space="preserve">varchar(64), </w:t>
+            </w:r>
+            <w:r>
+              <w:rPr>
+                <w:b/>
+              </w:rPr>
+              <w:t xml:space="preserve">duy nhất</w:t>
+            </w:r>
+          </w:p>
+        </w:tc>
+        <w:tc>
+          <w:tcPr>
+            <w:tcW w:w="5561" w:type="dxa"/>
+            <w:tcMar>
+              <w:top w:w="70" w:type="dxa"/>
+              <w:left w:w="100" w:type="dxa"/>
+              <w:bottom w:w="70" w:type="dxa"/>
+              <w:right w:w="100" w:type="dxa"/>
+            </w:tcMar>
+          </w:tcPr>
+          <w:p>
+            <w:pPr>
+              <w:pStyle w:val="TableText"/>
+            </w:pPr>
+            <w:r>
+              <w:t xml:space="preserve">Số phiếu </w:t>
+            </w:r>
+            <w:r>
+              <w:rPr>
+                <w:rFonts w:ascii="Consolas" w:hAnsi="Consolas" w:cs="Consolas"/>
+                <w:color w:val="164E63"/>
+                <w:sz w:val="19"/>
+              </w:rPr>
+              <w:t xml:space="preserve">PXK-&lt;đơn vị&gt;-&lt;yyyymm&gt;-&lt;số&gt;</w:t>
+            </w:r>
+          </w:p>
+        </w:tc>
+      </w:tr>
+      <w:tr>
+        <w:trPr>
+          <w:cantSplit/>
+        </w:trPr>
+        <w:tc>
+          <w:tcPr>
+            <w:tcW w:w="1482" w:type="dxa"/>
+            <w:tcMar>
+              <w:top w:w="70" w:type="dxa"/>
+              <w:left w:w="100" w:type="dxa"/>
+              <w:bottom w:w="70" w:type="dxa"/>
+              <w:right w:w="100" w:type="dxa"/>
+            </w:tcMar>
+          </w:tcPr>
+          <w:p>
+            <w:pPr>
+              <w:pStyle w:val="TableText"/>
+            </w:pPr>
+            <w:r>
+              <w:rPr>
+                <w:rFonts w:ascii="Consolas" w:hAnsi="Consolas" w:cs="Consolas"/>
+                <w:color w:val="164E63"/>
+                <w:sz w:val="19"/>
+              </w:rPr>
+              <w:t xml:space="preserve">warehouse_code</w:t>
+            </w:r>
+          </w:p>
+        </w:tc>
+        <w:tc>
+          <w:tcPr>
+            <w:tcW w:w="2316" w:type="dxa"/>
+            <w:tcMar>
+              <w:top w:w="70" w:type="dxa"/>
+              <w:left w:w="100" w:type="dxa"/>
+              <w:bottom w:w="70" w:type="dxa"/>
+              <w:right w:w="100" w:type="dxa"/>
+            </w:tcMar>
+          </w:tcPr>
+          <w:p>
+            <w:pPr>
+              <w:pStyle w:val="TableText"/>
+            </w:pPr>
+            <w:r>
+              <w:t xml:space="preserve">varchar(20)</w:t>
+            </w:r>
+          </w:p>
+        </w:tc>
+        <w:tc>
+          <w:tcPr>
+            <w:tcW w:w="5561" w:type="dxa"/>
+            <w:tcMar>
+              <w:top w:w="70" w:type="dxa"/>
+              <w:left w:w="100" w:type="dxa"/>
+              <w:bottom w:w="70" w:type="dxa"/>
+              <w:right w:w="100" w:type="dxa"/>
+            </w:tcMar>
+          </w:tcPr>
+          <w:p>
+            <w:pPr>
+              <w:pStyle w:val="TableText"/>
+            </w:pPr>
+            <w:r>
+              <w:rPr>
+                <w:b/>
+              </w:rPr>
+              <w:t xml:space="preserve">Kho xuất</w:t>
+            </w:r>
+            <w:r>
+              <w:t xml:space="preserve"> → </w:t>
+            </w:r>
+            <w:r>
+              <w:rPr>
+                <w:rFonts w:ascii="Consolas" w:hAnsi="Consolas" w:cs="Consolas"/>
+                <w:color w:val="164E63"/>
+                <w:sz w:val="19"/>
+              </w:rPr>
+              <w:t xml:space="preserve">erp_warehouse.code</w:t>
+            </w:r>
+          </w:p>
+        </w:tc>
+      </w:tr>
+      <w:tr>
+        <w:trPr>
+          <w:cantSplit/>
+        </w:trPr>
+        <w:tc>
+          <w:tcPr>
+            <w:tcW w:w="1482" w:type="dxa"/>
+            <w:tcMar>
+              <w:top w:w="70" w:type="dxa"/>
+              <w:left w:w="100" w:type="dxa"/>
+              <w:bottom w:w="70" w:type="dxa"/>
+              <w:right w:w="100" w:type="dxa"/>
+            </w:tcMar>
+          </w:tcPr>
+          <w:p>
+            <w:pPr>
+              <w:pStyle w:val="TableText"/>
+            </w:pPr>
+            <w:r>
+              <w:rPr>
+                <w:rFonts w:ascii="Consolas" w:hAnsi="Consolas" w:cs="Consolas"/>
+                <w:color w:val="164E63"/>
+                <w:sz w:val="19"/>
+              </w:rPr>
+              <w:t xml:space="preserve">voucher_type</w:t>
+            </w:r>
+          </w:p>
+        </w:tc>
+        <w:tc>
+          <w:tcPr>
+            <w:tcW w:w="2316" w:type="dxa"/>
+            <w:tcMar>
+              <w:top w:w="70" w:type="dxa"/>
+              <w:left w:w="100" w:type="dxa"/>
+              <w:bottom w:w="70" w:type="dxa"/>
+              <w:right w:w="100" w:type="dxa"/>
+            </w:tcMar>
+          </w:tcPr>
+          <w:p>
+            <w:pPr>
+              <w:pStyle w:val="TableText"/>
+            </w:pPr>
+            <w:r>
+              <w:t xml:space="preserve">varchar(100)</w:t>
+            </w:r>
+          </w:p>
+        </w:tc>
+        <w:tc>
+          <w:tcPr>
+            <w:tcW w:w="5561" w:type="dxa"/>
+            <w:tcMar>
+              <w:top w:w="70" w:type="dxa"/>
+              <w:left w:w="100" w:type="dxa"/>
+              <w:bottom w:w="70" w:type="dxa"/>
+              <w:right w:w="100" w:type="dxa"/>
+            </w:tcMar>
+          </w:tcPr>
+          <w:p>
+            <w:pPr>
+              <w:pStyle w:val="TableText"/>
+            </w:pPr>
+            <w:r>
+              <w:t xml:space="preserve">Loại xuất (chữ): xuất bán hàng, điều chuyển nội bộ, nguyên vật liệu sản xuất, hàng mẫu / khuyến mãi, kiểm kê giảm / hủy</w:t>
+            </w:r>
+          </w:p>
+        </w:tc>
+      </w:tr>
+      <w:tr>
+        <w:trPr>
+          <w:cantSplit/>
+        </w:trPr>
+        <w:tc>
+          <w:tcPr>
+            <w:tcW w:w="1482" w:type="dxa"/>
+            <w:tcMar>
+              <w:top w:w="70" w:type="dxa"/>
+              <w:left w:w="100" w:type="dxa"/>
+              <w:bottom w:w="70" w:type="dxa"/>
+              <w:right w:w="100" w:type="dxa"/>
+            </w:tcMar>
+          </w:tcPr>
+          <w:p>
+            <w:pPr>
+              <w:pStyle w:val="TableText"/>
+            </w:pPr>
+            <w:r>
+              <w:rPr>
+                <w:rFonts w:ascii="Consolas" w:hAnsi="Consolas" w:cs="Consolas"/>
+                <w:color w:val="164E63"/>
+                <w:sz w:val="19"/>
+              </w:rPr>
+              <w:t xml:space="preserve">customer_name</w:t>
+            </w:r>
+          </w:p>
+        </w:tc>
+        <w:tc>
+          <w:tcPr>
+            <w:tcW w:w="2316" w:type="dxa"/>
+            <w:tcMar>
+              <w:top w:w="70" w:type="dxa"/>
+              <w:left w:w="100" w:type="dxa"/>
+              <w:bottom w:w="70" w:type="dxa"/>
+              <w:right w:w="100" w:type="dxa"/>
+            </w:tcMar>
+          </w:tcPr>
+          <w:p>
+            <w:pPr>
+              <w:pStyle w:val="TableText"/>
+            </w:pPr>
+            <w:r>
+              <w:t xml:space="preserve">varchar(200)</w:t>
+            </w:r>
+          </w:p>
+        </w:tc>
+        <w:tc>
+          <w:tcPr>
+            <w:tcW w:w="5561" w:type="dxa"/>
+            <w:tcMar>
+              <w:top w:w="70" w:type="dxa"/>
+              <w:left w:w="100" w:type="dxa"/>
+              <w:bottom w:w="70" w:type="dxa"/>
+              <w:right w:w="100" w:type="dxa"/>
+            </w:tcMar>
+          </w:tcPr>
+          <w:p>
+            <w:pPr>
+              <w:pStyle w:val="TableText"/>
+            </w:pPr>
+            <w:r>
+              <w:t xml:space="preserve">Khách hàng (chữ tự do)</w:t>
+            </w:r>
+          </w:p>
+        </w:tc>
+      </w:tr>
+      <w:tr>
+        <w:trPr>
+          <w:cantSplit/>
+        </w:trPr>
+        <w:tc>
+          <w:tcPr>
+            <w:tcW w:w="1482" w:type="dxa"/>
+            <w:tcMar>
+              <w:top w:w="70" w:type="dxa"/>
+              <w:left w:w="100" w:type="dxa"/>
+              <w:bottom w:w="70" w:type="dxa"/>
+              <w:right w:w="100" w:type="dxa"/>
+            </w:tcMar>
+          </w:tcPr>
+          <w:p>
+            <w:pPr>
+              <w:pStyle w:val="TableText"/>
+            </w:pPr>
+            <w:r>
+              <w:rPr>
+                <w:rFonts w:ascii="Consolas" w:hAnsi="Consolas" w:cs="Consolas"/>
+                <w:color w:val="164E63"/>
+                <w:sz w:val="19"/>
+              </w:rPr>
+              <w:t xml:space="preserve">receiver_name</w:t>
+            </w:r>
+          </w:p>
+        </w:tc>
+        <w:tc>
+          <w:tcPr>
+            <w:tcW w:w="2316" w:type="dxa"/>
+            <w:tcMar>
+              <w:top w:w="70" w:type="dxa"/>
+              <w:left w:w="100" w:type="dxa"/>
+              <w:bottom w:w="70" w:type="dxa"/>
+              <w:right w:w="100" w:type="dxa"/>
+            </w:tcMar>
+          </w:tcPr>
+          <w:p>
+            <w:pPr>
+              <w:pStyle w:val="TableText"/>
+            </w:pPr>
+            <w:r>
+              <w:t xml:space="preserve">varchar(200)</w:t>
+            </w:r>
+          </w:p>
+        </w:tc>
+        <w:tc>
+          <w:tcPr>
+            <w:tcW w:w="5561" w:type="dxa"/>
+            <w:tcMar>
+              <w:top w:w="70" w:type="dxa"/>
+              <w:left w:w="100" w:type="dxa"/>
+              <w:bottom w:w="70" w:type="dxa"/>
+              <w:right w:w="100" w:type="dxa"/>
+            </w:tcMar>
+          </w:tcPr>
+          <w:p>
+            <w:pPr>
+              <w:pStyle w:val="TableText"/>
+            </w:pPr>
+            <w:r>
+              <w:t xml:space="preserve">Người nhận hàng</w:t>
+            </w:r>
+          </w:p>
+        </w:tc>
+      </w:tr>
+      <w:tr>
+        <w:trPr>
+          <w:cantSplit/>
+        </w:trPr>
+        <w:tc>
+          <w:tcPr>
+            <w:tcW w:w="1482" w:type="dxa"/>
+            <w:tcMar>
+              <w:top w:w="70" w:type="dxa"/>
+              <w:left w:w="100" w:type="dxa"/>
+              <w:bottom w:w="70" w:type="dxa"/>
+              <w:right w:w="100" w:type="dxa"/>
+            </w:tcMar>
+          </w:tcPr>
+          <w:p>
+            <w:pPr>
+              <w:pStyle w:val="TableText"/>
+            </w:pPr>
+            <w:r>
+              <w:rPr>
+                <w:rFonts w:ascii="Consolas" w:hAnsi="Consolas" w:cs="Consolas"/>
+                <w:color w:val="164E63"/>
+                <w:sz w:val="19"/>
+              </w:rPr>
+              <w:t xml:space="preserve">total_value</w:t>
+            </w:r>
+          </w:p>
+        </w:tc>
+        <w:tc>
+          <w:tcPr>
+            <w:tcW w:w="2316" w:type="dxa"/>
+            <w:tcMar>
+              <w:top w:w="70" w:type="dxa"/>
+              <w:left w:w="100" w:type="dxa"/>
+              <w:bottom w:w="70" w:type="dxa"/>
+              <w:right w:w="100" w:type="dxa"/>
+            </w:tcMar>
+          </w:tcPr>
+          <w:p>
+            <w:pPr>
+              <w:pStyle w:val="TableText"/>
+            </w:pPr>
+            <w:r>
+              <w:t xml:space="preserve">numeric(18,2)</w:t>
+            </w:r>
+          </w:p>
+        </w:tc>
+        <w:tc>
+          <w:tcPr>
+            <w:tcW w:w="5561" w:type="dxa"/>
+            <w:tcMar>
+              <w:top w:w="70" w:type="dxa"/>
+              <w:left w:w="100" w:type="dxa"/>
+              <w:bottom w:w="70" w:type="dxa"/>
+              <w:right w:w="100" w:type="dxa"/>
+            </w:tcMar>
+          </w:tcPr>
+          <w:p>
+            <w:pPr>
+              <w:pStyle w:val="TableText"/>
+            </w:pPr>
+            <w:r>
+              <w:t xml:space="preserve">Tổng giá xuất của các dòng </w:t>
+            </w:r>
+            <w:r>
+              <w:rPr>
+                <w:rFonts w:ascii="Consolas" w:hAnsi="Consolas" w:cs="Consolas"/>
+                <w:color w:val="164E63"/>
+                <w:sz w:val="19"/>
+              </w:rPr>
+              <w:t xml:space="preserve">ITEM</w:t>
+            </w:r>
+            <w:r>
+              <w:t xml:space="preserve"> theo đồng hạch toán, </w:t>
+            </w:r>
+            <w:r>
+              <w:rPr>
+                <w:b/>
+              </w:rPr>
+              <w:t xml:space="preserve">để tham khảo</w:t>
+            </w:r>
+            <w:r>
+              <w:t xml:space="preserve">; giá vốn thật nằm trong sổ kho</w:t>
+            </w:r>
+          </w:p>
+        </w:tc>
+      </w:tr>
+    </w:tbl>
+    <w:p>
+      <w:pPr>
+        <w:spacing w:after="60"/>
+      </w:pPr>
+    </w:p>
+    <w:p>
+      <w:pPr>
+        <w:pStyle w:val="Normal"/>
+      </w:pPr>
+      <w:r>
+        <w:t xml:space="preserve">Không có </w:t>
+      </w:r>
+      <w:r>
+        <w:rPr>
+          <w:rFonts w:ascii="Consolas" w:hAnsi="Consolas" w:cs="Consolas"/>
+          <w:color w:val="164E63"/>
+          <w:sz w:val="19"/>
+        </w:rPr>
+        <w:t xml:space="preserve">supplier_code</w:t>
+      </w:r>
+      <w:r>
+        <w:t xml:space="preserve">. Chỉ mục: </w:t>
+      </w:r>
+      <w:r>
+        <w:rPr>
+          <w:rFonts w:ascii="Consolas" w:hAnsi="Consolas" w:cs="Consolas"/>
+          <w:color w:val="164E63"/>
+          <w:sz w:val="19"/>
+        </w:rPr>
+        <w:t xml:space="preserve">(unit_code, document_date desc)</w:t>
+      </w:r>
+      <w:r>
+        <w:t xml:space="preserve">, </w:t>
+      </w:r>
+      <w:r>
+        <w:rPr>
+          <w:rFonts w:ascii="Consolas" w:hAnsi="Consolas" w:cs="Consolas"/>
+          <w:color w:val="164E63"/>
+          <w:sz w:val="19"/>
+        </w:rPr>
+        <w:t xml:space="preserve">warehouse_code</w:t>
+      </w:r>
+      <w:r>
+        <w:t xml:space="preserve">, </w:t>
+      </w:r>
+      <w:r>
+        <w:rPr>
+          <w:rFonts w:ascii="Consolas" w:hAnsi="Consolas" w:cs="Consolas"/>
+          <w:color w:val="164E63"/>
+          <w:sz w:val="19"/>
+        </w:rPr>
+        <w:t xml:space="preserve">currency_code</w:t>
+      </w:r>
+      <w:r>
+        <w:t xml:space="preserve">. Trạng thái và ràng buộc </w:t>
+      </w:r>
+      <w:r>
+        <w:rPr>
+          <w:rFonts w:ascii="Consolas" w:hAnsi="Consolas" w:cs="Consolas"/>
+          <w:color w:val="164E63"/>
+          <w:sz w:val="19"/>
+        </w:rPr>
+        <w:t xml:space="preserve">CHECK</w:t>
+      </w:r>
+      <w:r>
+        <w:t xml:space="preserve"> như phiếu nhập.</w:t>
+      </w:r>
+    </w:p>
+    <w:p>
+      <w:pPr>
+        <w:pStyle w:val="Heading2"/>
+      </w:pPr>
+      <w:r>
+        <w:t xml:space="preserve">3.4. </w:t>
+      </w:r>
+      <w:r>
+        <w:rPr>
+          <w:rFonts w:ascii="Consolas" w:hAnsi="Consolas" w:cs="Consolas"/>
+          <w:color w:val="164E63"/>
+          <w:sz w:val="19"/>
+        </w:rPr>
+        <w:t xml:space="preserve">erp_goods_issue_line</w:t>
+      </w:r>
+      <w:r>
+        <w:t xml:space="preserve"> — dòng phiếu xuất</w:t>
+      </w:r>
+    </w:p>
+    <w:p>
+      <w:pPr>
+        <w:pStyle w:val="Normal"/>
+      </w:pPr>
+      <w:r>
+        <w:t xml:space="preserve">Cấu trúc </w:t>
+      </w:r>
+      <w:r>
+        <w:rPr>
+          <w:b/>
+        </w:rPr>
+        <w:t xml:space="preserve">giống `erp_goods_receipt_line`</w:t>
+      </w:r>
+      <w:r>
+        <w:t xml:space="preserve">, chỉ khác cột trỏ về đầu phiếu là </w:t>
+      </w:r>
+      <w:r>
+        <w:rPr>
+          <w:b/>
+        </w:rPr>
+        <w:t xml:space="preserve">`issue_id`</w:t>
+      </w:r>
+      <w:r>
+        <w:t xml:space="preserve"> → </w:t>
+      </w:r>
+      <w:r>
+        <w:rPr>
+          <w:rFonts w:ascii="Consolas" w:hAnsi="Consolas" w:cs="Consolas"/>
+          <w:color w:val="164E63"/>
+          <w:sz w:val="19"/>
+        </w:rPr>
+        <w:t xml:space="preserve">erp_goods_issue.id</w:t>
+      </w:r>
+      <w:r>
+        <w:t xml:space="preserve">: </w:t>
+      </w:r>
+      <w:r>
+        <w:rPr>
+          <w:rFonts w:ascii="Consolas" w:hAnsi="Consolas" w:cs="Consolas"/>
+          <w:color w:val="164E63"/>
+          <w:sz w:val="19"/>
+        </w:rPr>
+        <w:t xml:space="preserve">kind</w:t>
+      </w:r>
+      <w:r>
+        <w:t xml:space="preserve"> (</w:t>
+      </w:r>
+      <w:r>
+        <w:rPr>
+          <w:rFonts w:ascii="Consolas" w:hAnsi="Consolas" w:cs="Consolas"/>
+          <w:color w:val="164E63"/>
+          <w:sz w:val="19"/>
+        </w:rPr>
+        <w:t xml:space="preserve">ITEM</w:t>
+      </w:r>
+      <w:r>
+        <w:t xml:space="preserve"> = hàng xuất, vào sổ; </w:t>
+      </w:r>
+      <w:r>
+        <w:rPr>
+          <w:rFonts w:ascii="Consolas" w:hAnsi="Consolas" w:cs="Consolas"/>
+          <w:color w:val="164E63"/>
+          <w:sz w:val="19"/>
+        </w:rPr>
+        <w:t xml:space="preserve">MATERIAL</w:t>
+      </w:r>
+      <w:r>
+        <w:t xml:space="preserve"> = định mức nguyên vật liệu, không vào sổ), </w:t>
+      </w:r>
+      <w:r>
+        <w:rPr>
+          <w:rFonts w:ascii="Consolas" w:hAnsi="Consolas" w:cs="Consolas"/>
+          <w:color w:val="164E63"/>
+          <w:sz w:val="19"/>
+        </w:rPr>
+        <w:t xml:space="preserve">line_no</w:t>
+      </w:r>
+      <w:r>
+        <w:t xml:space="preserve">, </w:t>
+      </w:r>
+      <w:r>
+        <w:rPr>
+          <w:rFonts w:ascii="Consolas" w:hAnsi="Consolas" w:cs="Consolas"/>
+          <w:color w:val="164E63"/>
+          <w:sz w:val="19"/>
+        </w:rPr>
+        <w:t xml:space="preserve">material_code</w:t>
+      </w:r>
+      <w:r>
+        <w:t xml:space="preserve"> → </w:t>
+      </w:r>
+      <w:r>
+        <w:rPr>
+          <w:rFonts w:ascii="Consolas" w:hAnsi="Consolas" w:cs="Consolas"/>
+          <w:color w:val="164E63"/>
+          <w:sz w:val="19"/>
+        </w:rPr>
+        <w:t xml:space="preserve">erp_material</w:t>
+      </w:r>
+      <w:r>
+        <w:t xml:space="preserve">, </w:t>
+      </w:r>
+      <w:r>
+        <w:rPr>
+          <w:rFonts w:ascii="Consolas" w:hAnsi="Consolas" w:cs="Consolas"/>
+          <w:color w:val="164E63"/>
+          <w:sz w:val="19"/>
+        </w:rPr>
+        <w:t xml:space="preserve">material_name</w:t>
+      </w:r>
+      <w:r>
+        <w:t xml:space="preserve">, </w:t>
+      </w:r>
+      <w:r>
+        <w:rPr>
+          <w:rFonts w:ascii="Consolas" w:hAnsi="Consolas" w:cs="Consolas"/>
+          <w:color w:val="164E63"/>
+          <w:sz w:val="19"/>
+        </w:rPr>
+        <w:t xml:space="preserve">uom_code</w:t>
+      </w:r>
+      <w:r>
+        <w:t xml:space="preserve"> → </w:t>
+      </w:r>
+      <w:r>
+        <w:rPr>
+          <w:rFonts w:ascii="Consolas" w:hAnsi="Consolas" w:cs="Consolas"/>
+          <w:color w:val="164E63"/>
+          <w:sz w:val="19"/>
+        </w:rPr>
+        <w:t xml:space="preserve">erp_uom</w:t>
+      </w:r>
+      <w:r>
+        <w:t xml:space="preserve">, </w:t>
+      </w:r>
+      <w:r>
+        <w:rPr>
+          <w:rFonts w:ascii="Consolas" w:hAnsi="Consolas" w:cs="Consolas"/>
+          <w:color w:val="164E63"/>
+          <w:sz w:val="19"/>
+        </w:rPr>
+        <w:t xml:space="preserve">quantity</w:t>
+      </w:r>
+      <w:r>
+        <w:t xml:space="preserve">, </w:t>
+      </w:r>
+      <w:r>
+        <w:rPr>
+          <w:rFonts w:ascii="Consolas" w:hAnsi="Consolas" w:cs="Consolas"/>
+          <w:color w:val="164E63"/>
+          <w:sz w:val="19"/>
+        </w:rPr>
+        <w:t xml:space="preserve">unit_price</w:t>
+      </w:r>
+      <w:r>
+        <w:t xml:space="preserve">, </w:t>
+      </w:r>
+      <w:r>
+        <w:rPr>
+          <w:rFonts w:ascii="Consolas" w:hAnsi="Consolas" w:cs="Consolas"/>
+          <w:color w:val="164E63"/>
+          <w:sz w:val="19"/>
+        </w:rPr>
+        <w:t xml:space="preserve">amount</w:t>
+      </w:r>
+      <w:r>
+        <w:t xml:space="preserve">, </w:t>
+      </w:r>
+      <w:r>
+        <w:rPr>
+          <w:rFonts w:ascii="Consolas" w:hAnsi="Consolas" w:cs="Consolas"/>
+          <w:color w:val="164E63"/>
+          <w:sz w:val="19"/>
+        </w:rPr>
+        <w:t xml:space="preserve">lot_number</w:t>
+      </w:r>
+      <w:r>
+        <w:t xml:space="preserve">, </w:t>
+      </w:r>
+      <w:r>
+        <w:rPr>
+          <w:rFonts w:ascii="Consolas" w:hAnsi="Consolas" w:cs="Consolas"/>
+          <w:color w:val="164E63"/>
+          <w:sz w:val="19"/>
+        </w:rPr>
+        <w:t xml:space="preserve">position</w:t>
+      </w:r>
+      <w:r>
+        <w:t xml:space="preserve">. </w:t>
+      </w:r>
+      <w:r>
+        <w:rPr>
+          <w:rFonts w:ascii="Consolas" w:hAnsi="Consolas" w:cs="Consolas"/>
+          <w:color w:val="164E63"/>
+          <w:sz w:val="19"/>
+        </w:rPr>
+        <w:t xml:space="preserve">id</w:t>
+      </w:r>
+      <w:r>
+        <w:t xml:space="preserve"> của dòng là </w:t>
+      </w:r>
+      <w:r>
+        <w:rPr>
+          <w:rFonts w:ascii="Consolas" w:hAnsi="Consolas" w:cs="Consolas"/>
+          <w:color w:val="164E63"/>
+          <w:sz w:val="19"/>
+        </w:rPr>
+        <w:t xml:space="preserve">source_line_id</w:t>
+      </w:r>
+      <w:r>
+        <w:t xml:space="preserve"> của sổ kho khi ghi sổ. Ràng buộc </w:t>
+      </w:r>
+      <w:r>
+        <w:rPr>
+          <w:rFonts w:ascii="Consolas" w:hAnsi="Consolas" w:cs="Consolas"/>
+          <w:color w:val="164E63"/>
+          <w:sz w:val="19"/>
+        </w:rPr>
+        <w:t xml:space="preserve">(issue_id, kind, line_no)</w:t>
+      </w:r>
+      <w:r>
+        <w:t xml:space="preserve"> duy nhất; chỉ mục theo </w:t>
+      </w:r>
+      <w:r>
+        <w:rPr>
+          <w:rFonts w:ascii="Consolas" w:hAnsi="Consolas" w:cs="Consolas"/>
+          <w:color w:val="164E63"/>
+          <w:sz w:val="19"/>
+        </w:rPr>
+        <w:t xml:space="preserve">issue_id</w:t>
+      </w:r>
+      <w:r>
+        <w:t xml:space="preserve">, </w:t>
+      </w:r>
+      <w:r>
+        <w:rPr>
+          <w:rFonts w:ascii="Consolas" w:hAnsi="Consolas" w:cs="Consolas"/>
+          <w:color w:val="164E63"/>
+          <w:sz w:val="19"/>
+        </w:rPr>
+        <w:t xml:space="preserve">material_code</w:t>
+      </w:r>
+      <w:r>
+        <w:t xml:space="preserve">, </w:t>
+      </w:r>
+      <w:r>
+        <w:rPr>
+          <w:rFonts w:ascii="Consolas" w:hAnsi="Consolas" w:cs="Consolas"/>
+          <w:color w:val="164E63"/>
+          <w:sz w:val="19"/>
+        </w:rPr>
+        <w:t xml:space="preserve">uom_code</w:t>
+      </w:r>
+      <w:r>
+        <w:t xml:space="preserve">.</w:t>
+      </w:r>
+    </w:p>
+    <w:p>
+      <w:pPr>
+        <w:pStyle w:val="Heading2"/>
+      </w:pPr>
+      <w:r>
+        <w:t xml:space="preserve">3.5. Xóa phiếu: dòng chi tiết, sổ kho và các bảng tồn</w:t>
+      </w:r>
+    </w:p>
+    <w:p>
+      <w:pPr>
+        <w:pStyle w:val="Normal"/>
+      </w:pPr>
+      <w:r>
+        <w:t xml:space="preserve">Script </w:t>
+      </w:r>
+      <w:r>
+        <w:rPr>
+          <w:rFonts w:ascii="Consolas" w:hAnsi="Consolas" w:cs="Consolas"/>
+          <w:color w:val="164E63"/>
+          <w:sz w:val="19"/>
+        </w:rPr>
+        <w:t xml:space="preserve">41-voucher-delete-trigger.sql</w:t>
+      </w:r>
+      <w:r>
+        <w:t xml:space="preserve"> tạo trigger </w:t>
+      </w:r>
+      <w:r>
+        <w:rPr>
+          <w:rFonts w:ascii="Consolas" w:hAnsi="Consolas" w:cs="Consolas"/>
+          <w:color w:val="164E63"/>
+          <w:sz w:val="19"/>
+        </w:rPr>
+        <w:t xml:space="preserve">BEFORE DELETE</w:t>
+      </w:r>
+      <w:r>
+        <w:t xml:space="preserve"> cho </w:t>
+      </w:r>
+      <w:r>
+        <w:rPr>
+          <w:rFonts w:ascii="Consolas" w:hAnsi="Consolas" w:cs="Consolas"/>
+          <w:color w:val="164E63"/>
+          <w:sz w:val="19"/>
+        </w:rPr>
+        <w:t xml:space="preserve">erp_goods_receipt</w:t>
+      </w:r>
+      <w:r>
+        <w:t xml:space="preserve"> và </w:t>
+      </w:r>
+      <w:r>
+        <w:rPr>
+          <w:rFonts w:ascii="Consolas" w:hAnsi="Consolas" w:cs="Consolas"/>
+          <w:color w:val="164E63"/>
+          <w:sz w:val="19"/>
+        </w:rPr>
+        <w:t xml:space="preserve">erp_goods_issue</w:t>
+      </w:r>
+      <w:r>
+        <w:t xml:space="preserve"> (hàm </w:t>
+      </w:r>
+      <w:r>
+        <w:rPr>
+          <w:rFonts w:ascii="Consolas" w:hAnsi="Consolas" w:cs="Consolas"/>
+          <w:color w:val="164E63"/>
+          <w:sz w:val="19"/>
+        </w:rPr>
+        <w:t xml:space="preserve">erp_voucher_delete_cleanup</w:t>
+      </w:r>
+      <w:r>
+        <w:t xml:space="preserve">). Vì dự án không dùng khóa ngoại nên đây là lớp bảo vệ ở mức database, bổ sung cho việc dịch vụ tự xóa dòng phiếu:</w:t>
+      </w:r>
+    </w:p>
+    <w:tbl>
+      <w:tblPr>
+        <w:tblW w:w="9360" w:type="dxa"/>
+        <w:tblLayout w:type="fixed"/>
+        <w:tblBorders>
+          <w:top w:val="single" w:sz="4" w:color="B8C9D5"/>
+          <w:left w:val="single" w:sz="4" w:color="B8C9D5"/>
+          <w:bottom w:val="single" w:sz="4" w:color="B8C9D5"/>
+          <w:right w:val="single" w:sz="4" w:color="B8C9D5"/>
+          <w:insideH w:val="single" w:sz="4" w:color="D9E1E8"/>
+          <w:insideV w:val="single" w:sz="4" w:color="D9E1E8"/>
+        </w:tblBorders>
+      </w:tblPr>
+      <w:tblGrid>
+        <w:gridCol w:w="4680"/>
+        <w:gridCol w:w="4680"/>
+      </w:tblGrid>
+      <w:tr>
+        <w:trPr>
+          <w:tblHeader/>
+        </w:trPr>
+        <w:tc>
+          <w:tcPr>
+            <w:tcW w:w="4680" w:type="dxa"/>
+            <w:shd w:val="clear" w:fill="DCE9F3"/>
+            <w:tcMar>
+              <w:top w:w="70" w:type="dxa"/>
+              <w:left w:w="100" w:type="dxa"/>
+              <w:bottom w:w="70" w:type="dxa"/>
+              <w:right w:w="100" w:type="dxa"/>
+            </w:tcMar>
+          </w:tcPr>
+          <w:p>
+            <w:pPr>
+              <w:pStyle w:val="TableHeader"/>
+            </w:pPr>
+            <w:r>
+              <w:t xml:space="preserve">Tình trạng phiếu khi xóa</w:t>
+            </w:r>
+          </w:p>
+        </w:tc>
+        <w:tc>
+          <w:tcPr>
+            <w:tcW w:w="4680" w:type="dxa"/>
+            <w:shd w:val="clear" w:fill="DCE9F3"/>
+            <w:tcMar>
+              <w:top w:w="70" w:type="dxa"/>
+              <w:left w:w="100" w:type="dxa"/>
+              <w:bottom w:w="70" w:type="dxa"/>
+              <w:right w:w="100" w:type="dxa"/>
+            </w:tcMar>
+          </w:tcPr>
+          <w:p>
+            <w:pPr>
+              <w:pStyle w:val="TableHeader"/>
+            </w:pPr>
+            <w:r>
+              <w:t xml:space="preserve">Điều gì xảy ra</w:t>
+            </w:r>
+          </w:p>
+        </w:tc>
+      </w:tr>
+      <w:tr>
+        <w:trPr>
+          <w:cantSplit/>
+        </w:trPr>
+        <w:tc>
+          <w:tcPr>
+            <w:tcW w:w="4680" w:type="dxa"/>
+            <w:tcMar>
+              <w:top w:w="70" w:type="dxa"/>
+              <w:left w:w="100" w:type="dxa"/>
+              <w:bottom w:w="70" w:type="dxa"/>
+              <w:right w:w="100" w:type="dxa"/>
+            </w:tcMar>
+          </w:tcPr>
+          <w:p>
+            <w:pPr>
+              <w:pStyle w:val="TableText"/>
+            </w:pPr>
+            <w:r>
+              <w:rPr>
+                <w:b/>
+              </w:rPr>
+              <w:t xml:space="preserve">Còn ghi sổ</w:t>
+            </w:r>
+            <w:r>
+              <w:t xml:space="preserve"> (sổ của phiếu, cộng theo kho / vật tư / lô / vị trí, chưa về 0)</w:t>
+            </w:r>
+          </w:p>
+        </w:tc>
+        <w:tc>
+          <w:tcPr>
+            <w:tcW w:w="4680" w:type="dxa"/>
+            <w:tcMar>
+              <w:top w:w="70" w:type="dxa"/>
+              <w:left w:w="100" w:type="dxa"/>
+              <w:bottom w:w="70" w:type="dxa"/>
+              <w:right w:w="100" w:type="dxa"/>
+            </w:tcMar>
+          </w:tcPr>
+          <w:p>
+            <w:pPr>
+              <w:pStyle w:val="TableText"/>
+            </w:pPr>
+            <w:r>
+              <w:rPr>
+                <w:b/>
+              </w:rPr>
+              <w:t xml:space="preserve">Từ chối</w:t>
+            </w:r>
+            <w:r>
+              <w:t xml:space="preserve"> với thông báo "Phiếu … đang ghi sổ kho: phải bỏ ghi sổ trước khi xóa". Nếu cho xóa dòng sổ lúc này, ba bảng tồn sẽ lệch so với sổ</w:t>
+            </w:r>
+          </w:p>
+        </w:tc>
+      </w:tr>
+      <w:tr>
+        <w:trPr>
+          <w:cantSplit/>
+        </w:trPr>
+        <w:tc>
+          <w:tcPr>
+            <w:tcW w:w="4680" w:type="dxa"/>
+            <w:tcMar>
+              <w:top w:w="70" w:type="dxa"/>
+              <w:left w:w="100" w:type="dxa"/>
+              <w:bottom w:w="70" w:type="dxa"/>
+              <w:right w:w="100" w:type="dxa"/>
+            </w:tcMar>
+          </w:tcPr>
+          <w:p>
+            <w:pPr>
+              <w:pStyle w:val="TableText"/>
+            </w:pPr>
+            <w:r>
+              <w:rPr>
+                <w:b/>
+              </w:rPr>
+              <w:t xml:space="preserve">Chưa từng ghi sổ</w:t>
+            </w:r>
+            <w:r>
+              <w:t xml:space="preserve"> (Lập chứng từ)</w:t>
+            </w:r>
+          </w:p>
+        </w:tc>
+        <w:tc>
+          <w:tcPr>
+            <w:tcW w:w="4680" w:type="dxa"/>
+            <w:tcMar>
+              <w:top w:w="70" w:type="dxa"/>
+              <w:left w:w="100" w:type="dxa"/>
+              <w:bottom w:w="70" w:type="dxa"/>
+              <w:right w:w="100" w:type="dxa"/>
+            </w:tcMar>
+          </w:tcPr>
+          <w:p>
+            <w:pPr>
+              <w:pStyle w:val="TableText"/>
+            </w:pPr>
+            <w:r>
+              <w:t xml:space="preserve">Xóa </w:t>
+            </w:r>
+            <w:r>
+              <w:rPr>
+                <w:b/>
+              </w:rPr>
+              <w:t xml:space="preserve">mọi dòng chi tiết</w:t>
+            </w:r>
+            <w:r>
+              <w:t xml:space="preserve"> của phiếu (</w:t>
+            </w:r>
+            <w:r>
+              <w:rPr>
+                <w:rFonts w:ascii="Consolas" w:hAnsi="Consolas" w:cs="Consolas"/>
+                <w:color w:val="164E63"/>
+                <w:sz w:val="19"/>
+              </w:rPr>
+              <w:t xml:space="preserve">*_line</w:t>
+            </w:r>
+            <w:r>
+              <w:t xml:space="preserve">); không có dòng sổ nào để xóa</w:t>
+            </w:r>
+          </w:p>
+        </w:tc>
+      </w:tr>
+      <w:tr>
+        <w:trPr>
+          <w:cantSplit/>
+        </w:trPr>
+        <w:tc>
+          <w:tcPr>
+            <w:tcW w:w="4680" w:type="dxa"/>
+            <w:tcMar>
+              <w:top w:w="70" w:type="dxa"/>
+              <w:left w:w="100" w:type="dxa"/>
+              <w:bottom w:w="70" w:type="dxa"/>
+              <w:right w:w="100" w:type="dxa"/>
+            </w:tcMar>
+          </w:tcPr>
+          <w:p>
+            <w:pPr>
+              <w:pStyle w:val="TableText"/>
+            </w:pPr>
+            <w:r>
+              <w:rPr>
+                <w:b/>
+              </w:rPr>
+              <w:t xml:space="preserve">Đã bỏ ghi sổ</w:t>
+            </w:r>
+            <w:r>
+              <w:t xml:space="preserve"> (sổ chỉ còn các cặp dòng ghi và dòng đảo, cộng lại bằng 0)</w:t>
+            </w:r>
+          </w:p>
+        </w:tc>
+        <w:tc>
+          <w:tcPr>
+            <w:tcW w:w="4680" w:type="dxa"/>
+            <w:tcMar>
+              <w:top w:w="70" w:type="dxa"/>
+              <w:left w:w="100" w:type="dxa"/>
+              <w:bottom w:w="70" w:type="dxa"/>
+              <w:right w:w="100" w:type="dxa"/>
+            </w:tcMar>
+          </w:tcPr>
+          <w:p>
+            <w:pPr>
+              <w:pStyle w:val="TableText"/>
+            </w:pPr>
+            <w:r>
+              <w:t xml:space="preserve">Xóa dòng chi tiết </w:t>
+            </w:r>
+            <w:r>
+              <w:rPr>
+                <w:b/>
+              </w:rPr>
+              <w:t xml:space="preserve">và toàn bộ dòng sổ</w:t>
+            </w:r>
+            <w:r>
+              <w:t xml:space="preserve"> (</w:t>
+            </w:r>
+            <w:r>
+              <w:rPr>
+                <w:rFonts w:ascii="Consolas" w:hAnsi="Consolas" w:cs="Consolas"/>
+                <w:color w:val="164E63"/>
+                <w:sz w:val="19"/>
+              </w:rPr>
+              <w:t xml:space="preserve">erp_stock_movement</w:t>
+            </w:r>
+            <w:r>
+              <w:t xml:space="preserve">) của phiếu. Ba bảng tồn </w:t>
+            </w:r>
+            <w:r>
+              <w:rPr>
+                <w:b/>
+              </w:rPr>
+              <w:t xml:space="preserve">không đổi</w:t>
+            </w:r>
+            <w:r>
+              <w:t xml:space="preserve"> vì tổng của phiếu bằng 0, nên không cần tính lại</w:t>
+            </w:r>
+          </w:p>
+        </w:tc>
+      </w:tr>
+    </w:tbl>
+    <w:p>
+      <w:pPr>
+        <w:spacing w:after="60"/>
+      </w:pPr>
+    </w:p>
+    <w:p>
+      <w:pPr>
+        <w:pStyle w:val="Normal"/>
+      </w:pPr>
+      <w:r>
+        <w:t xml:space="preserve">Giữ lại: lịch sử duyệt (</w:t>
+      </w:r>
+      <w:r>
+        <w:rPr>
+          <w:rFonts w:ascii="Consolas" w:hAnsi="Consolas" w:cs="Consolas"/>
+          <w:color w:val="164E63"/>
+          <w:sz w:val="19"/>
+        </w:rPr>
+        <w:t xml:space="preserve">sys_document_approval</w:t>
+      </w:r>
+      <w:r>
+        <w:t xml:space="preserve">) và nhật ký thay đổi (</w:t>
+      </w:r>
+      <w:r>
+        <w:rPr>
+          <w:rFonts w:ascii="Consolas" w:hAnsi="Consolas" w:cs="Consolas"/>
+          <w:color w:val="164E63"/>
+          <w:sz w:val="19"/>
+        </w:rPr>
+        <w:t xml:space="preserve">sys_audit_log</w:t>
+      </w:r>
+      <w:r>
+        <w:t xml:space="preserve">), để còn bằng chứng ai đã làm gì.</w:t>
+      </w:r>
+    </w:p>
+    <w:p>
+      <w:pPr>
+        <w:pStyle w:val="Normal"/>
+      </w:pPr>
+      <w:r>
+        <w:t xml:space="preserve">Cách dùng bình thường vẫn qua màn hình: nút </w:t>
+      </w:r>
+      <w:r>
+        <w:rPr>
+          <w:b/>
+        </w:rPr>
+        <w:t xml:space="preserve">Xóa</w:t>
+      </w:r>
+      <w:r>
+        <w:t xml:space="preserve"> chỉ có với phiếu </w:t>
+      </w:r>
+      <w:r>
+        <w:rPr>
+          <w:b/>
+        </w:rPr>
+        <w:t xml:space="preserve">Lập chứng từ</w:t>
+      </w:r>
+      <w:r>
+        <w:t xml:space="preserve"> (dịch vụ từ chối phiếu đã gửi duyệt, đã duyệt hoặc đã ghi sổ trước khi chạm database). Trigger chỉ là chốt chặn cuối cho trường hợp ai đó xóa trực tiếp bằng SQL: xóa phiếu đã bỏ ghi sổ thì dọn sạch, xóa phiếu còn ghi sổ thì bị chặn. Đã thử trên dữ liệu thật: phiếu nhập còn ghi sổ bị chặn (dòng và sổ còn nguyên); phiếu nhập và phiếu xuất đã bỏ ghi sổ bị xóa cùng dòng chi tiết và dòng sổ, tồn của phiếu còn lại vẫn 10, </w:t>
+      </w:r>
+      <w:r>
+        <w:rPr>
+          <w:rFonts w:ascii="Consolas" w:hAnsi="Consolas" w:cs="Consolas"/>
+          <w:color w:val="164E63"/>
+          <w:sz w:val="19"/>
+        </w:rPr>
+        <w:t xml:space="preserve">verify</w:t>
+      </w:r>
+      <w:r>
+        <w:t xml:space="preserve"> không báo lệch; phiếu nháp xóa qua API vẫn chạy bình thường.</w:t>
+      </w:r>
+    </w:p>
+    <w:p>
+      <w:pPr>
+        <w:pStyle w:val="Heading2"/>
+      </w:pPr>
+      <w:r>
+        <w:t xml:space="preserve">3.6. Số phiếu và quan hệ giữa hai phiếu</w:t>
+      </w:r>
+    </w:p>
+    <w:p>
+      <w:pPr>
+        <w:pStyle w:val="Normal"/>
+      </w:pPr>
+      <w:r>
+        <w:t xml:space="preserve">Hai phiếu dùng </w:t>
+      </w:r>
+      <w:r>
+        <w:rPr>
+          <w:b/>
+        </w:rPr>
+        <w:t xml:space="preserve">chung</w:t>
+      </w:r>
+      <w:r>
+        <w:t xml:space="preserve"> bảng số chứng từ (</w:t>
+      </w:r>
+      <w:r>
+        <w:rPr>
+          <w:rFonts w:ascii="Consolas" w:hAnsi="Consolas" w:cs="Consolas"/>
+          <w:color w:val="164E63"/>
+          <w:sz w:val="19"/>
+        </w:rPr>
+        <w:t xml:space="preserve">sys_voucher_numbering</w:t>
+      </w:r>
+      <w:r>
+        <w:t xml:space="preserve">: </w:t>
+      </w:r>
+      <w:r>
+        <w:rPr>
+          <w:rFonts w:ascii="Consolas" w:hAnsi="Consolas" w:cs="Consolas"/>
+          <w:color w:val="164E63"/>
+          <w:sz w:val="19"/>
+        </w:rPr>
+        <w:t xml:space="preserve">PNK</w:t>
+      </w:r>
+      <w:r>
+        <w:t xml:space="preserve">, </w:t>
+      </w:r>
+      <w:r>
+        <w:rPr>
+          <w:rFonts w:ascii="Consolas" w:hAnsi="Consolas" w:cs="Consolas"/>
+          <w:color w:val="164E63"/>
+          <w:sz w:val="19"/>
+        </w:rPr>
+        <w:t xml:space="preserve">PXK</w:t>
+      </w:r>
+      <w:r>
+        <w:t xml:space="preserve">), khóa sổ (</w:t>
+      </w:r>
+      <w:r>
+        <w:rPr>
+          <w:rFonts w:ascii="Consolas" w:hAnsi="Consolas" w:cs="Consolas"/>
+          <w:color w:val="164E63"/>
+          <w:sz w:val="19"/>
+        </w:rPr>
+        <w:t xml:space="preserve">sys_fiscal_period</w:t>
+      </w:r>
+      <w:r>
+        <w:t xml:space="preserve">), phê duyệt (</w:t>
+      </w:r>
+      <w:r>
+        <w:rPr>
+          <w:rFonts w:ascii="Consolas" w:hAnsi="Consolas" w:cs="Consolas"/>
+          <w:color w:val="164E63"/>
+          <w:sz w:val="19"/>
+        </w:rPr>
+        <w:t xml:space="preserve">sys_approval_rule</w:t>
+      </w:r>
+      <w:r>
+        <w:t xml:space="preserve">, </w:t>
+      </w:r>
+      <w:r>
+        <w:rPr>
+          <w:rFonts w:ascii="Consolas" w:hAnsi="Consolas" w:cs="Consolas"/>
+          <w:color w:val="164E63"/>
+          <w:sz w:val="19"/>
+        </w:rPr>
+        <w:t xml:space="preserve">sys_document_approval</w:t>
+      </w:r>
+      <w:r>
+        <w:t xml:space="preserve">, khóa theo </w:t>
+      </w:r>
+      <w:r>
+        <w:rPr>
+          <w:rFonts w:ascii="Consolas" w:hAnsi="Consolas" w:cs="Consolas"/>
+          <w:color w:val="164E63"/>
+          <w:sz w:val="19"/>
+        </w:rPr>
+        <w:t xml:space="preserve">menuid0</w:t>
+      </w:r>
+      <w:r>
+        <w:t xml:space="preserve"> + số phiếu) và </w:t>
+      </w:r>
+      <w:r>
+        <w:rPr>
+          <w:b/>
+        </w:rPr>
+        <w:t xml:space="preserve">một</w:t>
+      </w:r>
+      <w:r>
+        <w:t xml:space="preserve"> sổ kho: dòng sổ biết nó đến từ phiếu nào qua </w:t>
+      </w:r>
+      <w:r>
+        <w:rPr>
+          <w:rFonts w:ascii="Consolas" w:hAnsi="Consolas" w:cs="Consolas"/>
+          <w:color w:val="164E63"/>
+          <w:sz w:val="19"/>
+        </w:rPr>
+        <w:t xml:space="preserve">source_function</w:t>
+      </w:r>
+      <w:r>
+        <w:t xml:space="preserve"> (</w:t>
+      </w:r>
+      <w:r>
+        <w:rPr>
+          <w:rFonts w:ascii="Consolas" w:hAnsi="Consolas" w:cs="Consolas"/>
+          <w:color w:val="164E63"/>
+          <w:sz w:val="19"/>
+        </w:rPr>
+        <w:t xml:space="preserve">inv_receipt</w:t>
+      </w:r>
+      <w:r>
+        <w:t xml:space="preserve"> hay </w:t>
+      </w:r>
+      <w:r>
+        <w:rPr>
+          <w:rFonts w:ascii="Consolas" w:hAnsi="Consolas" w:cs="Consolas"/>
+          <w:color w:val="164E63"/>
+          <w:sz w:val="19"/>
+        </w:rPr>
+        <w:t xml:space="preserve">inv_issue</w:t>
+      </w:r>
+      <w:r>
+        <w:t xml:space="preserve">) và </w:t>
+      </w:r>
+      <w:r>
+        <w:rPr>
+          <w:rFonts w:ascii="Consolas" w:hAnsi="Consolas" w:cs="Consolas"/>
+          <w:color w:val="164E63"/>
+          <w:sz w:val="19"/>
+        </w:rPr>
+        <w:t xml:space="preserve">source_id</w:t>
+      </w:r>
+      <w:r>
+        <w:t xml:space="preserve">.</w:t>
       </w:r>
     </w:p>
     <w:p>
@@ -13881,9 +17339,9 @@
         </w:tblBorders>
       </w:tblPr>
       <w:tblGrid>
-        <w:gridCol w:w="3719"/>
-        <w:gridCol w:w="2727"/>
-        <w:gridCol w:w="2913"/>
+        <w:gridCol w:w="3120"/>
+        <w:gridCol w:w="3120"/>
+        <w:gridCol w:w="3120"/>
       </w:tblGrid>
       <w:tr>
         <w:trPr>
@@ -13891,7 +17349,7 @@
         </w:trPr>
         <w:tc>
           <w:tcPr>
-            <w:tcW w:w="3719" w:type="dxa"/>
+            <w:tcW w:w="3120" w:type="dxa"/>
             <w:shd w:val="clear" w:fill="DCE9F3"/>
             <w:tcMar>
               <w:top w:w="70" w:type="dxa"/>
@@ -13911,7 +17369,7 @@
         </w:tc>
         <w:tc>
           <w:tcPr>
-            <w:tcW w:w="2727" w:type="dxa"/>
+            <w:tcW w:w="3120" w:type="dxa"/>
             <w:shd w:val="clear" w:fill="DCE9F3"/>
             <w:tcMar>
               <w:top w:w="70" w:type="dxa"/>
@@ -13931,7 +17389,7 @@
         </w:tc>
         <w:tc>
           <w:tcPr>
-            <w:tcW w:w="2913" w:type="dxa"/>
+            <w:tcW w:w="3120" w:type="dxa"/>
             <w:shd w:val="clear" w:fill="DCE9F3"/>
             <w:tcMar>
               <w:top w:w="70" w:type="dxa"/>
@@ -13956,7 +17414,7 @@
         </w:trPr>
         <w:tc>
           <w:tcPr>
-            <w:tcW w:w="3719" w:type="dxa"/>
+            <w:tcW w:w="3120" w:type="dxa"/>
             <w:tcMar>
               <w:top w:w="70" w:type="dxa"/>
               <w:left w:w="100" w:type="dxa"/>
@@ -13980,7 +17438,7 @@
         </w:tc>
         <w:tc>
           <w:tcPr>
-            <w:tcW w:w="2727" w:type="dxa"/>
+            <w:tcW w:w="3120" w:type="dxa"/>
             <w:tcMar>
               <w:top w:w="70" w:type="dxa"/>
               <w:left w:w="100" w:type="dxa"/>
@@ -14004,7 +17462,7 @@
         </w:tc>
         <w:tc>
           <w:tcPr>
-            <w:tcW w:w="2913" w:type="dxa"/>
+            <w:tcW w:w="3120" w:type="dxa"/>
             <w:tcMar>
               <w:top w:w="70" w:type="dxa"/>
               <w:left w:w="100" w:type="dxa"/>
@@ -14028,7 +17486,7 @@
         </w:trPr>
         <w:tc>
           <w:tcPr>
-            <w:tcW w:w="3719" w:type="dxa"/>
+            <w:tcW w:w="3120" w:type="dxa"/>
             <w:tcMar>
               <w:top w:w="70" w:type="dxa"/>
               <w:left w:w="100" w:type="dxa"/>
@@ -14052,7 +17510,7 @@
         </w:tc>
         <w:tc>
           <w:tcPr>
-            <w:tcW w:w="2727" w:type="dxa"/>
+            <w:tcW w:w="3120" w:type="dxa"/>
             <w:tcMar>
               <w:top w:w="70" w:type="dxa"/>
               <w:left w:w="100" w:type="dxa"/>
@@ -14076,7 +17534,7 @@
         </w:tc>
         <w:tc>
           <w:tcPr>
-            <w:tcW w:w="2913" w:type="dxa"/>
+            <w:tcW w:w="3120" w:type="dxa"/>
             <w:tcMar>
               <w:top w:w="70" w:type="dxa"/>
               <w:left w:w="100" w:type="dxa"/>
@@ -14100,7 +17558,7 @@
         </w:trPr>
         <w:tc>
           <w:tcPr>
-            <w:tcW w:w="3719" w:type="dxa"/>
+            <w:tcW w:w="3120" w:type="dxa"/>
             <w:tcMar>
               <w:top w:w="70" w:type="dxa"/>
               <w:left w:w="100" w:type="dxa"/>
@@ -14124,7 +17582,7 @@
         </w:tc>
         <w:tc>
           <w:tcPr>
-            <w:tcW w:w="2727" w:type="dxa"/>
+            <w:tcW w:w="3120" w:type="dxa"/>
             <w:tcMar>
               <w:top w:w="70" w:type="dxa"/>
               <w:left w:w="100" w:type="dxa"/>
@@ -14148,7 +17606,7 @@
         </w:tc>
         <w:tc>
           <w:tcPr>
-            <w:tcW w:w="2913" w:type="dxa"/>
+            <w:tcW w:w="3120" w:type="dxa"/>
             <w:tcMar>
               <w:top w:w="70" w:type="dxa"/>
               <w:left w:w="100" w:type="dxa"/>
@@ -14172,7 +17630,7 @@
         </w:trPr>
         <w:tc>
           <w:tcPr>
-            <w:tcW w:w="3719" w:type="dxa"/>
+            <w:tcW w:w="3120" w:type="dxa"/>
             <w:tcMar>
               <w:top w:w="70" w:type="dxa"/>
               <w:left w:w="100" w:type="dxa"/>
@@ -14196,7 +17654,7 @@
         </w:tc>
         <w:tc>
           <w:tcPr>
-            <w:tcW w:w="2727" w:type="dxa"/>
+            <w:tcW w:w="3120" w:type="dxa"/>
             <w:tcMar>
               <w:top w:w="70" w:type="dxa"/>
               <w:left w:w="100" w:type="dxa"/>
@@ -14220,7 +17678,7 @@
         </w:tc>
         <w:tc>
           <w:tcPr>
-            <w:tcW w:w="2913" w:type="dxa"/>
+            <w:tcW w:w="3120" w:type="dxa"/>
             <w:tcMar>
               <w:top w:w="70" w:type="dxa"/>
               <w:left w:w="100" w:type="dxa"/>
@@ -14244,7 +17702,7 @@
         </w:trPr>
         <w:tc>
           <w:tcPr>
-            <w:tcW w:w="3719" w:type="dxa"/>
+            <w:tcW w:w="3120" w:type="dxa"/>
             <w:tcMar>
               <w:top w:w="70" w:type="dxa"/>
               <w:left w:w="100" w:type="dxa"/>
@@ -14268,7 +17726,7 @@
         </w:tc>
         <w:tc>
           <w:tcPr>
-            <w:tcW w:w="2727" w:type="dxa"/>
+            <w:tcW w:w="3120" w:type="dxa"/>
             <w:tcMar>
               <w:top w:w="70" w:type="dxa"/>
               <w:left w:w="100" w:type="dxa"/>
@@ -14292,7 +17750,7 @@
         </w:tc>
         <w:tc>
           <w:tcPr>
-            <w:tcW w:w="2913" w:type="dxa"/>
+            <w:tcW w:w="3120" w:type="dxa"/>
             <w:tcMar>
               <w:top w:w="70" w:type="dxa"/>
               <w:left w:w="100" w:type="dxa"/>
@@ -14316,7 +17774,7 @@
         </w:trPr>
         <w:tc>
           <w:tcPr>
-            <w:tcW w:w="3719" w:type="dxa"/>
+            <w:tcW w:w="3120" w:type="dxa"/>
             <w:tcMar>
               <w:top w:w="70" w:type="dxa"/>
               <w:left w:w="100" w:type="dxa"/>
@@ -14340,7 +17798,7 @@
         </w:tc>
         <w:tc>
           <w:tcPr>
-            <w:tcW w:w="2727" w:type="dxa"/>
+            <w:tcW w:w="3120" w:type="dxa"/>
             <w:tcMar>
               <w:top w:w="70" w:type="dxa"/>
               <w:left w:w="100" w:type="dxa"/>
@@ -14364,7 +17822,7 @@
         </w:tc>
         <w:tc>
           <w:tcPr>
-            <w:tcW w:w="2913" w:type="dxa"/>
+            <w:tcW w:w="3120" w:type="dxa"/>
             <w:tcMar>
               <w:top w:w="70" w:type="dxa"/>
               <w:left w:w="100" w:type="dxa"/>
@@ -14388,7 +17846,7 @@
         </w:trPr>
         <w:tc>
           <w:tcPr>
-            <w:tcW w:w="3719" w:type="dxa"/>
+            <w:tcW w:w="3120" w:type="dxa"/>
             <w:tcMar>
               <w:top w:w="70" w:type="dxa"/>
               <w:left w:w="100" w:type="dxa"/>
@@ -14412,7 +17870,7 @@
         </w:tc>
         <w:tc>
           <w:tcPr>
-            <w:tcW w:w="2727" w:type="dxa"/>
+            <w:tcW w:w="3120" w:type="dxa"/>
             <w:tcMar>
               <w:top w:w="70" w:type="dxa"/>
               <w:left w:w="100" w:type="dxa"/>
@@ -14436,7 +17894,7 @@
         </w:tc>
         <w:tc>
           <w:tcPr>
-            <w:tcW w:w="2913" w:type="dxa"/>
+            <w:tcW w:w="3120" w:type="dxa"/>
             <w:tcMar>
               <w:top w:w="70" w:type="dxa"/>
               <w:left w:w="100" w:type="dxa"/>
@@ -14460,69 +17918,112 @@
         </w:trPr>
         <w:tc>
           <w:tcPr>
-            <w:tcW w:w="3719" w:type="dxa"/>
-            <w:tcMar>
-              <w:top w:w="70" w:type="dxa"/>
-              <w:left w:w="100" w:type="dxa"/>
-              <w:bottom w:w="70" w:type="dxa"/>
-              <w:right w:w="100" w:type="dxa"/>
-            </w:tcMar>
-          </w:tcPr>
-          <w:p>
-            <w:pPr>
-              <w:pStyle w:val="TableText"/>
-            </w:pPr>
-            <w:r>
-              <w:rPr>
-                <w:rFonts w:ascii="Consolas" w:hAnsi="Consolas" w:cs="Consolas"/>
-                <w:color w:val="164E63"/>
-                <w:sz w:val="19"/>
-              </w:rPr>
-              <w:t xml:space="preserve">erp_stock_movement.{unit,warehouse,material,lot,location,uom,line_uom}_code</w:t>
-            </w:r>
-          </w:p>
-        </w:tc>
-        <w:tc>
-          <w:tcPr>
-            <w:tcW w:w="2727" w:type="dxa"/>
-            <w:tcMar>
-              <w:top w:w="70" w:type="dxa"/>
-              <w:left w:w="100" w:type="dxa"/>
-              <w:bottom w:w="70" w:type="dxa"/>
-              <w:right w:w="100" w:type="dxa"/>
-            </w:tcMar>
-          </w:tcPr>
-          <w:p>
-            <w:pPr>
-              <w:pStyle w:val="TableText"/>
-            </w:pPr>
-            <w:r>
-              <w:t xml:space="preserve">đơn vị, kho, vật tư, lô, vị trí, đơn vị tính</w:t>
-            </w:r>
-          </w:p>
-        </w:tc>
-        <w:tc>
-          <w:tcPr>
-            <w:tcW w:w="2913" w:type="dxa"/>
-            <w:tcMar>
-              <w:top w:w="70" w:type="dxa"/>
-              <w:left w:w="100" w:type="dxa"/>
-              <w:bottom w:w="70" w:type="dxa"/>
-              <w:right w:w="100" w:type="dxa"/>
-            </w:tcMar>
-          </w:tcPr>
-          <w:p>
-            <w:pPr>
-              <w:pStyle w:val="TableText"/>
-            </w:pPr>
-            <w:r>
-              <w:rPr>
-                <w:b/>
-              </w:rPr>
+            <w:tcW w:w="3120" w:type="dxa"/>
+            <w:tcMar>
+              <w:top w:w="70" w:type="dxa"/>
+              <w:left w:w="100" w:type="dxa"/>
+              <w:bottom w:w="70" w:type="dxa"/>
+              <w:right w:w="100" w:type="dxa"/>
+            </w:tcMar>
+          </w:tcPr>
+          <w:p>
+            <w:pPr>
+              <w:pStyle w:val="TableText"/>
+            </w:pPr>
+            <w:r>
+              <w:rPr>
+                <w:rFonts w:ascii="Consolas" w:hAnsi="Consolas" w:cs="Consolas"/>
+                <w:color w:val="164E63"/>
+                <w:sz w:val="19"/>
+              </w:rPr>
+              <w:t xml:space="preserve">erp_goods_issue.unit_code</w:t>
+            </w:r>
+            <w:r>
+              <w:t xml:space="preserve">, </w:t>
+            </w:r>
+            <w:r>
+              <w:rPr>
+                <w:rFonts w:ascii="Consolas" w:hAnsi="Consolas" w:cs="Consolas"/>
+                <w:color w:val="164E63"/>
+                <w:sz w:val="19"/>
+              </w:rPr>
+              <w:t xml:space="preserve">.warehouse_code</w:t>
+            </w:r>
+            <w:r>
+              <w:t xml:space="preserve">, </w:t>
+            </w:r>
+            <w:r>
+              <w:rPr>
+                <w:rFonts w:ascii="Consolas" w:hAnsi="Consolas" w:cs="Consolas"/>
+                <w:color w:val="164E63"/>
+                <w:sz w:val="19"/>
+              </w:rPr>
+              <w:t xml:space="preserve">.currency_code</w:t>
+            </w:r>
+          </w:p>
+        </w:tc>
+        <w:tc>
+          <w:tcPr>
+            <w:tcW w:w="3120" w:type="dxa"/>
+            <w:tcMar>
+              <w:top w:w="70" w:type="dxa"/>
+              <w:left w:w="100" w:type="dxa"/>
+              <w:bottom w:w="70" w:type="dxa"/>
+              <w:right w:w="100" w:type="dxa"/>
+            </w:tcMar>
+          </w:tcPr>
+          <w:p>
+            <w:pPr>
+              <w:pStyle w:val="TableText"/>
+            </w:pPr>
+            <w:r>
+              <w:rPr>
+                <w:rFonts w:ascii="Consolas" w:hAnsi="Consolas" w:cs="Consolas"/>
+                <w:color w:val="164E63"/>
+                <w:sz w:val="19"/>
+              </w:rPr>
+              <w:t xml:space="preserve">sys_company_unit</w:t>
+            </w:r>
+            <w:r>
+              <w:t xml:space="preserve">, </w:t>
+            </w:r>
+            <w:r>
+              <w:rPr>
+                <w:rFonts w:ascii="Consolas" w:hAnsi="Consolas" w:cs="Consolas"/>
+                <w:color w:val="164E63"/>
+                <w:sz w:val="19"/>
+              </w:rPr>
+              <w:t xml:space="preserve">erp_warehouse</w:t>
+            </w:r>
+            <w:r>
+              <w:t xml:space="preserve">, </w:t>
+            </w:r>
+            <w:r>
+              <w:rPr>
+                <w:rFonts w:ascii="Consolas" w:hAnsi="Consolas" w:cs="Consolas"/>
+                <w:color w:val="164E63"/>
+                <w:sz w:val="19"/>
+              </w:rPr>
+              <w:t xml:space="preserve">sys_currency</w:t>
+            </w:r>
+          </w:p>
+        </w:tc>
+        <w:tc>
+          <w:tcPr>
+            <w:tcW w:w="3120" w:type="dxa"/>
+            <w:tcMar>
+              <w:top w:w="70" w:type="dxa"/>
+              <w:left w:w="100" w:type="dxa"/>
+              <w:bottom w:w="70" w:type="dxa"/>
+              <w:right w:w="100" w:type="dxa"/>
+            </w:tcMar>
+          </w:tcPr>
+          <w:p>
+            <w:pPr>
+              <w:pStyle w:val="TableText"/>
+            </w:pPr>
+            <w:r>
               <w:t xml:space="preserve">Có</w:t>
-            </w:r>
-            <w:r>
-              <w:t xml:space="preserve"> (lịch sử tồn)</w:t>
             </w:r>
           </w:p>
         </w:tc>
@@ -14533,99 +18034,68 @@
         </w:trPr>
         <w:tc>
           <w:tcPr>
-            <w:tcW w:w="3719" w:type="dxa"/>
-            <w:tcMar>
-              <w:top w:w="70" w:type="dxa"/>
-              <w:left w:w="100" w:type="dxa"/>
-              <w:bottom w:w="70" w:type="dxa"/>
-              <w:right w:w="100" w:type="dxa"/>
-            </w:tcMar>
-          </w:tcPr>
-          <w:p>
-            <w:pPr>
-              <w:pStyle w:val="TableText"/>
-            </w:pPr>
-            <w:r>
-              <w:rPr>
-                <w:rFonts w:ascii="Consolas" w:hAnsi="Consolas" w:cs="Consolas"/>
-                <w:color w:val="164E63"/>
-                <w:sz w:val="19"/>
-              </w:rPr>
-              <w:t xml:space="preserve">erp_stock_balance</w:t>
-            </w:r>
-            <w:r>
-              <w:t xml:space="preserve"> / </w:t>
-            </w:r>
-            <w:r>
-              <w:rPr>
-                <w:rFonts w:ascii="Consolas" w:hAnsi="Consolas" w:cs="Consolas"/>
-                <w:color w:val="164E63"/>
-                <w:sz w:val="19"/>
-              </w:rPr>
-              <w:t xml:space="preserve">_lot_balance</w:t>
-            </w:r>
-            <w:r>
-              <w:t xml:space="preserve"> / </w:t>
-            </w:r>
-            <w:r>
-              <w:rPr>
-                <w:rFonts w:ascii="Consolas" w:hAnsi="Consolas" w:cs="Consolas"/>
-                <w:color w:val="164E63"/>
-                <w:sz w:val="19"/>
-              </w:rPr>
-              <w:t xml:space="preserve">_location_balance</w:t>
-            </w:r>
-            <w:r>
-              <w:t xml:space="preserve"> </w:t>
-            </w:r>
-            <w:r>
-              <w:rPr>
-                <w:rFonts w:ascii="Consolas" w:hAnsi="Consolas" w:cs="Consolas"/>
-                <w:color w:val="164E63"/>
-                <w:sz w:val="19"/>
-              </w:rPr>
-              <w:t xml:space="preserve">.{…}_code</w:t>
-            </w:r>
-          </w:p>
-        </w:tc>
-        <w:tc>
-          <w:tcPr>
-            <w:tcW w:w="2727" w:type="dxa"/>
-            <w:tcMar>
-              <w:top w:w="70" w:type="dxa"/>
-              <w:left w:w="100" w:type="dxa"/>
-              <w:bottom w:w="70" w:type="dxa"/>
-              <w:right w:w="100" w:type="dxa"/>
-            </w:tcMar>
-          </w:tcPr>
-          <w:p>
-            <w:pPr>
-              <w:pStyle w:val="TableText"/>
-            </w:pPr>
-            <w:r>
-              <w:t xml:space="preserve">như trên</w:t>
-            </w:r>
-          </w:p>
-        </w:tc>
-        <w:tc>
-          <w:tcPr>
-            <w:tcW w:w="2913" w:type="dxa"/>
-            <w:tcMar>
-              <w:top w:w="70" w:type="dxa"/>
-              <w:left w:w="100" w:type="dxa"/>
-              <w:bottom w:w="70" w:type="dxa"/>
-              <w:right w:w="100" w:type="dxa"/>
-            </w:tcMar>
-          </w:tcPr>
-          <w:p>
-            <w:pPr>
-              <w:pStyle w:val="TableText"/>
-            </w:pPr>
-            <w:r>
-              <w:rPr>
-                <w:b/>
-              </w:rPr>
-              <w:t xml:space="preserve">Có</w:t>
+            <w:tcW w:w="3120" w:type="dxa"/>
+            <w:tcMar>
+              <w:top w:w="70" w:type="dxa"/>
+              <w:left w:w="100" w:type="dxa"/>
+              <w:bottom w:w="70" w:type="dxa"/>
+              <w:right w:w="100" w:type="dxa"/>
+            </w:tcMar>
+          </w:tcPr>
+          <w:p>
+            <w:pPr>
+              <w:pStyle w:val="TableText"/>
+            </w:pPr>
+            <w:r>
+              <w:rPr>
+                <w:rFonts w:ascii="Consolas" w:hAnsi="Consolas" w:cs="Consolas"/>
+                <w:color w:val="164E63"/>
+                <w:sz w:val="19"/>
+              </w:rPr>
+              <w:t xml:space="preserve">erp_goods_issue_line.issue_id</w:t>
+            </w:r>
+          </w:p>
+        </w:tc>
+        <w:tc>
+          <w:tcPr>
+            <w:tcW w:w="3120" w:type="dxa"/>
+            <w:tcMar>
+              <w:top w:w="70" w:type="dxa"/>
+              <w:left w:w="100" w:type="dxa"/>
+              <w:bottom w:w="70" w:type="dxa"/>
+              <w:right w:w="100" w:type="dxa"/>
+            </w:tcMar>
+          </w:tcPr>
+          <w:p>
+            <w:pPr>
+              <w:pStyle w:val="TableText"/>
+            </w:pPr>
+            <w:r>
+              <w:rPr>
+                <w:rFonts w:ascii="Consolas" w:hAnsi="Consolas" w:cs="Consolas"/>
+                <w:color w:val="164E63"/>
+                <w:sz w:val="19"/>
+              </w:rPr>
+              <w:t xml:space="preserve">erp_goods_issue.id</w:t>
+            </w:r>
+          </w:p>
+        </w:tc>
+        <w:tc>
+          <w:tcPr>
+            <w:tcW w:w="3120" w:type="dxa"/>
+            <w:tcMar>
+              <w:top w:w="70" w:type="dxa"/>
+              <w:left w:w="100" w:type="dxa"/>
+              <w:bottom w:w="70" w:type="dxa"/>
+              <w:right w:w="100" w:type="dxa"/>
+            </w:tcMar>
+          </w:tcPr>
+          <w:p>
+            <w:pPr>
+              <w:pStyle w:val="TableText"/>
+            </w:pPr>
+            <w:r>
+              <w:t xml:space="preserve">Xóa phiếu thì xóa dòng (trigger mục 3.5)</w:t>
             </w:r>
           </w:p>
         </w:tc>
@@ -14636,25 +18106,25 @@
         </w:trPr>
         <w:tc>
           <w:tcPr>
-            <w:tcW w:w="3719" w:type="dxa"/>
-            <w:tcMar>
-              <w:top w:w="70" w:type="dxa"/>
-              <w:left w:w="100" w:type="dxa"/>
-              <w:bottom w:w="70" w:type="dxa"/>
-              <w:right w:w="100" w:type="dxa"/>
-            </w:tcMar>
-          </w:tcPr>
-          <w:p>
-            <w:pPr>
-              <w:pStyle w:val="TableText"/>
-            </w:pPr>
-            <w:r>
-              <w:rPr>
-                <w:rFonts w:ascii="Consolas" w:hAnsi="Consolas" w:cs="Consolas"/>
-                <w:color w:val="164E63"/>
-                <w:sz w:val="19"/>
-              </w:rPr>
-              <w:t xml:space="preserve">erp_lot.material_code</w:t>
+            <w:tcW w:w="3120" w:type="dxa"/>
+            <w:tcMar>
+              <w:top w:w="70" w:type="dxa"/>
+              <w:left w:w="100" w:type="dxa"/>
+              <w:bottom w:w="70" w:type="dxa"/>
+              <w:right w:w="100" w:type="dxa"/>
+            </w:tcMar>
+          </w:tcPr>
+          <w:p>
+            <w:pPr>
+              <w:pStyle w:val="TableText"/>
+            </w:pPr>
+            <w:r>
+              <w:rPr>
+                <w:rFonts w:ascii="Consolas" w:hAnsi="Consolas" w:cs="Consolas"/>
+                <w:color w:val="164E63"/>
+                <w:sz w:val="19"/>
+              </w:rPr>
+              <w:t xml:space="preserve">erp_goods_issue_line.material_code</w:t>
             </w:r>
             <w:r>
               <w:t xml:space="preserve">, </w:t>
@@ -14665,13 +18135,13 @@
                 <w:color w:val="164E63"/>
                 <w:sz w:val="19"/>
               </w:rPr>
-              <w:t xml:space="preserve">erp_lot.supplier_code</w:t>
-            </w:r>
-          </w:p>
-        </w:tc>
-        <w:tc>
-          <w:tcPr>
-            <w:tcW w:w="2727" w:type="dxa"/>
+              <w:t xml:space="preserve">.uom_code</w:t>
+            </w:r>
+          </w:p>
+        </w:tc>
+        <w:tc>
+          <w:tcPr>
+            <w:tcW w:w="3120" w:type="dxa"/>
             <w:tcMar>
               <w:top w:w="70" w:type="dxa"/>
               <w:left w:w="100" w:type="dxa"/>
@@ -14700,26 +18170,26 @@
                 <w:color w:val="164E63"/>
                 <w:sz w:val="19"/>
               </w:rPr>
-              <w:t xml:space="preserve">erp_supplier</w:t>
-            </w:r>
-          </w:p>
-        </w:tc>
-        <w:tc>
-          <w:tcPr>
-            <w:tcW w:w="2913" w:type="dxa"/>
-            <w:tcMar>
-              <w:top w:w="70" w:type="dxa"/>
-              <w:left w:w="100" w:type="dxa"/>
-              <w:bottom w:w="70" w:type="dxa"/>
-              <w:right w:w="100" w:type="dxa"/>
-            </w:tcMar>
-          </w:tcPr>
-          <w:p>
-            <w:pPr>
-              <w:pStyle w:val="TableText"/>
-            </w:pPr>
-            <w:r>
-              <w:t xml:space="preserve">Có (vật tư còn lô thì không xóa)</w:t>
+              <w:t xml:space="preserve">erp_uom</w:t>
+            </w:r>
+          </w:p>
+        </w:tc>
+        <w:tc>
+          <w:tcPr>
+            <w:tcW w:w="3120" w:type="dxa"/>
+            <w:tcMar>
+              <w:top w:w="70" w:type="dxa"/>
+              <w:left w:w="100" w:type="dxa"/>
+              <w:bottom w:w="70" w:type="dxa"/>
+              <w:right w:w="100" w:type="dxa"/>
+            </w:tcMar>
+          </w:tcPr>
+          <w:p>
+            <w:pPr>
+              <w:pStyle w:val="TableText"/>
+            </w:pPr>
+            <w:r>
+              <w:t xml:space="preserve">Có</w:t>
             </w:r>
           </w:p>
         </w:tc>
@@ -14730,68 +18200,69 @@
         </w:trPr>
         <w:tc>
           <w:tcPr>
-            <w:tcW w:w="3719" w:type="dxa"/>
-            <w:tcMar>
-              <w:top w:w="70" w:type="dxa"/>
-              <w:left w:w="100" w:type="dxa"/>
-              <w:bottom w:w="70" w:type="dxa"/>
-              <w:right w:w="100" w:type="dxa"/>
-            </w:tcMar>
-          </w:tcPr>
-          <w:p>
-            <w:pPr>
-              <w:pStyle w:val="TableText"/>
-            </w:pPr>
-            <w:r>
-              <w:rPr>
-                <w:rFonts w:ascii="Consolas" w:hAnsi="Consolas" w:cs="Consolas"/>
-                <w:color w:val="164E63"/>
-                <w:sz w:val="19"/>
-              </w:rPr>
-              <w:t xml:space="preserve">erp_location.warehouse_code</w:t>
-            </w:r>
-          </w:p>
-        </w:tc>
-        <w:tc>
-          <w:tcPr>
-            <w:tcW w:w="2727" w:type="dxa"/>
-            <w:tcMar>
-              <w:top w:w="70" w:type="dxa"/>
-              <w:left w:w="100" w:type="dxa"/>
-              <w:bottom w:w="70" w:type="dxa"/>
-              <w:right w:w="100" w:type="dxa"/>
-            </w:tcMar>
-          </w:tcPr>
-          <w:p>
-            <w:pPr>
-              <w:pStyle w:val="TableText"/>
-            </w:pPr>
-            <w:r>
-              <w:rPr>
-                <w:rFonts w:ascii="Consolas" w:hAnsi="Consolas" w:cs="Consolas"/>
-                <w:color w:val="164E63"/>
-                <w:sz w:val="19"/>
-              </w:rPr>
-              <w:t xml:space="preserve">erp_warehouse</w:t>
-            </w:r>
-          </w:p>
-        </w:tc>
-        <w:tc>
-          <w:tcPr>
-            <w:tcW w:w="2913" w:type="dxa"/>
-            <w:tcMar>
-              <w:top w:w="70" w:type="dxa"/>
-              <w:left w:w="100" w:type="dxa"/>
-              <w:bottom w:w="70" w:type="dxa"/>
-              <w:right w:w="100" w:type="dxa"/>
-            </w:tcMar>
-          </w:tcPr>
-          <w:p>
-            <w:pPr>
-              <w:pStyle w:val="TableText"/>
-            </w:pPr>
-            <w:r>
+            <w:tcW w:w="3120" w:type="dxa"/>
+            <w:tcMar>
+              <w:top w:w="70" w:type="dxa"/>
+              <w:left w:w="100" w:type="dxa"/>
+              <w:bottom w:w="70" w:type="dxa"/>
+              <w:right w:w="100" w:type="dxa"/>
+            </w:tcMar>
+          </w:tcPr>
+          <w:p>
+            <w:pPr>
+              <w:pStyle w:val="TableText"/>
+            </w:pPr>
+            <w:r>
+              <w:rPr>
+                <w:rFonts w:ascii="Consolas" w:hAnsi="Consolas" w:cs="Consolas"/>
+                <w:color w:val="164E63"/>
+                <w:sz w:val="19"/>
+              </w:rPr>
+              <w:t xml:space="preserve">erp_stock_movement.{unit,warehouse,material,lot,location,uom,line_uom}_code</w:t>
+            </w:r>
+          </w:p>
+        </w:tc>
+        <w:tc>
+          <w:tcPr>
+            <w:tcW w:w="3120" w:type="dxa"/>
+            <w:tcMar>
+              <w:top w:w="70" w:type="dxa"/>
+              <w:left w:w="100" w:type="dxa"/>
+              <w:bottom w:w="70" w:type="dxa"/>
+              <w:right w:w="100" w:type="dxa"/>
+            </w:tcMar>
+          </w:tcPr>
+          <w:p>
+            <w:pPr>
+              <w:pStyle w:val="TableText"/>
+            </w:pPr>
+            <w:r>
+              <w:t xml:space="preserve">đơn vị, kho, vật tư, lô, vị trí, đơn vị tính</w:t>
+            </w:r>
+          </w:p>
+        </w:tc>
+        <w:tc>
+          <w:tcPr>
+            <w:tcW w:w="3120" w:type="dxa"/>
+            <w:tcMar>
+              <w:top w:w="70" w:type="dxa"/>
+              <w:left w:w="100" w:type="dxa"/>
+              <w:bottom w:w="70" w:type="dxa"/>
+              <w:right w:w="100" w:type="dxa"/>
+            </w:tcMar>
+          </w:tcPr>
+          <w:p>
+            <w:pPr>
+              <w:pStyle w:val="TableText"/>
+            </w:pPr>
+            <w:r>
+              <w:rPr>
+                <w:b/>
+              </w:rPr>
               <w:t xml:space="preserve">Có</w:t>
+            </w:r>
+            <w:r>
+              <w:t xml:space="preserve"> (lịch sử tồn)</w:t>
             </w:r>
           </w:p>
         </w:tc>
@@ -14802,62 +18273,98 @@
         </w:trPr>
         <w:tc>
           <w:tcPr>
-            <w:tcW w:w="3719" w:type="dxa"/>
-            <w:tcMar>
-              <w:top w:w="70" w:type="dxa"/>
-              <w:left w:w="100" w:type="dxa"/>
-              <w:bottom w:w="70" w:type="dxa"/>
-              <w:right w:w="100" w:type="dxa"/>
-            </w:tcMar>
-          </w:tcPr>
-          <w:p>
-            <w:pPr>
-              <w:pStyle w:val="TableText"/>
-            </w:pPr>
-            <w:r>
-              <w:rPr>
-                <w:rFonts w:ascii="Consolas" w:hAnsi="Consolas" w:cs="Consolas"/>
-                <w:color w:val="164E63"/>
-                <w:sz w:val="19"/>
-              </w:rPr>
-              <w:t xml:space="preserve">erp_material.{uom,material_type,material_group,vat_tax_rate,import_tax_rate}_code</w:t>
-            </w:r>
-          </w:p>
-        </w:tc>
-        <w:tc>
-          <w:tcPr>
-            <w:tcW w:w="2727" w:type="dxa"/>
-            <w:tcMar>
-              <w:top w:w="70" w:type="dxa"/>
-              <w:left w:w="100" w:type="dxa"/>
-              <w:bottom w:w="70" w:type="dxa"/>
-              <w:right w:w="100" w:type="dxa"/>
-            </w:tcMar>
-          </w:tcPr>
-          <w:p>
-            <w:pPr>
-              <w:pStyle w:val="TableText"/>
-            </w:pPr>
-            <w:r>
-              <w:t xml:space="preserve">các danh mục tương ứng</w:t>
-            </w:r>
-          </w:p>
-        </w:tc>
-        <w:tc>
-          <w:tcPr>
-            <w:tcW w:w="2913" w:type="dxa"/>
-            <w:tcMar>
-              <w:top w:w="70" w:type="dxa"/>
-              <w:left w:w="100" w:type="dxa"/>
-              <w:bottom w:w="70" w:type="dxa"/>
-              <w:right w:w="100" w:type="dxa"/>
-            </w:tcMar>
-          </w:tcPr>
-          <w:p>
-            <w:pPr>
-              <w:pStyle w:val="TableText"/>
-            </w:pPr>
-            <w:r>
+            <w:tcW w:w="3120" w:type="dxa"/>
+            <w:tcMar>
+              <w:top w:w="70" w:type="dxa"/>
+              <w:left w:w="100" w:type="dxa"/>
+              <w:bottom w:w="70" w:type="dxa"/>
+              <w:right w:w="100" w:type="dxa"/>
+            </w:tcMar>
+          </w:tcPr>
+          <w:p>
+            <w:pPr>
+              <w:pStyle w:val="TableText"/>
+            </w:pPr>
+            <w:r>
+              <w:rPr>
+                <w:rFonts w:ascii="Consolas" w:hAnsi="Consolas" w:cs="Consolas"/>
+                <w:color w:val="164E63"/>
+                <w:sz w:val="19"/>
+              </w:rPr>
+              <w:t xml:space="preserve">erp_stock_balance</w:t>
+            </w:r>
+            <w:r>
+              <w:t xml:space="preserve"> / </w:t>
+            </w:r>
+            <w:r>
+              <w:rPr>
+                <w:rFonts w:ascii="Consolas" w:hAnsi="Consolas" w:cs="Consolas"/>
+                <w:color w:val="164E63"/>
+                <w:sz w:val="19"/>
+              </w:rPr>
+              <w:t xml:space="preserve">_lot_balance</w:t>
+            </w:r>
+            <w:r>
+              <w:t xml:space="preserve"> / </w:t>
+            </w:r>
+            <w:r>
+              <w:rPr>
+                <w:rFonts w:ascii="Consolas" w:hAnsi="Consolas" w:cs="Consolas"/>
+                <w:color w:val="164E63"/>
+                <w:sz w:val="19"/>
+              </w:rPr>
+              <w:t xml:space="preserve">_location_balance</w:t>
+            </w:r>
+            <w:r>
+              <w:t xml:space="preserve"> </w:t>
+            </w:r>
+            <w:r>
+              <w:rPr>
+                <w:rFonts w:ascii="Consolas" w:hAnsi="Consolas" w:cs="Consolas"/>
+                <w:color w:val="164E63"/>
+                <w:sz w:val="19"/>
+              </w:rPr>
+              <w:t xml:space="preserve">.{…}_code</w:t>
+            </w:r>
+          </w:p>
+        </w:tc>
+        <w:tc>
+          <w:tcPr>
+            <w:tcW w:w="3120" w:type="dxa"/>
+            <w:tcMar>
+              <w:top w:w="70" w:type="dxa"/>
+              <w:left w:w="100" w:type="dxa"/>
+              <w:bottom w:w="70" w:type="dxa"/>
+              <w:right w:w="100" w:type="dxa"/>
+            </w:tcMar>
+          </w:tcPr>
+          <w:p>
+            <w:pPr>
+              <w:pStyle w:val="TableText"/>
+            </w:pPr>
+            <w:r>
+              <w:t xml:space="preserve">như trên</w:t>
+            </w:r>
+          </w:p>
+        </w:tc>
+        <w:tc>
+          <w:tcPr>
+            <w:tcW w:w="3120" w:type="dxa"/>
+            <w:tcMar>
+              <w:top w:w="70" w:type="dxa"/>
+              <w:left w:w="100" w:type="dxa"/>
+              <w:bottom w:w="70" w:type="dxa"/>
+              <w:right w:w="100" w:type="dxa"/>
+            </w:tcMar>
+          </w:tcPr>
+          <w:p>
+            <w:pPr>
+              <w:pStyle w:val="TableText"/>
+            </w:pPr>
+            <w:r>
+              <w:rPr>
+                <w:b/>
+              </w:rPr>
               <w:t xml:space="preserve">Có</w:t>
             </w:r>
           </w:p>
@@ -14869,25 +18376,25 @@
         </w:trPr>
         <w:tc>
           <w:tcPr>
-            <w:tcW w:w="3719" w:type="dxa"/>
-            <w:tcMar>
-              <w:top w:w="70" w:type="dxa"/>
-              <w:left w:w="100" w:type="dxa"/>
-              <w:bottom w:w="70" w:type="dxa"/>
-              <w:right w:w="100" w:type="dxa"/>
-            </w:tcMar>
-          </w:tcPr>
-          <w:p>
-            <w:pPr>
-              <w:pStyle w:val="TableText"/>
-            </w:pPr>
-            <w:r>
-              <w:rPr>
-                <w:rFonts w:ascii="Consolas" w:hAnsi="Consolas" w:cs="Consolas"/>
-                <w:color w:val="164E63"/>
-                <w:sz w:val="19"/>
-              </w:rPr>
-              <w:t xml:space="preserve">erp_warehouse.unit_code</w:t>
+            <w:tcW w:w="3120" w:type="dxa"/>
+            <w:tcMar>
+              <w:top w:w="70" w:type="dxa"/>
+              <w:left w:w="100" w:type="dxa"/>
+              <w:bottom w:w="70" w:type="dxa"/>
+              <w:right w:w="100" w:type="dxa"/>
+            </w:tcMar>
+          </w:tcPr>
+          <w:p>
+            <w:pPr>
+              <w:pStyle w:val="TableText"/>
+            </w:pPr>
+            <w:r>
+              <w:rPr>
+                <w:rFonts w:ascii="Consolas" w:hAnsi="Consolas" w:cs="Consolas"/>
+                <w:color w:val="164E63"/>
+                <w:sz w:val="19"/>
+              </w:rPr>
+              <w:t xml:space="preserve">erp_lot.material_code</w:t>
             </w:r>
             <w:r>
               <w:t xml:space="preserve">, </w:t>
@@ -14898,50 +18405,61 @@
                 <w:color w:val="164E63"/>
                 <w:sz w:val="19"/>
               </w:rPr>
-              <w:t xml:space="preserve">erp_warehouse_unit.unit_code</w:t>
-            </w:r>
-          </w:p>
-        </w:tc>
-        <w:tc>
-          <w:tcPr>
-            <w:tcW w:w="2727" w:type="dxa"/>
-            <w:tcMar>
-              <w:top w:w="70" w:type="dxa"/>
-              <w:left w:w="100" w:type="dxa"/>
-              <w:bottom w:w="70" w:type="dxa"/>
-              <w:right w:w="100" w:type="dxa"/>
-            </w:tcMar>
-          </w:tcPr>
-          <w:p>
-            <w:pPr>
-              <w:pStyle w:val="TableText"/>
-            </w:pPr>
-            <w:r>
-              <w:rPr>
-                <w:rFonts w:ascii="Consolas" w:hAnsi="Consolas" w:cs="Consolas"/>
-                <w:color w:val="164E63"/>
-                <w:sz w:val="19"/>
-              </w:rPr>
-              <w:t xml:space="preserve">sys_company_unit</w:t>
-            </w:r>
-          </w:p>
-        </w:tc>
-        <w:tc>
-          <w:tcPr>
-            <w:tcW w:w="2913" w:type="dxa"/>
-            <w:tcMar>
-              <w:top w:w="70" w:type="dxa"/>
-              <w:left w:w="100" w:type="dxa"/>
-              <w:bottom w:w="70" w:type="dxa"/>
-              <w:right w:w="100" w:type="dxa"/>
-            </w:tcMar>
-          </w:tcPr>
-          <w:p>
-            <w:pPr>
-              <w:pStyle w:val="TableText"/>
-            </w:pPr>
-            <w:r>
-              <w:t xml:space="preserve">Có</w:t>
+              <w:t xml:space="preserve">erp_lot.supplier_code</w:t>
+            </w:r>
+          </w:p>
+        </w:tc>
+        <w:tc>
+          <w:tcPr>
+            <w:tcW w:w="3120" w:type="dxa"/>
+            <w:tcMar>
+              <w:top w:w="70" w:type="dxa"/>
+              <w:left w:w="100" w:type="dxa"/>
+              <w:bottom w:w="70" w:type="dxa"/>
+              <w:right w:w="100" w:type="dxa"/>
+            </w:tcMar>
+          </w:tcPr>
+          <w:p>
+            <w:pPr>
+              <w:pStyle w:val="TableText"/>
+            </w:pPr>
+            <w:r>
+              <w:rPr>
+                <w:rFonts w:ascii="Consolas" w:hAnsi="Consolas" w:cs="Consolas"/>
+                <w:color w:val="164E63"/>
+                <w:sz w:val="19"/>
+              </w:rPr>
+              <w:t xml:space="preserve">erp_material</w:t>
+            </w:r>
+            <w:r>
+              <w:t xml:space="preserve">, </w:t>
+            </w:r>
+            <w:r>
+              <w:rPr>
+                <w:rFonts w:ascii="Consolas" w:hAnsi="Consolas" w:cs="Consolas"/>
+                <w:color w:val="164E63"/>
+                <w:sz w:val="19"/>
+              </w:rPr>
+              <w:t xml:space="preserve">erp_supplier</w:t>
+            </w:r>
+          </w:p>
+        </w:tc>
+        <w:tc>
+          <w:tcPr>
+            <w:tcW w:w="3120" w:type="dxa"/>
+            <w:tcMar>
+              <w:top w:w="70" w:type="dxa"/>
+              <w:left w:w="100" w:type="dxa"/>
+              <w:bottom w:w="70" w:type="dxa"/>
+              <w:right w:w="100" w:type="dxa"/>
+            </w:tcMar>
+          </w:tcPr>
+          <w:p>
+            <w:pPr>
+              <w:pStyle w:val="TableText"/>
+            </w:pPr>
+            <w:r>
+              <w:t xml:space="preserve">Có (vật tư còn lô thì không xóa)</w:t>
             </w:r>
           </w:p>
         </w:tc>
@@ -14952,7 +18470,229 @@
         </w:trPr>
         <w:tc>
           <w:tcPr>
-            <w:tcW w:w="3719" w:type="dxa"/>
+            <w:tcW w:w="3120" w:type="dxa"/>
+            <w:tcMar>
+              <w:top w:w="70" w:type="dxa"/>
+              <w:left w:w="100" w:type="dxa"/>
+              <w:bottom w:w="70" w:type="dxa"/>
+              <w:right w:w="100" w:type="dxa"/>
+            </w:tcMar>
+          </w:tcPr>
+          <w:p>
+            <w:pPr>
+              <w:pStyle w:val="TableText"/>
+            </w:pPr>
+            <w:r>
+              <w:rPr>
+                <w:rFonts w:ascii="Consolas" w:hAnsi="Consolas" w:cs="Consolas"/>
+                <w:color w:val="164E63"/>
+                <w:sz w:val="19"/>
+              </w:rPr>
+              <w:t xml:space="preserve">erp_location.warehouse_code</w:t>
+            </w:r>
+          </w:p>
+        </w:tc>
+        <w:tc>
+          <w:tcPr>
+            <w:tcW w:w="3120" w:type="dxa"/>
+            <w:tcMar>
+              <w:top w:w="70" w:type="dxa"/>
+              <w:left w:w="100" w:type="dxa"/>
+              <w:bottom w:w="70" w:type="dxa"/>
+              <w:right w:w="100" w:type="dxa"/>
+            </w:tcMar>
+          </w:tcPr>
+          <w:p>
+            <w:pPr>
+              <w:pStyle w:val="TableText"/>
+            </w:pPr>
+            <w:r>
+              <w:rPr>
+                <w:rFonts w:ascii="Consolas" w:hAnsi="Consolas" w:cs="Consolas"/>
+                <w:color w:val="164E63"/>
+                <w:sz w:val="19"/>
+              </w:rPr>
+              <w:t xml:space="preserve">erp_warehouse</w:t>
+            </w:r>
+          </w:p>
+        </w:tc>
+        <w:tc>
+          <w:tcPr>
+            <w:tcW w:w="3120" w:type="dxa"/>
+            <w:tcMar>
+              <w:top w:w="70" w:type="dxa"/>
+              <w:left w:w="100" w:type="dxa"/>
+              <w:bottom w:w="70" w:type="dxa"/>
+              <w:right w:w="100" w:type="dxa"/>
+            </w:tcMar>
+          </w:tcPr>
+          <w:p>
+            <w:pPr>
+              <w:pStyle w:val="TableText"/>
+            </w:pPr>
+            <w:r>
+              <w:t xml:space="preserve">Có</w:t>
+            </w:r>
+          </w:p>
+        </w:tc>
+      </w:tr>
+      <w:tr>
+        <w:trPr>
+          <w:cantSplit/>
+        </w:trPr>
+        <w:tc>
+          <w:tcPr>
+            <w:tcW w:w="3120" w:type="dxa"/>
+            <w:tcMar>
+              <w:top w:w="70" w:type="dxa"/>
+              <w:left w:w="100" w:type="dxa"/>
+              <w:bottom w:w="70" w:type="dxa"/>
+              <w:right w:w="100" w:type="dxa"/>
+            </w:tcMar>
+          </w:tcPr>
+          <w:p>
+            <w:pPr>
+              <w:pStyle w:val="TableText"/>
+            </w:pPr>
+            <w:r>
+              <w:rPr>
+                <w:rFonts w:ascii="Consolas" w:hAnsi="Consolas" w:cs="Consolas"/>
+                <w:color w:val="164E63"/>
+                <w:sz w:val="19"/>
+              </w:rPr>
+              <w:t xml:space="preserve">erp_material.{uom,material_type,material_group,vat_tax_rate,import_tax_rate}_code</w:t>
+            </w:r>
+          </w:p>
+        </w:tc>
+        <w:tc>
+          <w:tcPr>
+            <w:tcW w:w="3120" w:type="dxa"/>
+            <w:tcMar>
+              <w:top w:w="70" w:type="dxa"/>
+              <w:left w:w="100" w:type="dxa"/>
+              <w:bottom w:w="70" w:type="dxa"/>
+              <w:right w:w="100" w:type="dxa"/>
+            </w:tcMar>
+          </w:tcPr>
+          <w:p>
+            <w:pPr>
+              <w:pStyle w:val="TableText"/>
+            </w:pPr>
+            <w:r>
+              <w:t xml:space="preserve">các danh mục tương ứng</w:t>
+            </w:r>
+          </w:p>
+        </w:tc>
+        <w:tc>
+          <w:tcPr>
+            <w:tcW w:w="3120" w:type="dxa"/>
+            <w:tcMar>
+              <w:top w:w="70" w:type="dxa"/>
+              <w:left w:w="100" w:type="dxa"/>
+              <w:bottom w:w="70" w:type="dxa"/>
+              <w:right w:w="100" w:type="dxa"/>
+            </w:tcMar>
+          </w:tcPr>
+          <w:p>
+            <w:pPr>
+              <w:pStyle w:val="TableText"/>
+            </w:pPr>
+            <w:r>
+              <w:t xml:space="preserve">Có</w:t>
+            </w:r>
+          </w:p>
+        </w:tc>
+      </w:tr>
+      <w:tr>
+        <w:trPr>
+          <w:cantSplit/>
+        </w:trPr>
+        <w:tc>
+          <w:tcPr>
+            <w:tcW w:w="3120" w:type="dxa"/>
+            <w:tcMar>
+              <w:top w:w="70" w:type="dxa"/>
+              <w:left w:w="100" w:type="dxa"/>
+              <w:bottom w:w="70" w:type="dxa"/>
+              <w:right w:w="100" w:type="dxa"/>
+            </w:tcMar>
+          </w:tcPr>
+          <w:p>
+            <w:pPr>
+              <w:pStyle w:val="TableText"/>
+            </w:pPr>
+            <w:r>
+              <w:rPr>
+                <w:rFonts w:ascii="Consolas" w:hAnsi="Consolas" w:cs="Consolas"/>
+                <w:color w:val="164E63"/>
+                <w:sz w:val="19"/>
+              </w:rPr>
+              <w:t xml:space="preserve">erp_warehouse.unit_code</w:t>
+            </w:r>
+            <w:r>
+              <w:t xml:space="preserve">, </w:t>
+            </w:r>
+            <w:r>
+              <w:rPr>
+                <w:rFonts w:ascii="Consolas" w:hAnsi="Consolas" w:cs="Consolas"/>
+                <w:color w:val="164E63"/>
+                <w:sz w:val="19"/>
+              </w:rPr>
+              <w:t xml:space="preserve">erp_warehouse_unit.unit_code</w:t>
+            </w:r>
+          </w:p>
+        </w:tc>
+        <w:tc>
+          <w:tcPr>
+            <w:tcW w:w="3120" w:type="dxa"/>
+            <w:tcMar>
+              <w:top w:w="70" w:type="dxa"/>
+              <w:left w:w="100" w:type="dxa"/>
+              <w:bottom w:w="70" w:type="dxa"/>
+              <w:right w:w="100" w:type="dxa"/>
+            </w:tcMar>
+          </w:tcPr>
+          <w:p>
+            <w:pPr>
+              <w:pStyle w:val="TableText"/>
+            </w:pPr>
+            <w:r>
+              <w:rPr>
+                <w:rFonts w:ascii="Consolas" w:hAnsi="Consolas" w:cs="Consolas"/>
+                <w:color w:val="164E63"/>
+                <w:sz w:val="19"/>
+              </w:rPr>
+              <w:t xml:space="preserve">sys_company_unit</w:t>
+            </w:r>
+          </w:p>
+        </w:tc>
+        <w:tc>
+          <w:tcPr>
+            <w:tcW w:w="3120" w:type="dxa"/>
+            <w:tcMar>
+              <w:top w:w="70" w:type="dxa"/>
+              <w:left w:w="100" w:type="dxa"/>
+              <w:bottom w:w="70" w:type="dxa"/>
+              <w:right w:w="100" w:type="dxa"/>
+            </w:tcMar>
+          </w:tcPr>
+          <w:p>
+            <w:pPr>
+              <w:pStyle w:val="TableText"/>
+            </w:pPr>
+            <w:r>
+              <w:t xml:space="preserve">Có</w:t>
+            </w:r>
+          </w:p>
+        </w:tc>
+      </w:tr>
+      <w:tr>
+        <w:trPr>
+          <w:cantSplit/>
+        </w:trPr>
+        <w:tc>
+          <w:tcPr>
+            <w:tcW w:w="3120" w:type="dxa"/>
             <w:tcMar>
               <w:top w:w="70" w:type="dxa"/>
               <w:left w:w="100" w:type="dxa"/>
@@ -14976,7 +18716,7 @@
         </w:tc>
         <w:tc>
           <w:tcPr>
-            <w:tcW w:w="2727" w:type="dxa"/>
+            <w:tcW w:w="3120" w:type="dxa"/>
             <w:tcMar>
               <w:top w:w="70" w:type="dxa"/>
               <w:left w:w="100" w:type="dxa"/>
@@ -14997,7 +18737,18 @@
               <w:t xml:space="preserve">erp_goods_receipt.code</w:t>
             </w:r>
             <w:r>
-              <w:t xml:space="preserve"> (cùng </w:t>
+              <w:t xml:space="preserve"> hoặc </w:t>
+            </w:r>
+            <w:r>
+              <w:rPr>
+                <w:rFonts w:ascii="Consolas" w:hAnsi="Consolas" w:cs="Consolas"/>
+                <w:color w:val="164E63"/>
+                <w:sz w:val="19"/>
+              </w:rPr>
+              <w:t xml:space="preserve">erp_goods_issue.code</w:t>
+            </w:r>
+            <w:r>
+              <w:t xml:space="preserve"> (theo </w:t>
             </w:r>
             <w:r>
               <w:rPr>
@@ -15014,20 +18765,117 @@
         </w:tc>
         <w:tc>
           <w:tcPr>
-            <w:tcW w:w="2913" w:type="dxa"/>
-            <w:tcMar>
-              <w:top w:w="70" w:type="dxa"/>
-              <w:left w:w="100" w:type="dxa"/>
-              <w:bottom w:w="70" w:type="dxa"/>
-              <w:right w:w="100" w:type="dxa"/>
-            </w:tcMar>
-          </w:tcPr>
-          <w:p>
-            <w:pPr>
-              <w:pStyle w:val="TableText"/>
-            </w:pPr>
-            <w:r>
-              <w:t xml:space="preserve">Không (liên kết mềm)</w:t>
+            <w:tcW w:w="3120" w:type="dxa"/>
+            <w:tcMar>
+              <w:top w:w="70" w:type="dxa"/>
+              <w:left w:w="100" w:type="dxa"/>
+              <w:bottom w:w="70" w:type="dxa"/>
+              <w:right w:w="100" w:type="dxa"/>
+            </w:tcMar>
+          </w:tcPr>
+          <w:p>
+            <w:pPr>
+              <w:pStyle w:val="TableText"/>
+            </w:pPr>
+            <w:r>
+              <w:t xml:space="preserve">Không (liên kết mềm, giữ lại khi xóa phiếu)</w:t>
+            </w:r>
+          </w:p>
+        </w:tc>
+      </w:tr>
+      <w:tr>
+        <w:trPr>
+          <w:cantSplit/>
+        </w:trPr>
+        <w:tc>
+          <w:tcPr>
+            <w:tcW w:w="3120" w:type="dxa"/>
+            <w:tcMar>
+              <w:top w:w="70" w:type="dxa"/>
+              <w:left w:w="100" w:type="dxa"/>
+              <w:bottom w:w="70" w:type="dxa"/>
+              <w:right w:w="100" w:type="dxa"/>
+            </w:tcMar>
+          </w:tcPr>
+          <w:p>
+            <w:pPr>
+              <w:pStyle w:val="TableText"/>
+            </w:pPr>
+            <w:r>
+              <w:rPr>
+                <w:rFonts w:ascii="Consolas" w:hAnsi="Consolas" w:cs="Consolas"/>
+                <w:color w:val="164E63"/>
+                <w:sz w:val="19"/>
+              </w:rPr>
+              <w:t xml:space="preserve">erp_stock_movement.source_id</w:t>
+            </w:r>
+          </w:p>
+        </w:tc>
+        <w:tc>
+          <w:tcPr>
+            <w:tcW w:w="3120" w:type="dxa"/>
+            <w:tcMar>
+              <w:top w:w="70" w:type="dxa"/>
+              <w:left w:w="100" w:type="dxa"/>
+              <w:bottom w:w="70" w:type="dxa"/>
+              <w:right w:w="100" w:type="dxa"/>
+            </w:tcMar>
+          </w:tcPr>
+          <w:p>
+            <w:pPr>
+              <w:pStyle w:val="TableText"/>
+            </w:pPr>
+            <w:r>
+              <w:rPr>
+                <w:rFonts w:ascii="Consolas" w:hAnsi="Consolas" w:cs="Consolas"/>
+                <w:color w:val="164E63"/>
+                <w:sz w:val="19"/>
+              </w:rPr>
+              <w:t xml:space="preserve">erp_goods_receipt.id</w:t>
+            </w:r>
+            <w:r>
+              <w:t xml:space="preserve"> hoặc </w:t>
+            </w:r>
+            <w:r>
+              <w:rPr>
+                <w:rFonts w:ascii="Consolas" w:hAnsi="Consolas" w:cs="Consolas"/>
+                <w:color w:val="164E63"/>
+                <w:sz w:val="19"/>
+              </w:rPr>
+              <w:t xml:space="preserve">erp_goods_issue.id</w:t>
+            </w:r>
+            <w:r>
+              <w:t xml:space="preserve"> (theo </w:t>
+            </w:r>
+            <w:r>
+              <w:rPr>
+                <w:rFonts w:ascii="Consolas" w:hAnsi="Consolas" w:cs="Consolas"/>
+                <w:color w:val="164E63"/>
+                <w:sz w:val="19"/>
+              </w:rPr>
+              <w:t xml:space="preserve">source_function</w:t>
+            </w:r>
+            <w:r>
+              <w:t xml:space="preserve">)</w:t>
+            </w:r>
+          </w:p>
+        </w:tc>
+        <w:tc>
+          <w:tcPr>
+            <w:tcW w:w="3120" w:type="dxa"/>
+            <w:tcMar>
+              <w:top w:w="70" w:type="dxa"/>
+              <w:left w:w="100" w:type="dxa"/>
+              <w:bottom w:w="70" w:type="dxa"/>
+              <w:right w:w="100" w:type="dxa"/>
+            </w:tcMar>
+          </w:tcPr>
+          <w:p>
+            <w:pPr>
+              <w:pStyle w:val="TableText"/>
+            </w:pPr>
+            <w:r>
+              <w:t xml:space="preserve">Không (liên kết mềm); trigger mục 3.5 dọn dòng sổ đã triệt tiêu khi xóa phiếu</w:t>
             </w:r>
           </w:p>
         </w:tc>
@@ -15186,7 +19034,40 @@
         <w:t xml:space="preserve">{DVCS}</w:t>
       </w:r>
       <w:r>
-        <w:t xml:space="preserve">).</w:t>
+        <w:t xml:space="preserve">), </w:t>
+      </w:r>
+      <w:r>
+        <w:rPr>
+          <w:rFonts w:ascii="Consolas" w:hAnsi="Consolas" w:cs="Consolas"/>
+          <w:color w:val="164E63"/>
+          <w:sz w:val="19"/>
+        </w:rPr>
+        <w:t xml:space="preserve">39</w:t>
+      </w:r>
+      <w:r>
+        <w:t xml:space="preserve"> (phiếu xuất), </w:t>
+      </w:r>
+      <w:r>
+        <w:rPr>
+          <w:rFonts w:ascii="Consolas" w:hAnsi="Consolas" w:cs="Consolas"/>
+          <w:color w:val="164E63"/>
+          <w:sz w:val="19"/>
+        </w:rPr>
+        <w:t xml:space="preserve">40</w:t>
+      </w:r>
+      <w:r>
+        <w:t xml:space="preserve"> (dòng phiếu trỏ tới vật tư / đơn vị tính / nhà cung cấp), </w:t>
+      </w:r>
+      <w:r>
+        <w:rPr>
+          <w:rFonts w:ascii="Consolas" w:hAnsi="Consolas" w:cs="Consolas"/>
+          <w:color w:val="164E63"/>
+          <w:sz w:val="19"/>
+        </w:rPr>
+        <w:t xml:space="preserve">41</w:t>
+      </w:r>
+      <w:r>
+        <w:t xml:space="preserve"> (trigger xóa phiếu).</w:t>
       </w:r>
     </w:p>
     <w:p>
@@ -15266,6 +19147,17 @@
           <w:sz w:val="19"/>
         </w:rPr>
         <w:t xml:space="preserve">inv_receipt</w:t>
+      </w:r>
+      <w:r>
+        <w:t xml:space="preserve"> và </w:t>
+      </w:r>
+      <w:r>
+        <w:rPr>
+          <w:rFonts w:ascii="Consolas" w:hAnsi="Consolas" w:cs="Consolas"/>
+          <w:color w:val="164E63"/>
+          <w:sz w:val="19"/>
+        </w:rPr>
+        <w:t xml:space="preserve">inv_issue</w:t>
       </w:r>
       <w:r>
         <w:t xml:space="preserve">, tham số tồn âm.</w:t>
@@ -15582,6 +19474,20 @@
               </w:rPr>
               <w:t xml:space="preserve">GET /api/inventory/stock/movements?sourceFunction=inv_receipt&amp;sourceId=&lt;id phiếu&gt;</w:t>
             </w:r>
+            <w:r>
+              <w:t xml:space="preserve"> (phiếu xuất: </w:t>
+            </w:r>
+            <w:r>
+              <w:rPr>
+                <w:rFonts w:ascii="Consolas" w:hAnsi="Consolas" w:cs="Consolas"/>
+                <w:color w:val="164E63"/>
+                <w:sz w:val="19"/>
+              </w:rPr>
+              <w:t xml:space="preserve">inv_issue</w:t>
+            </w:r>
+            <w:r>
+              <w:t xml:space="preserve">)</w:t>
+            </w:r>
           </w:p>
         </w:tc>
       </w:tr>
@@ -15919,16 +19825,38 @@
         <w:pStyle w:val="ListParagraph"/>
       </w:pPr>
       <w:r>
-        <w:t xml:space="preserve">• Đơn vị tính trên dòng hiện không đi vào sổ (sổ coi là đơn vị gốc). Dịch vụ sổ kho </w:t>
+        <w:t xml:space="preserve">• Đơn vị tính trên dòng </w:t>
       </w:r>
       <w:r>
         <w:rPr>
           <w:b/>
         </w:rPr>
-        <w:t xml:space="preserve">đã hỗ trợ</w:t>
-      </w:r>
-      <w:r>
-        <w:t xml:space="preserve"> quy đổi, phiếu sẽ gửi mã đơn vị tính khi chuyển sang danh mục.</w:t>
+        <w:t xml:space="preserve">đi vào sổ</w:t>
+      </w:r>
+      <w:r>
+        <w:t xml:space="preserve">: phiếu gửi </w:t>
+      </w:r>
+      <w:r>
+        <w:rPr>
+          <w:rFonts w:ascii="Consolas" w:hAnsi="Consolas" w:cs="Consolas"/>
+          <w:color w:val="164E63"/>
+          <w:sz w:val="19"/>
+        </w:rPr>
+        <w:t xml:space="preserve">uom_code</w:t>
+      </w:r>
+      <w:r>
+        <w:t xml:space="preserve"> của dòng, sổ kho quy đổi về đơn vị gốc của vật tư qua </w:t>
+      </w:r>
+      <w:r>
+        <w:rPr>
+          <w:rFonts w:ascii="Consolas" w:hAnsi="Consolas" w:cs="Consolas"/>
+          <w:color w:val="164E63"/>
+          <w:sz w:val="19"/>
+        </w:rPr>
+        <w:t xml:space="preserve">erp_uom_conversion</w:t>
+      </w:r>
+      <w:r>
+        <w:t xml:space="preserve"> (dòng sổ lưu cả số lượng và đơn vị gốc lẫn của dòng phiếu).</w:t>
       </w:r>
     </w:p>
     <w:p>
@@ -15936,7 +19864,7 @@
         <w:pStyle w:val="ListParagraph"/>
       </w:pPr>
       <w:r>
-        <w:t xml:space="preserve">• Phiếu nhập chưa có phân trang phía máy chủ và xuất Excel từ trình duyệt (khác các danh mục).</w:t>
+        <w:t xml:space="preserve">• Phiếu nhập và phiếu xuất chưa có phân trang phía máy chủ và xuất Excel từ trình duyệt (khác các danh mục); danh sách tải hết phiếu của đơn vị một lần.</w:t>
       </w:r>
     </w:p>
     <w:p>
@@ -15944,16 +19872,27 @@
         <w:pStyle w:val="ListParagraph"/>
       </w:pPr>
       <w:r>
-        <w:t xml:space="preserve">• Chưa có phiếu xuất, điều chuyển, kiểm kê ghi vào sổ; chưa có màn hình xem tồn kho và báo cáo nhập xuất tồn (mới có API). Nhánh </w:t>
+        <w:t xml:space="preserve">• Người </w:t>
       </w:r>
       <w:r>
         <w:rPr>
           <w:b/>
         </w:rPr>
-        <w:t xml:space="preserve">xuất</w:t>
-      </w:r>
-      <w:r>
-        <w:t xml:space="preserve"> của dịch vụ sổ kho đã được thử qua API thử tạm, sẽ dùng thật khi có phiếu xuất.</w:t>
+        <w:t xml:space="preserve">không có quyền xem giá</w:t>
+      </w:r>
+      <w:r>
+        <w:t xml:space="preserve"> (</w:t>
+      </w:r>
+      <w:r>
+        <w:rPr>
+          <w:rFonts w:ascii="Consolas" w:hAnsi="Consolas" w:cs="Consolas"/>
+          <w:color w:val="164E63"/>
+          <w:sz w:val="19"/>
+        </w:rPr>
+        <w:t xml:space="preserve">VIEW_PRICE</w:t>
+      </w:r>
+      <w:r>
+        <w:t xml:space="preserve">) thấy đơn giá 0 trên phiếu; nếu họ sửa và lưu phiếu nháp thì tổng tiền bị tính lại từ số 0 đó. Cần giữ nguyên đơn giá cũ khi người sửa không có quyền xem giá (chưa làm, áp dụng cho cả hai phiếu).</w:t>
       </w:r>
     </w:p>
     <w:p>
@@ -15961,6 +19900,23 @@
         <w:pStyle w:val="ListParagraph"/>
       </w:pPr>
       <w:r>
+        <w:t xml:space="preserve">• Mới có phiếu nhập và phiếu xuất ghi vào sổ; </w:t>
+      </w:r>
+      <w:r>
+        <w:rPr>
+          <w:b/>
+        </w:rPr>
+        <w:t xml:space="preserve">điều chuyển và kiểm kê</w:t>
+      </w:r>
+      <w:r>
+        <w:t xml:space="preserve"> chưa ghi sổ. Chưa có màn hình xem tồn kho và báo cáo nhập xuất tồn (mới có API). Khách hàng trên phiếu xuất là chữ tự do cho tới khi có danh mục khách hàng.</w:t>
+      </w:r>
+    </w:p>
+    <w:p>
+      <w:pPr>
+        <w:pStyle w:val="ListParagraph"/>
+      </w:pPr>
+      <w:r>
         <w:t xml:space="preserve">• Giá xuất tính </w:t>
       </w:r>
       <w:r>
@@ -15978,7 +19934,7 @@
         <w:pStyle w:val="ListParagraph"/>
       </w:pPr>
       <w:r>
-        <w:t xml:space="preserve">• Loại nhập (nhập mua, điều chuyển…) còn là chữ chọn, sẽ thành danh mục "Loại nhập xuất".</w:t>
+        <w:t xml:space="preserve">• Loại nhập và loại xuất (nhập mua, xuất bán, điều chuyển…) còn là chữ chọn, sẽ thành danh mục "Loại nhập xuất".</w:t>
       </w:r>
     </w:p>
     <w:sectPr>
@@ -16001,7 +19957,7 @@
         <w:color w:val="667788"/>
         <w:sz w:val="17"/>
       </w:rPr>
-      <w:t xml:space="preserve">S-ERP · Phiếu nhập kho và sổ kho · Trang </w:t>
+      <w:t xml:space="preserve">S-ERP - Phiếu nhập, phiếu xuất và sổ kho · Trang </w:t>
     </w:r>
     <w:fldSimple w:instr="PAGE"/>
   </w:p>

--- a/docs/kho/So-kho-va-phieu-nhap-kho.docx
+++ b/docs/kho/So-kho-va-phieu-nhap-kho.docx
@@ -1769,15 +1769,15 @@
               <w:t xml:space="preserve">cộng</w:t>
             </w:r>
             <w:r>
-              <w:t xml:space="preserve"> quyền đặc biệt </w:t>
-            </w:r>
-            <w:r>
-              <w:rPr>
-                <w:rFonts w:ascii="Consolas" w:hAnsi="Consolas" w:cs="Consolas"/>
-                <w:color w:val="164E63"/>
-                <w:sz w:val="19"/>
-              </w:rPr>
-              <w:t xml:space="preserve">POST</w:t>
+              <w:t xml:space="preserve"> quyền trạng thái </w:t>
+            </w:r>
+            <w:r>
+              <w:rPr>
+                <w:rFonts w:ascii="Consolas" w:hAnsi="Consolas" w:cs="Consolas"/>
+                <w:color w:val="164E63"/>
+                <w:sz w:val="19"/>
+              </w:rPr>
+              <w:t xml:space="preserve">ST_POSTED</w:t>
             </w:r>
           </w:p>
         </w:tc>
@@ -2471,6 +2471,17 @@
               </w:rPr>
               <w:t xml:space="preserve">edit</w:t>
             </w:r>
+            <w:r>
+              <w:t xml:space="preserve"> và quyền trạng thái </w:t>
+            </w:r>
+            <w:r>
+              <w:rPr>
+                <w:rFonts w:ascii="Consolas" w:hAnsi="Consolas" w:cs="Consolas"/>
+                <w:color w:val="164E63"/>
+                <w:sz w:val="19"/>
+              </w:rPr>
+              <w:t xml:space="preserve">ST_PENDING</w:t>
+            </w:r>
           </w:p>
         </w:tc>
       </w:tr>
@@ -2663,15 +2674,15 @@
               <w:pStyle w:val="TableText"/>
             </w:pPr>
             <w:r>
-              <w:t xml:space="preserve">Ghi sổ: quyền đặc biệt </w:t>
-            </w:r>
-            <w:r>
-              <w:rPr>
-                <w:rFonts w:ascii="Consolas" w:hAnsi="Consolas" w:cs="Consolas"/>
-                <w:color w:val="164E63"/>
-                <w:sz w:val="19"/>
-              </w:rPr>
-              <w:t xml:space="preserve">POST</w:t>
+              <w:t xml:space="preserve">Ghi sổ: quyền trạng thái </w:t>
+            </w:r>
+            <w:r>
+              <w:rPr>
+                <w:rFonts w:ascii="Consolas" w:hAnsi="Consolas" w:cs="Consolas"/>
+                <w:color w:val="164E63"/>
+                <w:sz w:val="19"/>
+              </w:rPr>
+              <w:t xml:space="preserve">ST_POSTED</w:t>
             </w:r>
             <w:r>
               <w:t xml:space="preserve">; Hủy: </w:t>
@@ -2682,7 +2693,7 @@
                 <w:color w:val="164E63"/>
                 <w:sz w:val="19"/>
               </w:rPr>
-              <w:t xml:space="preserve">CANCEL</w:t>
+              <w:t xml:space="preserve">ST_CANCELLED</w:t>
             </w:r>
           </w:p>
         </w:tc>
@@ -2769,15 +2780,15 @@
               <w:pStyle w:val="TableText"/>
             </w:pPr>
             <w:r>
-              <w:t xml:space="preserve">Quyền đặc biệt </w:t>
-            </w:r>
-            <w:r>
-              <w:rPr>
-                <w:rFonts w:ascii="Consolas" w:hAnsi="Consolas" w:cs="Consolas"/>
-                <w:color w:val="164E63"/>
-                <w:sz w:val="19"/>
-              </w:rPr>
-              <w:t xml:space="preserve">UNPOST</w:t>
+              <w:t xml:space="preserve">Quyền trạng thái </w:t>
+            </w:r>
+            <w:r>
+              <w:rPr>
+                <w:rFonts w:ascii="Consolas" w:hAnsi="Consolas" w:cs="Consolas"/>
+                <w:color w:val="164E63"/>
+                <w:sz w:val="19"/>
+              </w:rPr>
+              <w:t xml:space="preserve">ST_UNPOST</w:t>
             </w:r>
           </w:p>
         </w:tc>
@@ -2880,15 +2891,15 @@
         <w:pStyle w:val="Normal"/>
       </w:pPr>
       <w:r>
-        <w:t xml:space="preserve">Ghi chú: bộ quy tắc chung cho phép sửa phiếu đã duyệt nếu có quyền đặc biệt </w:t>
-      </w:r>
-      <w:r>
-        <w:rPr>
-          <w:rFonts w:ascii="Consolas" w:hAnsi="Consolas" w:cs="Consolas"/>
-          <w:color w:val="164E63"/>
-          <w:sz w:val="19"/>
-        </w:rPr>
-        <w:t xml:space="preserve">EDIT_APPROVED</w:t>
+        <w:t xml:space="preserve">Ghi chú: bộ quy tắc chung cho phép sửa phiếu đã duyệt nếu có quyền trạng thái </w:t>
+      </w:r>
+      <w:r>
+        <w:rPr>
+          <w:rFonts w:ascii="Consolas" w:hAnsi="Consolas" w:cs="Consolas"/>
+          <w:color w:val="164E63"/>
+          <w:sz w:val="19"/>
+        </w:rPr>
+        <w:t xml:space="preserve">ST_APPROVED</w:t>
       </w:r>
       <w:r>
         <w:t xml:space="preserve"> (và phiếu chờ duyệt với </w:t>
@@ -2899,7 +2910,7 @@
           <w:color w:val="164E63"/>
           <w:sz w:val="19"/>
         </w:rPr>
-        <w:t xml:space="preserve">EDIT_PENDING</w:t>
+        <w:t xml:space="preserve">ST_PENDING</w:t>
       </w:r>
       <w:r>
         <w:t xml:space="preserve">), nhưng </w:t>
@@ -3485,18 +3496,18 @@
         <w:pStyle w:val="ListParagraph"/>
       </w:pPr>
       <w:r>
-        <w:t xml:space="preserve">1. Cần quyền đặc biệt </w:t>
-      </w:r>
-      <w:r>
-        <w:rPr>
-          <w:rFonts w:ascii="Consolas" w:hAnsi="Consolas" w:cs="Consolas"/>
-          <w:color w:val="164E63"/>
-          <w:sz w:val="19"/>
-        </w:rPr>
-        <w:t xml:space="preserve">POST</w:t>
-      </w:r>
-      <w:r>
-        <w:t xml:space="preserve"> và phiếu ở </w:t>
+        <w:t xml:space="preserve">1. Cần quyền trạng thái </w:t>
+      </w:r>
+      <w:r>
+        <w:rPr>
+          <w:rFonts w:ascii="Consolas" w:hAnsi="Consolas" w:cs="Consolas"/>
+          <w:color w:val="164E63"/>
+          <w:sz w:val="19"/>
+        </w:rPr>
+        <w:t xml:space="preserve">ST_POSTED</w:t>
+      </w:r>
+      <w:r>
+        <w:t xml:space="preserve"> (ở đơn vị của phiếu) và phiếu ở </w:t>
       </w:r>
       <w:r>
         <w:rPr>
@@ -3646,10 +3657,10 @@
           <w:color w:val="164E63"/>
           <w:sz w:val="19"/>
         </w:rPr>
-        <w:t xml:space="preserve">UNPOST</w:t>
-      </w:r>
-      <w:r>
-        <w:t xml:space="preserve"> và phiếu </w:t>
+        <w:t xml:space="preserve">ST_UNPOST</w:t>
+      </w:r>
+      <w:r>
+        <w:t xml:space="preserve"> (ở đơn vị của phiếu) và phiếu </w:t>
       </w:r>
       <w:r>
         <w:rPr>
@@ -3774,9 +3785,9 @@
         </w:tblBorders>
       </w:tblPr>
       <w:tblGrid>
-        <w:gridCol w:w="2340"/>
-        <w:gridCol w:w="5752"/>
-        <w:gridCol w:w="1267"/>
+        <w:gridCol w:w="4222"/>
+        <w:gridCol w:w="4222"/>
+        <w:gridCol w:w="914"/>
       </w:tblGrid>
       <w:tr>
         <w:trPr>
@@ -3784,7 +3795,7 @@
         </w:trPr>
         <w:tc>
           <w:tcPr>
-            <w:tcW w:w="2340" w:type="dxa"/>
+            <w:tcW w:w="4222" w:type="dxa"/>
             <w:shd w:val="clear" w:fill="DCE9F3"/>
             <w:tcMar>
               <w:top w:w="70" w:type="dxa"/>
@@ -3804,7 +3815,7 @@
         </w:tc>
         <w:tc>
           <w:tcPr>
-            <w:tcW w:w="5752" w:type="dxa"/>
+            <w:tcW w:w="4222" w:type="dxa"/>
             <w:shd w:val="clear" w:fill="DCE9F3"/>
             <w:tcMar>
               <w:top w:w="70" w:type="dxa"/>
@@ -3824,7 +3835,7 @@
         </w:tc>
         <w:tc>
           <w:tcPr>
-            <w:tcW w:w="1267" w:type="dxa"/>
+            <w:tcW w:w="914" w:type="dxa"/>
             <w:shd w:val="clear" w:fill="DCE9F3"/>
             <w:tcMar>
               <w:top w:w="70" w:type="dxa"/>
@@ -3849,50 +3860,67 @@
         </w:trPr>
         <w:tc>
           <w:tcPr>
-            <w:tcW w:w="2340" w:type="dxa"/>
-            <w:tcMar>
-              <w:top w:w="70" w:type="dxa"/>
-              <w:left w:w="100" w:type="dxa"/>
-              <w:bottom w:w="70" w:type="dxa"/>
-              <w:right w:w="100" w:type="dxa"/>
-            </w:tcMar>
-          </w:tcPr>
-          <w:p>
-            <w:pPr>
-              <w:pStyle w:val="TableText"/>
-            </w:pPr>
-            <w:r>
-              <w:rPr>
-                <w:rFonts w:ascii="Consolas" w:hAnsi="Consolas" w:cs="Consolas"/>
-                <w:color w:val="164E63"/>
-                <w:sz w:val="19"/>
-              </w:rPr>
-              <w:t xml:space="preserve">GET /</w:t>
-            </w:r>
-          </w:p>
-        </w:tc>
-        <w:tc>
-          <w:tcPr>
-            <w:tcW w:w="5752" w:type="dxa"/>
-            <w:tcMar>
-              <w:top w:w="70" w:type="dxa"/>
-              <w:left w:w="100" w:type="dxa"/>
-              <w:bottom w:w="70" w:type="dxa"/>
-              <w:right w:w="100" w:type="dxa"/>
-            </w:tcMar>
-          </w:tcPr>
-          <w:p>
-            <w:pPr>
-              <w:pStyle w:val="TableText"/>
-            </w:pPr>
-            <w:r>
-              <w:t xml:space="preserve">Danh sách phiếu của đơn vị</w:t>
-            </w:r>
-          </w:p>
-        </w:tc>
-        <w:tc>
-          <w:tcPr>
-            <w:tcW w:w="1267" w:type="dxa"/>
+            <w:tcW w:w="4222" w:type="dxa"/>
+            <w:tcMar>
+              <w:top w:w="70" w:type="dxa"/>
+              <w:left w:w="100" w:type="dxa"/>
+              <w:bottom w:w="70" w:type="dxa"/>
+              <w:right w:w="100" w:type="dxa"/>
+            </w:tcMar>
+          </w:tcPr>
+          <w:p>
+            <w:pPr>
+              <w:pStyle w:val="TableText"/>
+            </w:pPr>
+            <w:r>
+              <w:rPr>
+                <w:rFonts w:ascii="Consolas" w:hAnsi="Consolas" w:cs="Consolas"/>
+                <w:color w:val="164E63"/>
+                <w:sz w:val="19"/>
+              </w:rPr>
+              <w:t xml:space="preserve">GET /?page=&amp;pageSize=&amp;sort=&amp;dir=&amp;search=&amp;status=&amp;warehouse=&amp;voucherType=&amp;code=&amp;from=&amp;to=</w:t>
+            </w:r>
+          </w:p>
+        </w:tc>
+        <w:tc>
+          <w:tcPr>
+            <w:tcW w:w="4222" w:type="dxa"/>
+            <w:tcMar>
+              <w:top w:w="70" w:type="dxa"/>
+              <w:left w:w="100" w:type="dxa"/>
+              <w:bottom w:w="70" w:type="dxa"/>
+              <w:right w:w="100" w:type="dxa"/>
+            </w:tcMar>
+          </w:tcPr>
+          <w:p>
+            <w:pPr>
+              <w:pStyle w:val="TableText"/>
+            </w:pPr>
+            <w:r>
+              <w:rPr>
+                <w:b/>
+              </w:rPr>
+              <w:t xml:space="preserve">Một trang</w:t>
+            </w:r>
+            <w:r>
+              <w:t xml:space="preserve"> danh sách phiếu của đơn vị (</w:t>
+            </w:r>
+            <w:r>
+              <w:rPr>
+                <w:rFonts w:ascii="Consolas" w:hAnsi="Consolas" w:cs="Consolas"/>
+                <w:color w:val="164E63"/>
+                <w:sz w:val="19"/>
+              </w:rPr>
+              <w:t xml:space="preserve">PagedResult</w:t>
+            </w:r>
+            <w:r>
+              <w:t xml:space="preserve">), lọc, tìm và sắp xếp ở máy chủ (xem mục 2.4.1 bên dưới)</w:t>
+            </w:r>
+          </w:p>
+        </w:tc>
+        <w:tc>
+          <w:tcPr>
+            <w:tcW w:w="914" w:type="dxa"/>
             <w:tcMar>
               <w:top w:w="70" w:type="dxa"/>
               <w:left w:w="100" w:type="dxa"/>
@@ -3916,63 +3944,72 @@
         </w:trPr>
         <w:tc>
           <w:tcPr>
-            <w:tcW w:w="2340" w:type="dxa"/>
-            <w:tcMar>
-              <w:top w:w="70" w:type="dxa"/>
-              <w:left w:w="100" w:type="dxa"/>
-              <w:bottom w:w="70" w:type="dxa"/>
-              <w:right w:w="100" w:type="dxa"/>
-            </w:tcMar>
-          </w:tcPr>
-          <w:p>
-            <w:pPr>
-              <w:pStyle w:val="TableText"/>
-            </w:pPr>
-            <w:r>
-              <w:rPr>
-                <w:rFonts w:ascii="Consolas" w:hAnsi="Consolas" w:cs="Consolas"/>
-                <w:color w:val="164E63"/>
-                <w:sz w:val="19"/>
-              </w:rPr>
-              <w:t xml:space="preserve">GET /options</w:t>
-            </w:r>
-          </w:p>
-        </w:tc>
-        <w:tc>
-          <w:tcPr>
-            <w:tcW w:w="5752" w:type="dxa"/>
-            <w:tcMar>
-              <w:top w:w="70" w:type="dxa"/>
-              <w:left w:w="100" w:type="dxa"/>
-              <w:bottom w:w="70" w:type="dxa"/>
-              <w:right w:w="100" w:type="dxa"/>
-            </w:tcMar>
-          </w:tcPr>
-          <w:p>
-            <w:pPr>
-              <w:pStyle w:val="TableText"/>
-            </w:pPr>
-            <w:r>
-              <w:t xml:space="preserve">Kho và loại tiền dùng được cho form</w:t>
-            </w:r>
-          </w:p>
-        </w:tc>
-        <w:tc>
-          <w:tcPr>
-            <w:tcW w:w="1267" w:type="dxa"/>
-            <w:tcMar>
-              <w:top w:w="70" w:type="dxa"/>
-              <w:left w:w="100" w:type="dxa"/>
-              <w:bottom w:w="70" w:type="dxa"/>
-              <w:right w:w="100" w:type="dxa"/>
-            </w:tcMar>
-          </w:tcPr>
-          <w:p>
-            <w:pPr>
-              <w:pStyle w:val="TableText"/>
-            </w:pPr>
-            <w:r>
-              <w:t xml:space="preserve">Xem</w:t>
+            <w:tcW w:w="4222" w:type="dxa"/>
+            <w:tcMar>
+              <w:top w:w="70" w:type="dxa"/>
+              <w:left w:w="100" w:type="dxa"/>
+              <w:bottom w:w="70" w:type="dxa"/>
+              <w:right w:w="100" w:type="dxa"/>
+            </w:tcMar>
+          </w:tcPr>
+          <w:p>
+            <w:pPr>
+              <w:pStyle w:val="TableText"/>
+            </w:pPr>
+            <w:r>
+              <w:rPr>
+                <w:rFonts w:ascii="Consolas" w:hAnsi="Consolas" w:cs="Consolas"/>
+                <w:color w:val="164E63"/>
+                <w:sz w:val="19"/>
+              </w:rPr>
+              <w:t xml:space="preserve">GET /export?...</w:t>
+            </w:r>
+          </w:p>
+        </w:tc>
+        <w:tc>
+          <w:tcPr>
+            <w:tcW w:w="4222" w:type="dxa"/>
+            <w:tcMar>
+              <w:top w:w="70" w:type="dxa"/>
+              <w:left w:w="100" w:type="dxa"/>
+              <w:bottom w:w="70" w:type="dxa"/>
+              <w:right w:w="100" w:type="dxa"/>
+            </w:tcMar>
+          </w:tcPr>
+          <w:p>
+            <w:pPr>
+              <w:pStyle w:val="TableText"/>
+            </w:pPr>
+            <w:r>
+              <w:t xml:space="preserve">Tệp Excel của </w:t>
+            </w:r>
+            <w:r>
+              <w:rPr>
+                <w:b/>
+              </w:rPr>
+              <w:t xml:space="preserve">mọi</w:t>
+            </w:r>
+            <w:r>
+              <w:t xml:space="preserve"> dòng bộ lọc để lại (không phải một trang), cùng bộ lọc với danh sách</w:t>
+            </w:r>
+          </w:p>
+        </w:tc>
+        <w:tc>
+          <w:tcPr>
+            <w:tcW w:w="914" w:type="dxa"/>
+            <w:tcMar>
+              <w:top w:w="70" w:type="dxa"/>
+              <w:left w:w="100" w:type="dxa"/>
+              <w:bottom w:w="70" w:type="dxa"/>
+              <w:right w:w="100" w:type="dxa"/>
+            </w:tcMar>
+          </w:tcPr>
+          <w:p>
+            <w:pPr>
+              <w:pStyle w:val="TableText"/>
+            </w:pPr>
+            <w:r>
+              <w:t xml:space="preserve">Xem + Xuất</w:t>
             </w:r>
           </w:p>
         </w:tc>
@@ -3983,50 +4020,50 @@
         </w:trPr>
         <w:tc>
           <w:tcPr>
-            <w:tcW w:w="2340" w:type="dxa"/>
-            <w:tcMar>
-              <w:top w:w="70" w:type="dxa"/>
-              <w:left w:w="100" w:type="dxa"/>
-              <w:bottom w:w="70" w:type="dxa"/>
-              <w:right w:w="100" w:type="dxa"/>
-            </w:tcMar>
-          </w:tcPr>
-          <w:p>
-            <w:pPr>
-              <w:pStyle w:val="TableText"/>
-            </w:pPr>
-            <w:r>
-              <w:rPr>
-                <w:rFonts w:ascii="Consolas" w:hAnsi="Consolas" w:cs="Consolas"/>
-                <w:color w:val="164E63"/>
-                <w:sz w:val="19"/>
-              </w:rPr>
-              <w:t xml:space="preserve">GET /{id}</w:t>
-            </w:r>
-          </w:p>
-        </w:tc>
-        <w:tc>
-          <w:tcPr>
-            <w:tcW w:w="5752" w:type="dxa"/>
-            <w:tcMar>
-              <w:top w:w="70" w:type="dxa"/>
-              <w:left w:w="100" w:type="dxa"/>
-              <w:bottom w:w="70" w:type="dxa"/>
-              <w:right w:w="100" w:type="dxa"/>
-            </w:tcMar>
-          </w:tcPr>
-          <w:p>
-            <w:pPr>
-              <w:pStyle w:val="TableText"/>
-            </w:pPr>
-            <w:r>
-              <w:t xml:space="preserve">Một phiếu</w:t>
-            </w:r>
-          </w:p>
-        </w:tc>
-        <w:tc>
-          <w:tcPr>
-            <w:tcW w:w="1267" w:type="dxa"/>
+            <w:tcW w:w="4222" w:type="dxa"/>
+            <w:tcMar>
+              <w:top w:w="70" w:type="dxa"/>
+              <w:left w:w="100" w:type="dxa"/>
+              <w:bottom w:w="70" w:type="dxa"/>
+              <w:right w:w="100" w:type="dxa"/>
+            </w:tcMar>
+          </w:tcPr>
+          <w:p>
+            <w:pPr>
+              <w:pStyle w:val="TableText"/>
+            </w:pPr>
+            <w:r>
+              <w:rPr>
+                <w:rFonts w:ascii="Consolas" w:hAnsi="Consolas" w:cs="Consolas"/>
+                <w:color w:val="164E63"/>
+                <w:sz w:val="19"/>
+              </w:rPr>
+              <w:t xml:space="preserve">GET /options</w:t>
+            </w:r>
+          </w:p>
+        </w:tc>
+        <w:tc>
+          <w:tcPr>
+            <w:tcW w:w="4222" w:type="dxa"/>
+            <w:tcMar>
+              <w:top w:w="70" w:type="dxa"/>
+              <w:left w:w="100" w:type="dxa"/>
+              <w:bottom w:w="70" w:type="dxa"/>
+              <w:right w:w="100" w:type="dxa"/>
+            </w:tcMar>
+          </w:tcPr>
+          <w:p>
+            <w:pPr>
+              <w:pStyle w:val="TableText"/>
+            </w:pPr>
+            <w:r>
+              <w:t xml:space="preserve">Kho và loại tiền dùng được cho form</w:t>
+            </w:r>
+          </w:p>
+        </w:tc>
+        <w:tc>
+          <w:tcPr>
+            <w:tcW w:w="914" w:type="dxa"/>
             <w:tcMar>
               <w:top w:w="70" w:type="dxa"/>
               <w:left w:w="100" w:type="dxa"/>
@@ -4050,63 +4087,63 @@
         </w:trPr>
         <w:tc>
           <w:tcPr>
-            <w:tcW w:w="2340" w:type="dxa"/>
-            <w:tcMar>
-              <w:top w:w="70" w:type="dxa"/>
-              <w:left w:w="100" w:type="dxa"/>
-              <w:bottom w:w="70" w:type="dxa"/>
-              <w:right w:w="100" w:type="dxa"/>
-            </w:tcMar>
-          </w:tcPr>
-          <w:p>
-            <w:pPr>
-              <w:pStyle w:val="TableText"/>
-            </w:pPr>
-            <w:r>
-              <w:rPr>
-                <w:rFonts w:ascii="Consolas" w:hAnsi="Consolas" w:cs="Consolas"/>
-                <w:color w:val="164E63"/>
-                <w:sz w:val="19"/>
-              </w:rPr>
-              <w:t xml:space="preserve">POST /</w:t>
-            </w:r>
-          </w:p>
-        </w:tc>
-        <w:tc>
-          <w:tcPr>
-            <w:tcW w:w="5752" w:type="dxa"/>
-            <w:tcMar>
-              <w:top w:w="70" w:type="dxa"/>
-              <w:left w:w="100" w:type="dxa"/>
-              <w:bottom w:w="70" w:type="dxa"/>
-              <w:right w:w="100" w:type="dxa"/>
-            </w:tcMar>
-          </w:tcPr>
-          <w:p>
-            <w:pPr>
-              <w:pStyle w:val="TableText"/>
-            </w:pPr>
-            <w:r>
-              <w:t xml:space="preserve">Lập phiếu</w:t>
-            </w:r>
-          </w:p>
-        </w:tc>
-        <w:tc>
-          <w:tcPr>
-            <w:tcW w:w="1267" w:type="dxa"/>
-            <w:tcMar>
-              <w:top w:w="70" w:type="dxa"/>
-              <w:left w:w="100" w:type="dxa"/>
-              <w:bottom w:w="70" w:type="dxa"/>
-              <w:right w:w="100" w:type="dxa"/>
-            </w:tcMar>
-          </w:tcPr>
-          <w:p>
-            <w:pPr>
-              <w:pStyle w:val="TableText"/>
-            </w:pPr>
-            <w:r>
-              <w:t xml:space="preserve">Thêm</w:t>
+            <w:tcW w:w="4222" w:type="dxa"/>
+            <w:tcMar>
+              <w:top w:w="70" w:type="dxa"/>
+              <w:left w:w="100" w:type="dxa"/>
+              <w:bottom w:w="70" w:type="dxa"/>
+              <w:right w:w="100" w:type="dxa"/>
+            </w:tcMar>
+          </w:tcPr>
+          <w:p>
+            <w:pPr>
+              <w:pStyle w:val="TableText"/>
+            </w:pPr>
+            <w:r>
+              <w:rPr>
+                <w:rFonts w:ascii="Consolas" w:hAnsi="Consolas" w:cs="Consolas"/>
+                <w:color w:val="164E63"/>
+                <w:sz w:val="19"/>
+              </w:rPr>
+              <w:t xml:space="preserve">GET /{id}</w:t>
+            </w:r>
+          </w:p>
+        </w:tc>
+        <w:tc>
+          <w:tcPr>
+            <w:tcW w:w="4222" w:type="dxa"/>
+            <w:tcMar>
+              <w:top w:w="70" w:type="dxa"/>
+              <w:left w:w="100" w:type="dxa"/>
+              <w:bottom w:w="70" w:type="dxa"/>
+              <w:right w:w="100" w:type="dxa"/>
+            </w:tcMar>
+          </w:tcPr>
+          <w:p>
+            <w:pPr>
+              <w:pStyle w:val="TableText"/>
+            </w:pPr>
+            <w:r>
+              <w:t xml:space="preserve">Một phiếu</w:t>
+            </w:r>
+          </w:p>
+        </w:tc>
+        <w:tc>
+          <w:tcPr>
+            <w:tcW w:w="914" w:type="dxa"/>
+            <w:tcMar>
+              <w:top w:w="70" w:type="dxa"/>
+              <w:left w:w="100" w:type="dxa"/>
+              <w:bottom w:w="70" w:type="dxa"/>
+              <w:right w:w="100" w:type="dxa"/>
+            </w:tcMar>
+          </w:tcPr>
+          <w:p>
+            <w:pPr>
+              <w:pStyle w:val="TableText"/>
+            </w:pPr>
+            <w:r>
+              <w:t xml:space="preserve">Xem</w:t>
             </w:r>
           </w:p>
         </w:tc>
@@ -4117,74 +4154,63 @@
         </w:trPr>
         <w:tc>
           <w:tcPr>
-            <w:tcW w:w="2340" w:type="dxa"/>
-            <w:tcMar>
-              <w:top w:w="70" w:type="dxa"/>
-              <w:left w:w="100" w:type="dxa"/>
-              <w:bottom w:w="70" w:type="dxa"/>
-              <w:right w:w="100" w:type="dxa"/>
-            </w:tcMar>
-          </w:tcPr>
-          <w:p>
-            <w:pPr>
-              <w:pStyle w:val="TableText"/>
-            </w:pPr>
-            <w:r>
-              <w:rPr>
-                <w:rFonts w:ascii="Consolas" w:hAnsi="Consolas" w:cs="Consolas"/>
-                <w:color w:val="164E63"/>
-                <w:sz w:val="19"/>
-              </w:rPr>
-              <w:t xml:space="preserve">PUT /{id}</w:t>
-            </w:r>
-          </w:p>
-        </w:tc>
-        <w:tc>
-          <w:tcPr>
-            <w:tcW w:w="5752" w:type="dxa"/>
-            <w:tcMar>
-              <w:top w:w="70" w:type="dxa"/>
-              <w:left w:w="100" w:type="dxa"/>
-              <w:bottom w:w="70" w:type="dxa"/>
-              <w:right w:w="100" w:type="dxa"/>
-            </w:tcMar>
-          </w:tcPr>
-          <w:p>
-            <w:pPr>
-              <w:pStyle w:val="TableText"/>
-            </w:pPr>
-            <w:r>
-              <w:t xml:space="preserve">Sửa phiếu (gửi kèm </w:t>
-            </w:r>
-            <w:r>
-              <w:rPr>
-                <w:rFonts w:ascii="Consolas" w:hAnsi="Consolas" w:cs="Consolas"/>
-                <w:color w:val="164E63"/>
-                <w:sz w:val="19"/>
-              </w:rPr>
-              <w:t xml:space="preserve">version</w:t>
-            </w:r>
-            <w:r>
-              <w:t xml:space="preserve">)</w:t>
-            </w:r>
-          </w:p>
-        </w:tc>
-        <w:tc>
-          <w:tcPr>
-            <w:tcW w:w="1267" w:type="dxa"/>
-            <w:tcMar>
-              <w:top w:w="70" w:type="dxa"/>
-              <w:left w:w="100" w:type="dxa"/>
-              <w:bottom w:w="70" w:type="dxa"/>
-              <w:right w:w="100" w:type="dxa"/>
-            </w:tcMar>
-          </w:tcPr>
-          <w:p>
-            <w:pPr>
-              <w:pStyle w:val="TableText"/>
-            </w:pPr>
-            <w:r>
-              <w:t xml:space="preserve">Sửa</w:t>
+            <w:tcW w:w="4222" w:type="dxa"/>
+            <w:tcMar>
+              <w:top w:w="70" w:type="dxa"/>
+              <w:left w:w="100" w:type="dxa"/>
+              <w:bottom w:w="70" w:type="dxa"/>
+              <w:right w:w="100" w:type="dxa"/>
+            </w:tcMar>
+          </w:tcPr>
+          <w:p>
+            <w:pPr>
+              <w:pStyle w:val="TableText"/>
+            </w:pPr>
+            <w:r>
+              <w:rPr>
+                <w:rFonts w:ascii="Consolas" w:hAnsi="Consolas" w:cs="Consolas"/>
+                <w:color w:val="164E63"/>
+                <w:sz w:val="19"/>
+              </w:rPr>
+              <w:t xml:space="preserve">POST /</w:t>
+            </w:r>
+          </w:p>
+        </w:tc>
+        <w:tc>
+          <w:tcPr>
+            <w:tcW w:w="4222" w:type="dxa"/>
+            <w:tcMar>
+              <w:top w:w="70" w:type="dxa"/>
+              <w:left w:w="100" w:type="dxa"/>
+              <w:bottom w:w="70" w:type="dxa"/>
+              <w:right w:w="100" w:type="dxa"/>
+            </w:tcMar>
+          </w:tcPr>
+          <w:p>
+            <w:pPr>
+              <w:pStyle w:val="TableText"/>
+            </w:pPr>
+            <w:r>
+              <w:t xml:space="preserve">Lập phiếu</w:t>
+            </w:r>
+          </w:p>
+        </w:tc>
+        <w:tc>
+          <w:tcPr>
+            <w:tcW w:w="914" w:type="dxa"/>
+            <w:tcMar>
+              <w:top w:w="70" w:type="dxa"/>
+              <w:left w:w="100" w:type="dxa"/>
+              <w:bottom w:w="70" w:type="dxa"/>
+              <w:right w:w="100" w:type="dxa"/>
+            </w:tcMar>
+          </w:tcPr>
+          <w:p>
+            <w:pPr>
+              <w:pStyle w:val="TableText"/>
+            </w:pPr>
+            <w:r>
+              <w:t xml:space="preserve">Thêm</w:t>
             </w:r>
           </w:p>
         </w:tc>
@@ -4195,123 +4221,74 @@
         </w:trPr>
         <w:tc>
           <w:tcPr>
-            <w:tcW w:w="2340" w:type="dxa"/>
-            <w:tcMar>
-              <w:top w:w="70" w:type="dxa"/>
-              <w:left w:w="100" w:type="dxa"/>
-              <w:bottom w:w="70" w:type="dxa"/>
-              <w:right w:w="100" w:type="dxa"/>
-            </w:tcMar>
-          </w:tcPr>
-          <w:p>
-            <w:pPr>
-              <w:pStyle w:val="TableText"/>
-            </w:pPr>
-            <w:r>
-              <w:rPr>
-                <w:rFonts w:ascii="Consolas" w:hAnsi="Consolas" w:cs="Consolas"/>
-                <w:color w:val="164E63"/>
-                <w:sz w:val="19"/>
-              </w:rPr>
-              <w:t xml:space="preserve">POST /{id}/{operation}</w:t>
-            </w:r>
-          </w:p>
-        </w:tc>
-        <w:tc>
-          <w:tcPr>
-            <w:tcW w:w="5752" w:type="dxa"/>
-            <w:tcMar>
-              <w:top w:w="70" w:type="dxa"/>
-              <w:left w:w="100" w:type="dxa"/>
-              <w:bottom w:w="70" w:type="dxa"/>
-              <w:right w:w="100" w:type="dxa"/>
-            </w:tcMar>
-          </w:tcPr>
-          <w:p>
-            <w:pPr>
-              <w:pStyle w:val="TableText"/>
-            </w:pPr>
-            <w:r>
-              <w:rPr>
-                <w:rFonts w:ascii="Consolas" w:hAnsi="Consolas" w:cs="Consolas"/>
-                <w:color w:val="164E63"/>
-                <w:sz w:val="19"/>
-              </w:rPr>
-              <w:t xml:space="preserve">submit</w:t>
-            </w:r>
-            <w:r>
-              <w:t xml:space="preserve">, </w:t>
-            </w:r>
-            <w:r>
-              <w:rPr>
-                <w:rFonts w:ascii="Consolas" w:hAnsi="Consolas" w:cs="Consolas"/>
-                <w:color w:val="164E63"/>
-                <w:sz w:val="19"/>
-              </w:rPr>
-              <w:t xml:space="preserve">approve</w:t>
-            </w:r>
-            <w:r>
-              <w:t xml:space="preserve">, </w:t>
-            </w:r>
-            <w:r>
-              <w:rPr>
-                <w:rFonts w:ascii="Consolas" w:hAnsi="Consolas" w:cs="Consolas"/>
-                <w:color w:val="164E63"/>
-                <w:sz w:val="19"/>
-              </w:rPr>
-              <w:t xml:space="preserve">post</w:t>
-            </w:r>
-            <w:r>
-              <w:t xml:space="preserve">, </w:t>
-            </w:r>
-            <w:r>
-              <w:rPr>
-                <w:rFonts w:ascii="Consolas" w:hAnsi="Consolas" w:cs="Consolas"/>
-                <w:color w:val="164E63"/>
-                <w:sz w:val="19"/>
-              </w:rPr>
-              <w:t xml:space="preserve">unpost</w:t>
-            </w:r>
-            <w:r>
-              <w:t xml:space="preserve">, </w:t>
-            </w:r>
-            <w:r>
-              <w:rPr>
-                <w:rFonts w:ascii="Consolas" w:hAnsi="Consolas" w:cs="Consolas"/>
-                <w:color w:val="164E63"/>
-                <w:sz w:val="19"/>
-              </w:rPr>
-              <w:t xml:space="preserve">cancel</w:t>
-            </w:r>
-            <w:r>
-              <w:t xml:space="preserve">, </w:t>
-            </w:r>
-            <w:r>
-              <w:rPr>
-                <w:rFonts w:ascii="Consolas" w:hAnsi="Consolas" w:cs="Consolas"/>
-                <w:color w:val="164E63"/>
-                <w:sz w:val="19"/>
-              </w:rPr>
-              <w:t xml:space="preserve">withdraw</w:t>
-            </w:r>
-          </w:p>
-        </w:tc>
-        <w:tc>
-          <w:tcPr>
-            <w:tcW w:w="1267" w:type="dxa"/>
-            <w:tcMar>
-              <w:top w:w="70" w:type="dxa"/>
-              <w:left w:w="100" w:type="dxa"/>
-              <w:bottom w:w="70" w:type="dxa"/>
-              <w:right w:w="100" w:type="dxa"/>
-            </w:tcMar>
-          </w:tcPr>
-          <w:p>
-            <w:pPr>
-              <w:pStyle w:val="TableText"/>
-            </w:pPr>
-            <w:r>
-              <w:t xml:space="preserve">Theo bảng 2.2</w:t>
+            <w:tcW w:w="4222" w:type="dxa"/>
+            <w:tcMar>
+              <w:top w:w="70" w:type="dxa"/>
+              <w:left w:w="100" w:type="dxa"/>
+              <w:bottom w:w="70" w:type="dxa"/>
+              <w:right w:w="100" w:type="dxa"/>
+            </w:tcMar>
+          </w:tcPr>
+          <w:p>
+            <w:pPr>
+              <w:pStyle w:val="TableText"/>
+            </w:pPr>
+            <w:r>
+              <w:rPr>
+                <w:rFonts w:ascii="Consolas" w:hAnsi="Consolas" w:cs="Consolas"/>
+                <w:color w:val="164E63"/>
+                <w:sz w:val="19"/>
+              </w:rPr>
+              <w:t xml:space="preserve">PUT /{id}</w:t>
+            </w:r>
+          </w:p>
+        </w:tc>
+        <w:tc>
+          <w:tcPr>
+            <w:tcW w:w="4222" w:type="dxa"/>
+            <w:tcMar>
+              <w:top w:w="70" w:type="dxa"/>
+              <w:left w:w="100" w:type="dxa"/>
+              <w:bottom w:w="70" w:type="dxa"/>
+              <w:right w:w="100" w:type="dxa"/>
+            </w:tcMar>
+          </w:tcPr>
+          <w:p>
+            <w:pPr>
+              <w:pStyle w:val="TableText"/>
+            </w:pPr>
+            <w:r>
+              <w:t xml:space="preserve">Sửa phiếu (gửi kèm </w:t>
+            </w:r>
+            <w:r>
+              <w:rPr>
+                <w:rFonts w:ascii="Consolas" w:hAnsi="Consolas" w:cs="Consolas"/>
+                <w:color w:val="164E63"/>
+                <w:sz w:val="19"/>
+              </w:rPr>
+              <w:t xml:space="preserve">version</w:t>
+            </w:r>
+            <w:r>
+              <w:t xml:space="preserve">)</w:t>
+            </w:r>
+          </w:p>
+        </w:tc>
+        <w:tc>
+          <w:tcPr>
+            <w:tcW w:w="914" w:type="dxa"/>
+            <w:tcMar>
+              <w:top w:w="70" w:type="dxa"/>
+              <w:left w:w="100" w:type="dxa"/>
+              <w:bottom w:w="70" w:type="dxa"/>
+              <w:right w:w="100" w:type="dxa"/>
+            </w:tcMar>
+          </w:tcPr>
+          <w:p>
+            <w:pPr>
+              <w:pStyle w:val="TableText"/>
+            </w:pPr>
+            <w:r>
+              <w:t xml:space="preserve">Sửa</w:t>
             </w:r>
           </w:p>
         </w:tc>
@@ -4322,71 +4299,123 @@
         </w:trPr>
         <w:tc>
           <w:tcPr>
-            <w:tcW w:w="2340" w:type="dxa"/>
-            <w:tcMar>
-              <w:top w:w="70" w:type="dxa"/>
-              <w:left w:w="100" w:type="dxa"/>
-              <w:bottom w:w="70" w:type="dxa"/>
-              <w:right w:w="100" w:type="dxa"/>
-            </w:tcMar>
-          </w:tcPr>
-          <w:p>
-            <w:pPr>
-              <w:pStyle w:val="TableText"/>
-            </w:pPr>
-            <w:r>
-              <w:rPr>
-                <w:rFonts w:ascii="Consolas" w:hAnsi="Consolas" w:cs="Consolas"/>
-                <w:color w:val="164E63"/>
-                <w:sz w:val="19"/>
-              </w:rPr>
-              <w:t xml:space="preserve">POST /{id}/reject</w:t>
-            </w:r>
-          </w:p>
-        </w:tc>
-        <w:tc>
-          <w:tcPr>
-            <w:tcW w:w="5752" w:type="dxa"/>
-            <w:tcMar>
-              <w:top w:w="70" w:type="dxa"/>
-              <w:left w:w="100" w:type="dxa"/>
-              <w:bottom w:w="70" w:type="dxa"/>
-              <w:right w:w="100" w:type="dxa"/>
-            </w:tcMar>
-          </w:tcPr>
-          <w:p>
-            <w:pPr>
-              <w:pStyle w:val="TableText"/>
-            </w:pPr>
-            <w:r>
-              <w:t xml:space="preserve">Từ chối, body </w:t>
-            </w:r>
-            <w:r>
-              <w:rPr>
-                <w:rFonts w:ascii="Consolas" w:hAnsi="Consolas" w:cs="Consolas"/>
-                <w:color w:val="164E63"/>
-                <w:sz w:val="19"/>
-              </w:rPr>
-              <w:t xml:space="preserve">{ "note": "lý do" }</w:t>
-            </w:r>
-          </w:p>
-        </w:tc>
-        <w:tc>
-          <w:tcPr>
-            <w:tcW w:w="1267" w:type="dxa"/>
-            <w:tcMar>
-              <w:top w:w="70" w:type="dxa"/>
-              <w:left w:w="100" w:type="dxa"/>
-              <w:bottom w:w="70" w:type="dxa"/>
-              <w:right w:w="100" w:type="dxa"/>
-            </w:tcMar>
-          </w:tcPr>
-          <w:p>
-            <w:pPr>
-              <w:pStyle w:val="TableText"/>
-            </w:pPr>
-            <w:r>
-              <w:t xml:space="preserve">Duyệt</w:t>
+            <w:tcW w:w="4222" w:type="dxa"/>
+            <w:tcMar>
+              <w:top w:w="70" w:type="dxa"/>
+              <w:left w:w="100" w:type="dxa"/>
+              <w:bottom w:w="70" w:type="dxa"/>
+              <w:right w:w="100" w:type="dxa"/>
+            </w:tcMar>
+          </w:tcPr>
+          <w:p>
+            <w:pPr>
+              <w:pStyle w:val="TableText"/>
+            </w:pPr>
+            <w:r>
+              <w:rPr>
+                <w:rFonts w:ascii="Consolas" w:hAnsi="Consolas" w:cs="Consolas"/>
+                <w:color w:val="164E63"/>
+                <w:sz w:val="19"/>
+              </w:rPr>
+              <w:t xml:space="preserve">POST /{id}/{operation}</w:t>
+            </w:r>
+          </w:p>
+        </w:tc>
+        <w:tc>
+          <w:tcPr>
+            <w:tcW w:w="4222" w:type="dxa"/>
+            <w:tcMar>
+              <w:top w:w="70" w:type="dxa"/>
+              <w:left w:w="100" w:type="dxa"/>
+              <w:bottom w:w="70" w:type="dxa"/>
+              <w:right w:w="100" w:type="dxa"/>
+            </w:tcMar>
+          </w:tcPr>
+          <w:p>
+            <w:pPr>
+              <w:pStyle w:val="TableText"/>
+            </w:pPr>
+            <w:r>
+              <w:rPr>
+                <w:rFonts w:ascii="Consolas" w:hAnsi="Consolas" w:cs="Consolas"/>
+                <w:color w:val="164E63"/>
+                <w:sz w:val="19"/>
+              </w:rPr>
+              <w:t xml:space="preserve">submit</w:t>
+            </w:r>
+            <w:r>
+              <w:t xml:space="preserve">, </w:t>
+            </w:r>
+            <w:r>
+              <w:rPr>
+                <w:rFonts w:ascii="Consolas" w:hAnsi="Consolas" w:cs="Consolas"/>
+                <w:color w:val="164E63"/>
+                <w:sz w:val="19"/>
+              </w:rPr>
+              <w:t xml:space="preserve">approve</w:t>
+            </w:r>
+            <w:r>
+              <w:t xml:space="preserve">, </w:t>
+            </w:r>
+            <w:r>
+              <w:rPr>
+                <w:rFonts w:ascii="Consolas" w:hAnsi="Consolas" w:cs="Consolas"/>
+                <w:color w:val="164E63"/>
+                <w:sz w:val="19"/>
+              </w:rPr>
+              <w:t xml:space="preserve">post</w:t>
+            </w:r>
+            <w:r>
+              <w:t xml:space="preserve">, </w:t>
+            </w:r>
+            <w:r>
+              <w:rPr>
+                <w:rFonts w:ascii="Consolas" w:hAnsi="Consolas" w:cs="Consolas"/>
+                <w:color w:val="164E63"/>
+                <w:sz w:val="19"/>
+              </w:rPr>
+              <w:t xml:space="preserve">unpost</w:t>
+            </w:r>
+            <w:r>
+              <w:t xml:space="preserve">, </w:t>
+            </w:r>
+            <w:r>
+              <w:rPr>
+                <w:rFonts w:ascii="Consolas" w:hAnsi="Consolas" w:cs="Consolas"/>
+                <w:color w:val="164E63"/>
+                <w:sz w:val="19"/>
+              </w:rPr>
+              <w:t xml:space="preserve">cancel</w:t>
+            </w:r>
+            <w:r>
+              <w:t xml:space="preserve">, </w:t>
+            </w:r>
+            <w:r>
+              <w:rPr>
+                <w:rFonts w:ascii="Consolas" w:hAnsi="Consolas" w:cs="Consolas"/>
+                <w:color w:val="164E63"/>
+                <w:sz w:val="19"/>
+              </w:rPr>
+              <w:t xml:space="preserve">withdraw</w:t>
+            </w:r>
+          </w:p>
+        </w:tc>
+        <w:tc>
+          <w:tcPr>
+            <w:tcW w:w="914" w:type="dxa"/>
+            <w:tcMar>
+              <w:top w:w="70" w:type="dxa"/>
+              <w:left w:w="100" w:type="dxa"/>
+              <w:bottom w:w="70" w:type="dxa"/>
+              <w:right w:w="100" w:type="dxa"/>
+            </w:tcMar>
+          </w:tcPr>
+          <w:p>
+            <w:pPr>
+              <w:pStyle w:val="TableText"/>
+            </w:pPr>
+            <w:r>
+              <w:t xml:space="preserve">Theo bảng 2.2</w:t>
             </w:r>
           </w:p>
         </w:tc>
@@ -4397,7 +4426,82 @@
         </w:trPr>
         <w:tc>
           <w:tcPr>
-            <w:tcW w:w="2340" w:type="dxa"/>
+            <w:tcW w:w="4222" w:type="dxa"/>
+            <w:tcMar>
+              <w:top w:w="70" w:type="dxa"/>
+              <w:left w:w="100" w:type="dxa"/>
+              <w:bottom w:w="70" w:type="dxa"/>
+              <w:right w:w="100" w:type="dxa"/>
+            </w:tcMar>
+          </w:tcPr>
+          <w:p>
+            <w:pPr>
+              <w:pStyle w:val="TableText"/>
+            </w:pPr>
+            <w:r>
+              <w:rPr>
+                <w:rFonts w:ascii="Consolas" w:hAnsi="Consolas" w:cs="Consolas"/>
+                <w:color w:val="164E63"/>
+                <w:sz w:val="19"/>
+              </w:rPr>
+              <w:t xml:space="preserve">POST /{id}/reject</w:t>
+            </w:r>
+          </w:p>
+        </w:tc>
+        <w:tc>
+          <w:tcPr>
+            <w:tcW w:w="4222" w:type="dxa"/>
+            <w:tcMar>
+              <w:top w:w="70" w:type="dxa"/>
+              <w:left w:w="100" w:type="dxa"/>
+              <w:bottom w:w="70" w:type="dxa"/>
+              <w:right w:w="100" w:type="dxa"/>
+            </w:tcMar>
+          </w:tcPr>
+          <w:p>
+            <w:pPr>
+              <w:pStyle w:val="TableText"/>
+            </w:pPr>
+            <w:r>
+              <w:t xml:space="preserve">Từ chối, body </w:t>
+            </w:r>
+            <w:r>
+              <w:rPr>
+                <w:rFonts w:ascii="Consolas" w:hAnsi="Consolas" w:cs="Consolas"/>
+                <w:color w:val="164E63"/>
+                <w:sz w:val="19"/>
+              </w:rPr>
+              <w:t xml:space="preserve">{ "note": "lý do" }</w:t>
+            </w:r>
+          </w:p>
+        </w:tc>
+        <w:tc>
+          <w:tcPr>
+            <w:tcW w:w="914" w:type="dxa"/>
+            <w:tcMar>
+              <w:top w:w="70" w:type="dxa"/>
+              <w:left w:w="100" w:type="dxa"/>
+              <w:bottom w:w="70" w:type="dxa"/>
+              <w:right w:w="100" w:type="dxa"/>
+            </w:tcMar>
+          </w:tcPr>
+          <w:p>
+            <w:pPr>
+              <w:pStyle w:val="TableText"/>
+            </w:pPr>
+            <w:r>
+              <w:t xml:space="preserve">Duyệt</w:t>
+            </w:r>
+          </w:p>
+        </w:tc>
+      </w:tr>
+      <w:tr>
+        <w:trPr>
+          <w:cantSplit/>
+        </w:trPr>
+        <w:tc>
+          <w:tcPr>
+            <w:tcW w:w="4222" w:type="dxa"/>
             <w:tcMar>
               <w:top w:w="70" w:type="dxa"/>
               <w:left w:w="100" w:type="dxa"/>
@@ -4421,7 +4525,7 @@
         </w:tc>
         <w:tc>
           <w:tcPr>
-            <w:tcW w:w="5752" w:type="dxa"/>
+            <w:tcW w:w="4222" w:type="dxa"/>
             <w:tcMar>
               <w:top w:w="70" w:type="dxa"/>
               <w:left w:w="100" w:type="dxa"/>
@@ -4440,7 +4544,7 @@
         </w:tc>
         <w:tc>
           <w:tcPr>
-            <w:tcW w:w="1267" w:type="dxa"/>
+            <w:tcW w:w="914" w:type="dxa"/>
             <w:tcMar>
               <w:top w:w="70" w:type="dxa"/>
               <w:left w:w="100" w:type="dxa"/>
@@ -4520,6 +4624,915 @@
       </w:r>
       <w:r>
         <w:t xml:space="preserve"> (màn Phê duyệt nhập kho gọi các API này).</w:t>
+      </w:r>
+    </w:p>
+    <w:p>
+      <w:pPr>
+        <w:pStyle w:val="Heading2"/>
+      </w:pPr>
+      <w:r>
+        <w:t xml:space="preserve">2.4.1. Danh sách phân trang phía máy chủ</w:t>
+      </w:r>
+    </w:p>
+    <w:p>
+      <w:pPr>
+        <w:pStyle w:val="Normal"/>
+      </w:pPr>
+      <w:r>
+        <w:t xml:space="preserve">Danh sách phiếu không tải hết một lần: </w:t>
+      </w:r>
+      <w:r>
+        <w:rPr>
+          <w:rFonts w:ascii="Consolas" w:hAnsi="Consolas" w:cs="Consolas"/>
+          <w:color w:val="164E63"/>
+          <w:sz w:val="19"/>
+        </w:rPr>
+        <w:t xml:space="preserve">GET /</w:t>
+      </w:r>
+      <w:r>
+        <w:t xml:space="preserve"> nhận </w:t>
+      </w:r>
+      <w:r>
+        <w:rPr>
+          <w:rFonts w:ascii="Consolas" w:hAnsi="Consolas" w:cs="Consolas"/>
+          <w:color w:val="164E63"/>
+          <w:sz w:val="19"/>
+        </w:rPr>
+        <w:t xml:space="preserve">VoucherListQuery</w:t>
+      </w:r>
+      <w:r>
+        <w:t xml:space="preserve"> (</w:t>
+      </w:r>
+      <w:r>
+        <w:rPr>
+          <w:rFonts w:ascii="Consolas" w:hAnsi="Consolas" w:cs="Consolas"/>
+          <w:color w:val="164E63"/>
+          <w:sz w:val="19"/>
+        </w:rPr>
+        <w:t xml:space="preserve">Core.Application/Common/Paging/VoucherListQuery.cs</w:t>
+      </w:r>
+      <w:r>
+        <w:t xml:space="preserve">, dùng chung ba phiếu kho) và trả </w:t>
+      </w:r>
+      <w:r>
+        <w:rPr>
+          <w:rFonts w:ascii="Consolas" w:hAnsi="Consolas" w:cs="Consolas"/>
+          <w:color w:val="164E63"/>
+          <w:sz w:val="19"/>
+        </w:rPr>
+        <w:t xml:space="preserve">PagedResult</w:t>
+      </w:r>
+      <w:r>
+        <w:t xml:space="preserve"> (</w:t>
+      </w:r>
+      <w:r>
+        <w:rPr>
+          <w:rFonts w:ascii="Consolas" w:hAnsi="Consolas" w:cs="Consolas"/>
+          <w:color w:val="164E63"/>
+          <w:sz w:val="19"/>
+        </w:rPr>
+        <w:t xml:space="preserve">items</w:t>
+      </w:r>
+      <w:r>
+        <w:t xml:space="preserve">, </w:t>
+      </w:r>
+      <w:r>
+        <w:rPr>
+          <w:rFonts w:ascii="Consolas" w:hAnsi="Consolas" w:cs="Consolas"/>
+          <w:color w:val="164E63"/>
+          <w:sz w:val="19"/>
+        </w:rPr>
+        <w:t xml:space="preserve">total</w:t>
+      </w:r>
+      <w:r>
+        <w:t xml:space="preserve">, </w:t>
+      </w:r>
+      <w:r>
+        <w:rPr>
+          <w:rFonts w:ascii="Consolas" w:hAnsi="Consolas" w:cs="Consolas"/>
+          <w:color w:val="164E63"/>
+          <w:sz w:val="19"/>
+        </w:rPr>
+        <w:t xml:space="preserve">page</w:t>
+      </w:r>
+      <w:r>
+        <w:t xml:space="preserve">, </w:t>
+      </w:r>
+      <w:r>
+        <w:rPr>
+          <w:rFonts w:ascii="Consolas" w:hAnsi="Consolas" w:cs="Consolas"/>
+          <w:color w:val="164E63"/>
+          <w:sz w:val="19"/>
+        </w:rPr>
+        <w:t xml:space="preserve">pageSize</w:t>
+      </w:r>
+      <w:r>
+        <w:t xml:space="preserve">; tối đa 200 dòng một trang, mặc định 20; màn hình dùng 15).</w:t>
+      </w:r>
+    </w:p>
+    <w:tbl>
+      <w:tblPr>
+        <w:tblW w:w="9360" w:type="dxa"/>
+        <w:tblLayout w:type="fixed"/>
+        <w:tblBorders>
+          <w:top w:val="single" w:sz="4" w:color="B8C9D5"/>
+          <w:left w:val="single" w:sz="4" w:color="B8C9D5"/>
+          <w:bottom w:val="single" w:sz="4" w:color="B8C9D5"/>
+          <w:right w:val="single" w:sz="4" w:color="B8C9D5"/>
+          <w:insideH w:val="single" w:sz="4" w:color="D9E1E8"/>
+          <w:insideV w:val="single" w:sz="4" w:color="D9E1E8"/>
+        </w:tblBorders>
+      </w:tblPr>
+      <w:tblGrid>
+        <w:gridCol w:w="2829"/>
+        <w:gridCol w:w="6530"/>
+      </w:tblGrid>
+      <w:tr>
+        <w:trPr>
+          <w:tblHeader/>
+        </w:trPr>
+        <w:tc>
+          <w:tcPr>
+            <w:tcW w:w="2829" w:type="dxa"/>
+            <w:shd w:val="clear" w:fill="DCE9F3"/>
+            <w:tcMar>
+              <w:top w:w="70" w:type="dxa"/>
+              <w:left w:w="100" w:type="dxa"/>
+              <w:bottom w:w="70" w:type="dxa"/>
+              <w:right w:w="100" w:type="dxa"/>
+            </w:tcMar>
+          </w:tcPr>
+          <w:p>
+            <w:pPr>
+              <w:pStyle w:val="TableHeader"/>
+            </w:pPr>
+            <w:r>
+              <w:t xml:space="preserve">Tham số</w:t>
+            </w:r>
+          </w:p>
+        </w:tc>
+        <w:tc>
+          <w:tcPr>
+            <w:tcW w:w="6530" w:type="dxa"/>
+            <w:shd w:val="clear" w:fill="DCE9F3"/>
+            <w:tcMar>
+              <w:top w:w="70" w:type="dxa"/>
+              <w:left w:w="100" w:type="dxa"/>
+              <w:bottom w:w="70" w:type="dxa"/>
+              <w:right w:w="100" w:type="dxa"/>
+            </w:tcMar>
+          </w:tcPr>
+          <w:p>
+            <w:pPr>
+              <w:pStyle w:val="TableHeader"/>
+            </w:pPr>
+            <w:r>
+              <w:t xml:space="preserve">Ý nghĩa</w:t>
+            </w:r>
+          </w:p>
+        </w:tc>
+      </w:tr>
+      <w:tr>
+        <w:trPr>
+          <w:cantSplit/>
+        </w:trPr>
+        <w:tc>
+          <w:tcPr>
+            <w:tcW w:w="2829" w:type="dxa"/>
+            <w:tcMar>
+              <w:top w:w="70" w:type="dxa"/>
+              <w:left w:w="100" w:type="dxa"/>
+              <w:bottom w:w="70" w:type="dxa"/>
+              <w:right w:w="100" w:type="dxa"/>
+            </w:tcMar>
+          </w:tcPr>
+          <w:p>
+            <w:pPr>
+              <w:pStyle w:val="TableText"/>
+            </w:pPr>
+            <w:r>
+              <w:rPr>
+                <w:rFonts w:ascii="Consolas" w:hAnsi="Consolas" w:cs="Consolas"/>
+                <w:color w:val="164E63"/>
+                <w:sz w:val="19"/>
+              </w:rPr>
+              <w:t xml:space="preserve">page</w:t>
+            </w:r>
+            <w:r>
+              <w:t xml:space="preserve">, </w:t>
+            </w:r>
+            <w:r>
+              <w:rPr>
+                <w:rFonts w:ascii="Consolas" w:hAnsi="Consolas" w:cs="Consolas"/>
+                <w:color w:val="164E63"/>
+                <w:sz w:val="19"/>
+              </w:rPr>
+              <w:t xml:space="preserve">pageSize</w:t>
+            </w:r>
+          </w:p>
+        </w:tc>
+        <w:tc>
+          <w:tcPr>
+            <w:tcW w:w="6530" w:type="dxa"/>
+            <w:tcMar>
+              <w:top w:w="70" w:type="dxa"/>
+              <w:left w:w="100" w:type="dxa"/>
+              <w:bottom w:w="70" w:type="dxa"/>
+              <w:right w:w="100" w:type="dxa"/>
+            </w:tcMar>
+          </w:tcPr>
+          <w:p>
+            <w:pPr>
+              <w:pStyle w:val="TableText"/>
+            </w:pPr>
+            <w:r>
+              <w:t xml:space="preserve">Trang và số dòng</w:t>
+            </w:r>
+          </w:p>
+        </w:tc>
+      </w:tr>
+      <w:tr>
+        <w:trPr>
+          <w:cantSplit/>
+        </w:trPr>
+        <w:tc>
+          <w:tcPr>
+            <w:tcW w:w="2829" w:type="dxa"/>
+            <w:tcMar>
+              <w:top w:w="70" w:type="dxa"/>
+              <w:left w:w="100" w:type="dxa"/>
+              <w:bottom w:w="70" w:type="dxa"/>
+              <w:right w:w="100" w:type="dxa"/>
+            </w:tcMar>
+          </w:tcPr>
+          <w:p>
+            <w:pPr>
+              <w:pStyle w:val="TableText"/>
+            </w:pPr>
+            <w:r>
+              <w:rPr>
+                <w:rFonts w:ascii="Consolas" w:hAnsi="Consolas" w:cs="Consolas"/>
+                <w:color w:val="164E63"/>
+                <w:sz w:val="19"/>
+              </w:rPr>
+              <w:t xml:space="preserve">sort</w:t>
+            </w:r>
+            <w:r>
+              <w:t xml:space="preserve">, </w:t>
+            </w:r>
+            <w:r>
+              <w:rPr>
+                <w:rFonts w:ascii="Consolas" w:hAnsi="Consolas" w:cs="Consolas"/>
+                <w:color w:val="164E63"/>
+                <w:sz w:val="19"/>
+              </w:rPr>
+              <w:t xml:space="preserve">dir</w:t>
+            </w:r>
+          </w:p>
+        </w:tc>
+        <w:tc>
+          <w:tcPr>
+            <w:tcW w:w="6530" w:type="dxa"/>
+            <w:tcMar>
+              <w:top w:w="70" w:type="dxa"/>
+              <w:left w:w="100" w:type="dxa"/>
+              <w:bottom w:w="70" w:type="dxa"/>
+              <w:right w:w="100" w:type="dxa"/>
+            </w:tcMar>
+          </w:tcPr>
+          <w:p>
+            <w:pPr>
+              <w:pStyle w:val="TableText"/>
+            </w:pPr>
+            <w:r>
+              <w:t xml:space="preserve">Cột sắp xếp: </w:t>
+            </w:r>
+            <w:r>
+              <w:rPr>
+                <w:rFonts w:ascii="Consolas" w:hAnsi="Consolas" w:cs="Consolas"/>
+                <w:color w:val="164E63"/>
+                <w:sz w:val="19"/>
+              </w:rPr>
+              <w:t xml:space="preserve">date</w:t>
+            </w:r>
+            <w:r>
+              <w:t xml:space="preserve"> (mặc định, mới nhất trước), </w:t>
+            </w:r>
+            <w:r>
+              <w:rPr>
+                <w:rFonts w:ascii="Consolas" w:hAnsi="Consolas" w:cs="Consolas"/>
+                <w:color w:val="164E63"/>
+                <w:sz w:val="19"/>
+              </w:rPr>
+              <w:t xml:space="preserve">code</w:t>
+            </w:r>
+            <w:r>
+              <w:t xml:space="preserve">, </w:t>
+            </w:r>
+            <w:r>
+              <w:rPr>
+                <w:rFonts w:ascii="Consolas" w:hAnsi="Consolas" w:cs="Consolas"/>
+                <w:color w:val="164E63"/>
+                <w:sz w:val="19"/>
+              </w:rPr>
+              <w:t xml:space="preserve">warehouse</w:t>
+            </w:r>
+            <w:r>
+              <w:t xml:space="preserve">, </w:t>
+            </w:r>
+            <w:r>
+              <w:rPr>
+                <w:rFonts w:ascii="Consolas" w:hAnsi="Consolas" w:cs="Consolas"/>
+                <w:color w:val="164E63"/>
+                <w:sz w:val="19"/>
+              </w:rPr>
+              <w:t xml:space="preserve">voucherType</w:t>
+            </w:r>
+            <w:r>
+              <w:t xml:space="preserve">, </w:t>
+            </w:r>
+            <w:r>
+              <w:rPr>
+                <w:rFonts w:ascii="Consolas" w:hAnsi="Consolas" w:cs="Consolas"/>
+                <w:color w:val="164E63"/>
+                <w:sz w:val="19"/>
+              </w:rPr>
+              <w:t xml:space="preserve">{partner}</w:t>
+            </w:r>
+            <w:r>
+              <w:t xml:space="preserve">, </w:t>
+            </w:r>
+            <w:r>
+              <w:rPr>
+                <w:rFonts w:ascii="Consolas" w:hAnsi="Consolas" w:cs="Consolas"/>
+                <w:color w:val="164E63"/>
+                <w:sz w:val="19"/>
+              </w:rPr>
+              <w:t xml:space="preserve">status</w:t>
+            </w:r>
+            <w:r>
+              <w:t xml:space="preserve">, </w:t>
+            </w:r>
+            <w:r>
+              <w:rPr>
+                <w:rFonts w:ascii="Consolas" w:hAnsi="Consolas" w:cs="Consolas"/>
+                <w:color w:val="164E63"/>
+                <w:sz w:val="19"/>
+              </w:rPr>
+              <w:t xml:space="preserve">totalValue</w:t>
+            </w:r>
+            <w:r>
+              <w:t xml:space="preserve"> (người không có </w:t>
+            </w:r>
+            <w:r>
+              <w:rPr>
+                <w:rFonts w:ascii="Consolas" w:hAnsi="Consolas" w:cs="Consolas"/>
+                <w:color w:val="164E63"/>
+                <w:sz w:val="19"/>
+              </w:rPr>
+              <w:t xml:space="preserve">VIEW_PRICE</w:t>
+            </w:r>
+            <w:r>
+              <w:t xml:space="preserve"> không sắp xếp theo giá được), </w:t>
+            </w:r>
+            <w:r>
+              <w:rPr>
+                <w:rFonts w:ascii="Consolas" w:hAnsi="Consolas" w:cs="Consolas"/>
+                <w:color w:val="164E63"/>
+                <w:sz w:val="19"/>
+              </w:rPr>
+              <w:t xml:space="preserve">createdAt</w:t>
+            </w:r>
+            <w:r>
+              <w:t xml:space="preserve">, </w:t>
+            </w:r>
+            <w:r>
+              <w:rPr>
+                <w:rFonts w:ascii="Consolas" w:hAnsi="Consolas" w:cs="Consolas"/>
+                <w:color w:val="164E63"/>
+                <w:sz w:val="19"/>
+              </w:rPr>
+              <w:t xml:space="preserve">updatedAt</w:t>
+            </w:r>
+            <w:r>
+              <w:t xml:space="preserve">; </w:t>
+            </w:r>
+            <w:r>
+              <w:rPr>
+                <w:rFonts w:ascii="Consolas" w:hAnsi="Consolas" w:cs="Consolas"/>
+                <w:color w:val="164E63"/>
+                <w:sz w:val="19"/>
+              </w:rPr>
+              <w:t xml:space="preserve">dir</w:t>
+            </w:r>
+            <w:r>
+              <w:t xml:space="preserve"> = </w:t>
+            </w:r>
+            <w:r>
+              <w:rPr>
+                <w:rFonts w:ascii="Consolas" w:hAnsi="Consolas" w:cs="Consolas"/>
+                <w:color w:val="164E63"/>
+                <w:sz w:val="19"/>
+              </w:rPr>
+              <w:t xml:space="preserve">asc</w:t>
+            </w:r>
+            <w:r>
+              <w:t xml:space="preserve"> / </w:t>
+            </w:r>
+            <w:r>
+              <w:rPr>
+                <w:rFonts w:ascii="Consolas" w:hAnsi="Consolas" w:cs="Consolas"/>
+                <w:color w:val="164E63"/>
+                <w:sz w:val="19"/>
+              </w:rPr>
+              <w:t xml:space="preserve">desc</w:t>
+            </w:r>
+            <w:r>
+              <w:t xml:space="preserve">. Tên cột lạ trả 400</w:t>
+            </w:r>
+          </w:p>
+        </w:tc>
+      </w:tr>
+      <w:tr>
+        <w:trPr>
+          <w:cantSplit/>
+        </w:trPr>
+        <w:tc>
+          <w:tcPr>
+            <w:tcW w:w="2829" w:type="dxa"/>
+            <w:tcMar>
+              <w:top w:w="70" w:type="dxa"/>
+              <w:left w:w="100" w:type="dxa"/>
+              <w:bottom w:w="70" w:type="dxa"/>
+              <w:right w:w="100" w:type="dxa"/>
+            </w:tcMar>
+          </w:tcPr>
+          <w:p>
+            <w:pPr>
+              <w:pStyle w:val="TableText"/>
+            </w:pPr>
+            <w:r>
+              <w:rPr>
+                <w:rFonts w:ascii="Consolas" w:hAnsi="Consolas" w:cs="Consolas"/>
+                <w:color w:val="164E63"/>
+                <w:sz w:val="19"/>
+              </w:rPr>
+              <w:t xml:space="preserve">search</w:t>
+            </w:r>
+          </w:p>
+        </w:tc>
+        <w:tc>
+          <w:tcPr>
+            <w:tcW w:w="6530" w:type="dxa"/>
+            <w:tcMar>
+              <w:top w:w="70" w:type="dxa"/>
+              <w:left w:w="100" w:type="dxa"/>
+              <w:bottom w:w="70" w:type="dxa"/>
+              <w:right w:w="100" w:type="dxa"/>
+            </w:tcMar>
+          </w:tcPr>
+          <w:p>
+            <w:pPr>
+              <w:pStyle w:val="TableText"/>
+            </w:pPr>
+            <w:r>
+              <w:t xml:space="preserve">Tìm không phân biệt hoa thường và dấu ("dong a" ra "Đông Á") trong số phiếu, ghi chú, đối tác, kho (mã và tên) và vật tư của dòng (mã và tên)</w:t>
+            </w:r>
+          </w:p>
+        </w:tc>
+      </w:tr>
+      <w:tr>
+        <w:trPr>
+          <w:cantSplit/>
+        </w:trPr>
+        <w:tc>
+          <w:tcPr>
+            <w:tcW w:w="2829" w:type="dxa"/>
+            <w:tcMar>
+              <w:top w:w="70" w:type="dxa"/>
+              <w:left w:w="100" w:type="dxa"/>
+              <w:bottom w:w="70" w:type="dxa"/>
+              <w:right w:w="100" w:type="dxa"/>
+            </w:tcMar>
+          </w:tcPr>
+          <w:p>
+            <w:pPr>
+              <w:pStyle w:val="TableText"/>
+            </w:pPr>
+            <w:r>
+              <w:rPr>
+                <w:rFonts w:ascii="Consolas" w:hAnsi="Consolas" w:cs="Consolas"/>
+                <w:color w:val="164E63"/>
+                <w:sz w:val="19"/>
+              </w:rPr>
+              <w:t xml:space="preserve">status</w:t>
+            </w:r>
+          </w:p>
+        </w:tc>
+        <w:tc>
+          <w:tcPr>
+            <w:tcW w:w="6530" w:type="dxa"/>
+            <w:tcMar>
+              <w:top w:w="70" w:type="dxa"/>
+              <w:left w:w="100" w:type="dxa"/>
+              <w:bottom w:w="70" w:type="dxa"/>
+              <w:right w:w="100" w:type="dxa"/>
+            </w:tcMar>
+          </w:tcPr>
+          <w:p>
+            <w:pPr>
+              <w:pStyle w:val="TableText"/>
+            </w:pPr>
+            <w:r>
+              <w:rPr>
+                <w:rFonts w:ascii="Consolas" w:hAnsi="Consolas" w:cs="Consolas"/>
+                <w:color w:val="164E63"/>
+                <w:sz w:val="19"/>
+              </w:rPr>
+              <w:t xml:space="preserve">Draft</w:t>
+            </w:r>
+            <w:r>
+              <w:t xml:space="preserve">, </w:t>
+            </w:r>
+            <w:r>
+              <w:rPr>
+                <w:rFonts w:ascii="Consolas" w:hAnsi="Consolas" w:cs="Consolas"/>
+                <w:color w:val="164E63"/>
+                <w:sz w:val="19"/>
+              </w:rPr>
+              <w:t xml:space="preserve">Pending</w:t>
+            </w:r>
+            <w:r>
+              <w:t xml:space="preserve">, </w:t>
+            </w:r>
+            <w:r>
+              <w:rPr>
+                <w:rFonts w:ascii="Consolas" w:hAnsi="Consolas" w:cs="Consolas"/>
+                <w:color w:val="164E63"/>
+                <w:sz w:val="19"/>
+              </w:rPr>
+              <w:t xml:space="preserve">Approved</w:t>
+            </w:r>
+            <w:r>
+              <w:t xml:space="preserve">, </w:t>
+            </w:r>
+            <w:r>
+              <w:rPr>
+                <w:rFonts w:ascii="Consolas" w:hAnsi="Consolas" w:cs="Consolas"/>
+                <w:color w:val="164E63"/>
+                <w:sz w:val="19"/>
+              </w:rPr>
+              <w:t xml:space="preserve">Posted</w:t>
+            </w:r>
+            <w:r>
+              <w:t xml:space="preserve">, </w:t>
+            </w:r>
+            <w:r>
+              <w:rPr>
+                <w:rFonts w:ascii="Consolas" w:hAnsi="Consolas" w:cs="Consolas"/>
+                <w:color w:val="164E63"/>
+                <w:sz w:val="19"/>
+              </w:rPr>
+              <w:t xml:space="preserve">Cancelled</w:t>
+            </w:r>
+            <w:r>
+              <w:t xml:space="preserve"> (tên khác trả 400)</w:t>
+            </w:r>
+          </w:p>
+        </w:tc>
+      </w:tr>
+      <w:tr>
+        <w:trPr>
+          <w:cantSplit/>
+        </w:trPr>
+        <w:tc>
+          <w:tcPr>
+            <w:tcW w:w="2829" w:type="dxa"/>
+            <w:tcMar>
+              <w:top w:w="70" w:type="dxa"/>
+              <w:left w:w="100" w:type="dxa"/>
+              <w:bottom w:w="70" w:type="dxa"/>
+              <w:right w:w="100" w:type="dxa"/>
+            </w:tcMar>
+          </w:tcPr>
+          <w:p>
+            <w:pPr>
+              <w:pStyle w:val="TableText"/>
+            </w:pPr>
+            <w:r>
+              <w:rPr>
+                <w:rFonts w:ascii="Consolas" w:hAnsi="Consolas" w:cs="Consolas"/>
+                <w:color w:val="164E63"/>
+                <w:sz w:val="19"/>
+              </w:rPr>
+              <w:t xml:space="preserve">warehouse</w:t>
+            </w:r>
+            <w:r>
+              <w:t xml:space="preserve">, </w:t>
+            </w:r>
+            <w:r>
+              <w:rPr>
+                <w:rFonts w:ascii="Consolas" w:hAnsi="Consolas" w:cs="Consolas"/>
+                <w:color w:val="164E63"/>
+                <w:sz w:val="19"/>
+              </w:rPr>
+              <w:t xml:space="preserve">voucherType</w:t>
+            </w:r>
+          </w:p>
+        </w:tc>
+        <w:tc>
+          <w:tcPr>
+            <w:tcW w:w="6530" w:type="dxa"/>
+            <w:tcMar>
+              <w:top w:w="70" w:type="dxa"/>
+              <w:left w:w="100" w:type="dxa"/>
+              <w:bottom w:w="70" w:type="dxa"/>
+              <w:right w:w="100" w:type="dxa"/>
+            </w:tcMar>
+          </w:tcPr>
+          <w:p>
+            <w:pPr>
+              <w:pStyle w:val="TableText"/>
+            </w:pPr>
+            <w:r>
+              <w:t xml:space="preserve">Mã kho; loại phiếu (đúng chữ)</w:t>
+            </w:r>
+          </w:p>
+        </w:tc>
+      </w:tr>
+      <w:tr>
+        <w:trPr>
+          <w:cantSplit/>
+        </w:trPr>
+        <w:tc>
+          <w:tcPr>
+            <w:tcW w:w="2829" w:type="dxa"/>
+            <w:tcMar>
+              <w:top w:w="70" w:type="dxa"/>
+              <w:left w:w="100" w:type="dxa"/>
+              <w:bottom w:w="70" w:type="dxa"/>
+              <w:right w:w="100" w:type="dxa"/>
+            </w:tcMar>
+          </w:tcPr>
+          <w:p>
+            <w:pPr>
+              <w:pStyle w:val="TableText"/>
+            </w:pPr>
+            <w:r>
+              <w:rPr>
+                <w:rFonts w:ascii="Consolas" w:hAnsi="Consolas" w:cs="Consolas"/>
+                <w:color w:val="164E63"/>
+                <w:sz w:val="19"/>
+              </w:rPr>
+              <w:t xml:space="preserve">code</w:t>
+            </w:r>
+          </w:p>
+        </w:tc>
+        <w:tc>
+          <w:tcPr>
+            <w:tcW w:w="6530" w:type="dxa"/>
+            <w:tcMar>
+              <w:top w:w="70" w:type="dxa"/>
+              <w:left w:w="100" w:type="dxa"/>
+              <w:bottom w:w="70" w:type="dxa"/>
+              <w:right w:w="100" w:type="dxa"/>
+            </w:tcMar>
+          </w:tcPr>
+          <w:p>
+            <w:pPr>
+              <w:pStyle w:val="TableText"/>
+            </w:pPr>
+            <w:r>
+              <w:t xml:space="preserve">Một phần số phiếu, hoặc nhiều số phiếu đầy đủ cách nhau dấu phẩy</w:t>
+            </w:r>
+          </w:p>
+        </w:tc>
+      </w:tr>
+      <w:tr>
+        <w:trPr>
+          <w:cantSplit/>
+        </w:trPr>
+        <w:tc>
+          <w:tcPr>
+            <w:tcW w:w="2829" w:type="dxa"/>
+            <w:tcMar>
+              <w:top w:w="70" w:type="dxa"/>
+              <w:left w:w="100" w:type="dxa"/>
+              <w:bottom w:w="70" w:type="dxa"/>
+              <w:right w:w="100" w:type="dxa"/>
+            </w:tcMar>
+          </w:tcPr>
+          <w:p>
+            <w:pPr>
+              <w:pStyle w:val="TableText"/>
+            </w:pPr>
+            <w:r>
+              <w:rPr>
+                <w:rFonts w:ascii="Consolas" w:hAnsi="Consolas" w:cs="Consolas"/>
+                <w:color w:val="164E63"/>
+                <w:sz w:val="19"/>
+              </w:rPr>
+              <w:t xml:space="preserve">from</w:t>
+            </w:r>
+            <w:r>
+              <w:t xml:space="preserve">, </w:t>
+            </w:r>
+            <w:r>
+              <w:rPr>
+                <w:rFonts w:ascii="Consolas" w:hAnsi="Consolas" w:cs="Consolas"/>
+                <w:color w:val="164E63"/>
+                <w:sz w:val="19"/>
+              </w:rPr>
+              <w:t xml:space="preserve">to</w:t>
+            </w:r>
+          </w:p>
+        </w:tc>
+        <w:tc>
+          <w:tcPr>
+            <w:tcW w:w="6530" w:type="dxa"/>
+            <w:tcMar>
+              <w:top w:w="70" w:type="dxa"/>
+              <w:left w:w="100" w:type="dxa"/>
+              <w:bottom w:w="70" w:type="dxa"/>
+              <w:right w:w="100" w:type="dxa"/>
+            </w:tcMar>
+          </w:tcPr>
+          <w:p>
+            <w:pPr>
+              <w:pStyle w:val="TableText"/>
+            </w:pPr>
+            <w:r>
+              <w:t xml:space="preserve">Ngày chứng từ từ / đến (</w:t>
+            </w:r>
+            <w:r>
+              <w:rPr>
+                <w:rFonts w:ascii="Consolas" w:hAnsi="Consolas" w:cs="Consolas"/>
+                <w:color w:val="164E63"/>
+                <w:sz w:val="19"/>
+              </w:rPr>
+              <w:t xml:space="preserve">yyyy-MM-dd</w:t>
+            </w:r>
+            <w:r>
+              <w:t xml:space="preserve">)</w:t>
+            </w:r>
+          </w:p>
+        </w:tc>
+      </w:tr>
+    </w:tbl>
+    <w:p>
+      <w:pPr>
+        <w:spacing w:after="60"/>
+      </w:pPr>
+    </w:p>
+    <w:p>
+      <w:pPr>
+        <w:pStyle w:val="ListParagraph"/>
+      </w:pPr>
+      <w:r>
+        <w:t xml:space="preserve">• Người không có </w:t>
+      </w:r>
+      <w:r>
+        <w:rPr>
+          <w:rFonts w:ascii="Consolas" w:hAnsi="Consolas" w:cs="Consolas"/>
+          <w:color w:val="164E63"/>
+          <w:sz w:val="19"/>
+        </w:rPr>
+        <w:t xml:space="preserve">VIEW_ALL</w:t>
+      </w:r>
+      <w:r>
+        <w:t xml:space="preserve"> chỉ thấy phiếu mình lập, ở cả danh sách và tệp Excel.</w:t>
+      </w:r>
+    </w:p>
+    <w:p>
+      <w:pPr>
+        <w:pStyle w:val="ListParagraph"/>
+      </w:pPr>
+      <w:r>
+        <w:t xml:space="preserve">• Các dòng chi tiết chỉ đọc cho những phiếu của trang đang hiển thị. Sắp xếp luôn có thêm khóa phụ (</w:t>
+      </w:r>
+      <w:r>
+        <w:rPr>
+          <w:rFonts w:ascii="Consolas" w:hAnsi="Consolas" w:cs="Consolas"/>
+          <w:color w:val="164E63"/>
+          <w:sz w:val="19"/>
+        </w:rPr>
+        <w:t xml:space="preserve">id</w:t>
+      </w:r>
+      <w:r>
+        <w:t xml:space="preserve">) nên các trang không lặp hay sót phiếu.</w:t>
+      </w:r>
+    </w:p>
+    <w:p>
+      <w:pPr>
+        <w:pStyle w:val="ListParagraph"/>
+      </w:pPr>
+      <w:r>
+        <w:t xml:space="preserve">• Frontend: </w:t>
+      </w:r>
+      <w:r>
+        <w:rPr>
+          <w:rFonts w:ascii="Consolas" w:hAnsi="Consolas" w:cs="Consolas"/>
+          <w:color w:val="164E63"/>
+          <w:sz w:val="19"/>
+        </w:rPr>
+        <w:t xml:space="preserve">usePagedList</w:t>
+      </w:r>
+      <w:r>
+        <w:t xml:space="preserve"> + </w:t>
+      </w:r>
+      <w:r>
+        <w:rPr>
+          <w:rFonts w:ascii="Consolas" w:hAnsi="Consolas" w:cs="Consolas"/>
+          <w:color w:val="164E63"/>
+          <w:sz w:val="19"/>
+        </w:rPr>
+        <w:t xml:space="preserve">GridView serverSide</w:t>
+      </w:r>
+      <w:r>
+        <w:t xml:space="preserve">; đổi tìm kiếm, bộ lọc, cột sắp xếp hay cỡ trang thì về trang 1; sau khi lưu, đổi trạng thái, xóa thì đọc lại trang. Mở phiếu từ thông báo mà phiếu nằm ở trang khác thì hỏi máy chủ theo số phiếu (</w:t>
+      </w:r>
+      <w:r>
+        <w:rPr>
+          <w:rFonts w:ascii="Consolas" w:hAnsi="Consolas" w:cs="Consolas"/>
+          <w:color w:val="164E63"/>
+          <w:sz w:val="19"/>
+        </w:rPr>
+        <w:t xml:space="preserve">code</w:t>
+      </w:r>
+      <w:r>
+        <w:t xml:space="preserve">).</w:t>
+      </w:r>
+    </w:p>
+    <w:p>
+      <w:pPr>
+        <w:pStyle w:val="ListParagraph"/>
+      </w:pPr>
+      <w:r>
+        <w:t xml:space="preserve">• </w:t>
+      </w:r>
+      <w:r>
+        <w:rPr>
+          <w:b/>
+        </w:rPr>
+        <w:t xml:space="preserve">Xuất Excel</w:t>
+      </w:r>
+      <w:r>
+        <w:t xml:space="preserve"> do máy chủ làm (</w:t>
+      </w:r>
+      <w:r>
+        <w:rPr>
+          <w:rFonts w:ascii="Consolas" w:hAnsi="Consolas" w:cs="Consolas"/>
+          <w:color w:val="164E63"/>
+          <w:sz w:val="19"/>
+        </w:rPr>
+        <w:t xml:space="preserve">IExcelExporter</w:t>
+      </w:r>
+      <w:r>
+        <w:t xml:space="preserve">): cần quyền Xem và Xuất, tối đa </w:t>
+      </w:r>
+      <w:r>
+        <w:rPr>
+          <w:rFonts w:ascii="Consolas" w:hAnsi="Consolas" w:cs="Consolas"/>
+          <w:color w:val="164E63"/>
+          <w:sz w:val="19"/>
+        </w:rPr>
+        <w:t xml:space="preserve">PagingLimits.MaxExportRows</w:t>
+      </w:r>
+      <w:r>
+        <w:t xml:space="preserve"> dòng, cột giá chỉ có khi người dùng có </w:t>
+      </w:r>
+      <w:r>
+        <w:rPr>
+          <w:rFonts w:ascii="Consolas" w:hAnsi="Consolas" w:cs="Consolas"/>
+          <w:color w:val="164E63"/>
+          <w:sz w:val="19"/>
+        </w:rPr>
+        <w:t xml:space="preserve">VIEW_PRICE</w:t>
+      </w:r>
+      <w:r>
+        <w:t xml:space="preserve">, và được ghi vào nhật ký (</w:t>
+      </w:r>
+      <w:r>
+        <w:rPr>
+          <w:rFonts w:ascii="Consolas" w:hAnsi="Consolas" w:cs="Consolas"/>
+          <w:color w:val="164E63"/>
+          <w:sz w:val="19"/>
+        </w:rPr>
+        <w:t xml:space="preserve">EXPORT</w:t>
+      </w:r>
+      <w:r>
+        <w:t xml:space="preserve">). Tiêu đề cột là các khóa </w:t>
+      </w:r>
+      <w:r>
+        <w:rPr>
+          <w:rFonts w:ascii="Consolas" w:hAnsi="Consolas" w:cs="Consolas"/>
+          <w:color w:val="164E63"/>
+          <w:sz w:val="19"/>
+        </w:rPr>
+        <w:t xml:space="preserve">export.&lt;loại&gt;.*</w:t>
+      </w:r>
+      <w:r>
+        <w:t xml:space="preserve">.</w:t>
       </w:r>
     </w:p>
     <w:p>
@@ -6151,10 +7164,10 @@
           <w:color w:val="164E63"/>
           <w:sz w:val="19"/>
         </w:rPr>
-        <w:t xml:space="preserve">POST</w:t>
-      </w:r>
-      <w:r>
-        <w:t xml:space="preserve"> và phiếu </w:t>
+        <w:t xml:space="preserve">ST_POSTED</w:t>
+      </w:r>
+      <w:r>
+        <w:t xml:space="preserve"> (ở đơn vị của phiếu) và phiếu </w:t>
       </w:r>
       <w:r>
         <w:rPr>
@@ -16818,37 +17831,57 @@
         <w:t xml:space="preserve">VIEW_ALL</w:t>
       </w:r>
       <w:r>
-        <w:t xml:space="preserve"> (xem phiếu người khác), </w:t>
-      </w:r>
-      <w:r>
-        <w:rPr>
-          <w:rFonts w:ascii="Consolas" w:hAnsi="Consolas" w:cs="Consolas"/>
-          <w:color w:val="164E63"/>
-          <w:sz w:val="19"/>
-        </w:rPr>
-        <w:t xml:space="preserve">EDIT_PENDING</w:t>
-      </w:r>
-      <w:r>
-        <w:t xml:space="preserve"> (sửa phiếu chờ duyệt), </w:t>
-      </w:r>
-      <w:r>
-        <w:rPr>
-          <w:rFonts w:ascii="Consolas" w:hAnsi="Consolas" w:cs="Consolas"/>
-          <w:color w:val="164E63"/>
-          <w:sz w:val="19"/>
-        </w:rPr>
-        <w:t xml:space="preserve">EDIT_APPROVED</w:t>
-      </w:r>
-      <w:r>
-        <w:t xml:space="preserve"> (sửa phiếu đã duyệt), </w:t>
-      </w:r>
-      <w:r>
-        <w:rPr>
-          <w:rFonts w:ascii="Consolas" w:hAnsi="Consolas" w:cs="Consolas"/>
-          <w:color w:val="164E63"/>
-          <w:sz w:val="19"/>
-        </w:rPr>
-        <w:t xml:space="preserve">POST</w:t>
+        <w:t xml:space="preserve"> (xem phiếu người khác) và các quyền </w:t>
+      </w:r>
+      <w:r>
+        <w:rPr>
+          <w:b/>
+        </w:rPr>
+        <w:t xml:space="preserve">trạng thái</w:t>
+      </w:r>
+      <w:r>
+        <w:t xml:space="preserve">, cấp riêng từng đơn vị cơ sở (mã có đơn vị, ví dụ </w:t>
+      </w:r>
+      <w:r>
+        <w:rPr>
+          <w:rFonts w:ascii="Consolas" w:hAnsi="Consolas" w:cs="Consolas"/>
+          <w:color w:val="164E63"/>
+          <w:sz w:val="19"/>
+        </w:rPr>
+        <w:t xml:space="preserve">inv_receipt:ST_POSTED@DVCS01</w:t>
+      </w:r>
+      <w:r>
+        <w:t xml:space="preserve">): </w:t>
+      </w:r>
+      <w:r>
+        <w:rPr>
+          <w:rFonts w:ascii="Consolas" w:hAnsi="Consolas" w:cs="Consolas"/>
+          <w:color w:val="164E63"/>
+          <w:sz w:val="19"/>
+        </w:rPr>
+        <w:t xml:space="preserve">ST_PENDING</w:t>
+      </w:r>
+      <w:r>
+        <w:t xml:space="preserve"> (gửi duyệt, sửa phiếu chờ duyệt), </w:t>
+      </w:r>
+      <w:r>
+        <w:rPr>
+          <w:rFonts w:ascii="Consolas" w:hAnsi="Consolas" w:cs="Consolas"/>
+          <w:color w:val="164E63"/>
+          <w:sz w:val="19"/>
+        </w:rPr>
+        <w:t xml:space="preserve">ST_APPROVED</w:t>
+      </w:r>
+      <w:r>
+        <w:t xml:space="preserve"> (lưu thẳng ở đã duyệt, sửa phiếu đã duyệt), </w:t>
+      </w:r>
+      <w:r>
+        <w:rPr>
+          <w:rFonts w:ascii="Consolas" w:hAnsi="Consolas" w:cs="Consolas"/>
+          <w:color w:val="164E63"/>
+          <w:sz w:val="19"/>
+        </w:rPr>
+        <w:t xml:space="preserve">ST_POSTED</w:t>
       </w:r>
       <w:r>
         <w:t xml:space="preserve"> (ghi sổ), </w:t>
@@ -16859,7 +17892,7 @@
           <w:color w:val="164E63"/>
           <w:sz w:val="19"/>
         </w:rPr>
-        <w:t xml:space="preserve">UNPOST</w:t>
+        <w:t xml:space="preserve">ST_UNPOST</w:t>
       </w:r>
       <w:r>
         <w:t xml:space="preserve"> (bỏ ghi sổ), </w:t>
@@ -16870,10 +17903,21 @@
           <w:color w:val="164E63"/>
           <w:sz w:val="19"/>
         </w:rPr>
-        <w:t xml:space="preserve">CANCEL</w:t>
-      </w:r>
-      <w:r>
-        <w:t xml:space="preserve"> (hủy). Đọc sổ kho / tồn dùng chức năng </w:t>
+        <w:t xml:space="preserve">ST_CANCELLED</w:t>
+      </w:r>
+      <w:r>
+        <w:t xml:space="preserve"> (hủy); xem </w:t>
+      </w:r>
+      <w:r>
+        <w:rPr>
+          <w:rFonts w:ascii="Consolas" w:hAnsi="Consolas" w:cs="Consolas"/>
+          <w:color w:val="164E63"/>
+          <w:sz w:val="19"/>
+        </w:rPr>
+        <w:t xml:space="preserve">docs/he-thong/trang-thai-chung-tu.md</w:t>
+      </w:r>
+      <w:r>
+        <w:t xml:space="preserve">. Đọc sổ kho / tồn dùng chức năng </w:t>
       </w:r>
       <w:r>
         <w:rPr>
@@ -19176,7 +20220,7 @@
           <w:color w:val="164E63"/>
           <w:sz w:val="19"/>
         </w:rPr>
-        <w:t xml:space="preserve">POST</w:t>
+        <w:t xml:space="preserve">VIEW_PRICE</w:t>
       </w:r>
       <w:r>
         <w:t xml:space="preserve">, </w:t>
@@ -19187,32 +20231,43 @@
           <w:color w:val="164E63"/>
           <w:sz w:val="19"/>
         </w:rPr>
-        <w:t xml:space="preserve">UNPOST</w:t>
-      </w:r>
-      <w:r>
-        <w:t xml:space="preserve">, </w:t>
-      </w:r>
-      <w:r>
-        <w:rPr>
-          <w:rFonts w:ascii="Consolas" w:hAnsi="Consolas" w:cs="Consolas"/>
-          <w:color w:val="164E63"/>
-          <w:sz w:val="19"/>
-        </w:rPr>
-        <w:t xml:space="preserve">VIEW_PRICE</w:t>
-      </w:r>
-      <w:r>
-        <w:t xml:space="preserve">, </w:t>
-      </w:r>
-      <w:r>
-        <w:rPr>
-          <w:rFonts w:ascii="Consolas" w:hAnsi="Consolas" w:cs="Consolas"/>
-          <w:color w:val="164E63"/>
-          <w:sz w:val="19"/>
-        </w:rPr>
         <w:t xml:space="preserve">VIEW_ALL</w:t>
       </w:r>
       <w:r>
-        <w:t xml:space="preserve"> cho đúng người.</w:t>
+        <w:t xml:space="preserve"> và quyền trạng thái </w:t>
+      </w:r>
+      <w:r>
+        <w:rPr>
+          <w:rFonts w:ascii="Consolas" w:hAnsi="Consolas" w:cs="Consolas"/>
+          <w:color w:val="164E63"/>
+          <w:sz w:val="19"/>
+        </w:rPr>
+        <w:t xml:space="preserve">ST_*</w:t>
+      </w:r>
+      <w:r>
+        <w:t xml:space="preserve"> của từng đơn vị cơ sở (ghi sổ: </w:t>
+      </w:r>
+      <w:r>
+        <w:rPr>
+          <w:rFonts w:ascii="Consolas" w:hAnsi="Consolas" w:cs="Consolas"/>
+          <w:color w:val="164E63"/>
+          <w:sz w:val="19"/>
+        </w:rPr>
+        <w:t xml:space="preserve">ST_POSTED</w:t>
+      </w:r>
+      <w:r>
+        <w:t xml:space="preserve">, bỏ ghi sổ: </w:t>
+      </w:r>
+      <w:r>
+        <w:rPr>
+          <w:rFonts w:ascii="Consolas" w:hAnsi="Consolas" w:cs="Consolas"/>
+          <w:color w:val="164E63"/>
+          <w:sz w:val="19"/>
+        </w:rPr>
+        <w:t xml:space="preserve">ST_UNPOST</w:t>
+      </w:r>
+      <w:r>
+        <w:t xml:space="preserve">) cho đúng người.</w:t>
       </w:r>
     </w:p>
     <w:p>
@@ -19864,7 +20919,16 @@
         <w:pStyle w:val="ListParagraph"/>
       </w:pPr>
       <w:r>
-        <w:t xml:space="preserve">• Phiếu nhập và phiếu xuất chưa có phân trang phía máy chủ và xuất Excel từ trình duyệt (khác các danh mục); danh sách tải hết phiếu của đơn vị một lần.</w:t>
+        <w:t xml:space="preserve">• Danh sách phiếu nhập, phiếu xuất và phiếu yêu cầu đã </w:t>
+      </w:r>
+      <w:r>
+        <w:rPr>
+          <w:b/>
+        </w:rPr>
+        <w:t xml:space="preserve">phân trang, lọc, tìm và sắp xếp ở máy chủ</w:t>
+      </w:r>
+      <w:r>
+        <w:t xml:space="preserve">, xuất Excel do máy chủ làm (xem mục 2.4.1).</w:t>
       </w:r>
     </w:p>
     <w:p>
@@ -19957,7 +21021,7 @@
         <w:color w:val="667788"/>
         <w:sz w:val="17"/>
       </w:rPr>
-      <w:t xml:space="preserve">S-ERP - Phiếu nhập, phiếu xuất và sổ kho · Trang </w:t>
+      <w:t xml:space="preserve">S-ERP — Sổ kho và phiếu nhập kho · Trang </w:t>
     </w:r>
     <w:fldSimple w:instr="PAGE"/>
   </w:p>
